--- a/DES030_generation/02_Current_Target/DES-030_LstCutOff_M3_OrchestrationDesCommandes_V1_0.docx
+++ b/DES030_generation/02_Current_Target/DES-030_LstCutOff_M3_OrchestrationDesCommandes_V1_0.docx
@@ -1891,7 +1891,7 @@
             <w:rFonts w:cs="Arial"/>
             <w:noProof/>
           </w:rPr>
-          <w:t>Prerequisites and Dependances</w:t>
+          <w:t>Prerequisites and Dependencies</w:t>
         </w:r>
         <w:r>
           <w:rPr>
@@ -3456,25 +3456,6 @@
           <w:rFonts w:cs="Arial"/>
         </w:rPr>
         <w:t>from the ION development environment to test and/or production environments.</w:t>
-      </w:r>
-    </w:p>
-    <w:p>
-      <w:pPr>
-        <w:pStyle w:val="BodyText"/>
-        <w:numPr>
-          <w:ilvl w:val="0"/>
-          <w:numId w:val="8"/>
-        </w:numPr>
-        <w:jc w:val="both"/>
-        <w:rPr>
-          <w:rFonts w:cs="Arial"/>
-        </w:rPr>
-      </w:pPr>
-      <w:r>
-        <w:rPr>
-          <w:rFonts w:cs="Arial"/>
-        </w:rPr>
-        <w:t>Xtend M3</w:t>
       </w:r>
     </w:p>
     <w:p>
@@ -3543,7 +3524,7 @@
         <w:rPr>
           <w:rFonts w:cs="Arial"/>
         </w:rPr>
-        <w:t>pendances</w:t>
+        <w:t>pendencies</w:t>
       </w:r>
       <w:bookmarkEnd w:id="11"/>
       <w:bookmarkEnd w:id="12"/>
@@ -3587,70 +3568,6 @@
           <w:color w:val="000000"/>
         </w:rPr>
         <w:t>accessible:</w:t>
-      </w:r>
-    </w:p>
-    <w:p>
-      <w:pPr>
-        <w:pStyle w:val="ListParagraph"/>
-        <w:numPr>
-          <w:ilvl w:val="0"/>
-          <w:numId w:val="5"/>
-        </w:numPr>
-        <w:spacing w:line="360" w:lineRule="auto"/>
-        <w:rPr>
-          <w:rStyle w:val="InforHeadline"/>
-          <w:rFonts w:ascii="Arial" w:hAnsi="Arial" w:cs="Arial"/>
-          <w:b w:val="0"/>
-          <w:sz w:val="20"/>
-          <w:szCs w:val="20"/>
-        </w:rPr>
-      </w:pPr>
-      <w:r>
-        <w:rPr>
-          <w:rStyle w:val="InforHeadline"/>
-          <w:rFonts w:ascii="Arial" w:hAnsi="Arial" w:cs="Arial"/>
-          <w:b w:val="0"/>
-          <w:sz w:val="20"/>
-          <w:szCs w:val="20"/>
-        </w:rPr>
-        <w:t>M3</w:t>
-      </w:r>
-      <w:r>
-        <w:rPr>
-          <w:rStyle w:val="InforHeadline"/>
-          <w:rFonts w:ascii="Arial" w:hAnsi="Arial" w:cs="Arial"/>
-          <w:b w:val="0"/>
-          <w:sz w:val="20"/>
-          <w:szCs w:val="20"/>
-        </w:rPr>
-        <w:t xml:space="preserve"> </w:t>
-      </w:r>
-    </w:p>
-    <w:p>
-      <w:pPr>
-        <w:pStyle w:val="ListParagraph"/>
-        <w:numPr>
-          <w:ilvl w:val="0"/>
-          <w:numId w:val="5"/>
-        </w:numPr>
-        <w:spacing w:line="360" w:lineRule="auto"/>
-        <w:rPr>
-          <w:rStyle w:val="InforHeadline"/>
-          <w:rFonts w:ascii="Arial" w:hAnsi="Arial" w:cs="Arial"/>
-          <w:b w:val="0"/>
-          <w:sz w:val="20"/>
-          <w:szCs w:val="20"/>
-        </w:rPr>
-      </w:pPr>
-      <w:r>
-        <w:rPr>
-          <w:rStyle w:val="InforHeadline"/>
-          <w:rFonts w:ascii="Arial" w:hAnsi="Arial" w:cs="Arial"/>
-          <w:b w:val="0"/>
-          <w:sz w:val="20"/>
-          <w:szCs w:val="20"/>
-        </w:rPr>
-        <w:t>ION</w:t>
       </w:r>
     </w:p>
     <w:p>
@@ -4574,72 +4491,6 @@
           </wp:inline>
         </w:drawing>
       </w:r>
-    </w:p>
-    <w:p>
-      <w:pPr>
-        <w:pStyle w:val="BodyText"/>
-        <w:ind w:left="0"/>
-      </w:pPr>
-    </w:p>
-    <w:p>
-      <w:pPr>
-        <w:pStyle w:val="BodyText"/>
-        <w:ind w:left="0"/>
-      </w:pPr>
-    </w:p>
-    <w:p>
-      <w:pPr>
-        <w:pStyle w:val="BodyText"/>
-        <w:ind w:left="0"/>
-      </w:pPr>
-    </w:p>
-    <w:p>
-      <w:pPr>
-        <w:pStyle w:val="BodyText"/>
-        <w:ind w:left="0"/>
-      </w:pPr>
-    </w:p>
-    <w:p>
-      <w:pPr>
-        <w:pStyle w:val="BodyText"/>
-        <w:ind w:left="0"/>
-      </w:pPr>
-    </w:p>
-    <w:p>
-      <w:pPr>
-        <w:pStyle w:val="BodyText"/>
-        <w:ind w:left="0"/>
-      </w:pPr>
-    </w:p>
-    <w:p>
-      <w:pPr>
-        <w:pStyle w:val="BodyText"/>
-        <w:ind w:left="0"/>
-      </w:pPr>
-    </w:p>
-    <w:p>
-      <w:pPr>
-        <w:pStyle w:val="BodyText"/>
-        <w:ind w:left="0"/>
-      </w:pPr>
-    </w:p>
-    <w:p>
-      <w:pPr>
-        <w:pStyle w:val="BodyText"/>
-        <w:ind w:left="0"/>
-      </w:pPr>
-    </w:p>
-    <w:p>
-      <w:pPr>
-        <w:pStyle w:val="BodyText"/>
-        <w:ind w:left="0"/>
-      </w:pPr>
-    </w:p>
-    <w:p>
-      <w:pPr>
-        <w:pStyle w:val="BodyText"/>
-        <w:ind w:left="0"/>
-      </w:pPr>
     </w:p>
     <w:sectPr>
       <w:headerReference w:type="default" r:id="rId97"/>

--- a/DES030_generation/02_Current_Target/DES-030_LstCutOff_M3_OrchestrationDesCommandes_V1_0.docx
+++ b/DES030_generation/02_Current_Target/DES-030_LstCutOff_M3_OrchestrationDesCommandes_V1_0.docx
@@ -1,220 +1,5 @@
 
-<file path=customXml\item1.xml><?xml version="1.0" encoding="utf-8"?>
-<b:Sources xmlns:b="http://schemas.openxmlformats.org/officeDocument/2006/bibliography" xmlns="http://schemas.openxmlformats.org/officeDocument/2006/bibliography" SelectedStyle="\APA.XSL" StyleName="APA"/>
-</file>
-
-<file path=customXml\item2.xml><?xml version="1.0" encoding="utf-8"?>
-<ct:contentTypeSchema xmlns:ct="http://schemas.microsoft.com/office/2006/metadata/contentType" xmlns:ma="http://schemas.microsoft.com/office/2006/metadata/properties/metaAttributes" ct:_="" ma:_="" ma:contentTypeName="Document" ma:contentTypeID="0x01010027921C837FF7CF45805A3EEFCEA16037" ma:contentTypeVersion="2" ma:contentTypeDescription="Create a new document." ma:contentTypeScope="" ma:versionID="e70ce9119556458e8c896827748ccebf">
-  <xsd:schema xmlns:xsd="http://www.w3.org/2001/XMLSchema" xmlns:p="http://schemas.microsoft.com/office/2006/metadata/properties" xmlns:ns2="27120ea7-e29f-4289-be69-b33f6ff1fd8f" targetNamespace="http://schemas.microsoft.com/office/2006/metadata/properties" ma:root="true" ma:fieldsID="ed075779580fa26a6cc176b6dde06b0a" ns2:_="">
-    <xsd:import namespace="27120ea7-e29f-4289-be69-b33f6ff1fd8f"/>
-    <xsd:element name="properties">
-      <xsd:complexType>
-        <xsd:sequence>
-          <xsd:element name="documentManagement">
-            <xsd:complexType>
-              <xsd:all>
-                <xsd:element ref="ns2:Owner"/>
-                <xsd:element ref="ns2:Description0" minOccurs="0"/>
-              </xsd:all>
-            </xsd:complexType>
-          </xsd:element>
-        </xsd:sequence>
-      </xsd:complexType>
-    </xsd:element>
-  </xsd:schema>
-  <xsd:schema xmlns:xsd="http://www.w3.org/2001/XMLSchema" xmlns:dms="http://schemas.microsoft.com/office/2006/documentManagement/types" targetNamespace="27120ea7-e29f-4289-be69-b33f6ff1fd8f" elementFormDefault="qualified">
-    <xsd:import namespace="http://schemas.microsoft.com/office/2006/documentManagement/types"/>
-    <xsd:element name="Owner" ma:index="8" ma:displayName="Owner" ma:description="Document owner name" ma:list="UserInfo" ma:internalName="Owner" ma:showField="Title">
-      <xsd:complexType>
-        <xsd:complexContent>
-          <xsd:extension base="dms:User">
-            <xsd:sequence>
-              <xsd:element name="UserInfo" minOccurs="0" maxOccurs="unbounded">
-                <xsd:complexType>
-                  <xsd:sequence>
-                    <xsd:element name="DisplayName" type="xsd:string" minOccurs="0"/>
-                    <xsd:element name="AccountId" type="dms:UserId" minOccurs="0"/>
-                    <xsd:element name="AccountType" type="xsd:string" minOccurs="0"/>
-                  </xsd:sequence>
-                </xsd:complexType>
-              </xsd:element>
-            </xsd:sequence>
-          </xsd:extension>
-        </xsd:complexContent>
-      </xsd:complexType>
-    </xsd:element>
-    <xsd:element name="Description0" ma:index="9" nillable="true" ma:displayName="Description" ma:internalName="Description0">
-      <xsd:simpleType>
-        <xsd:restriction base="dms:Note"/>
-      </xsd:simpleType>
-    </xsd:element>
-  </xsd:schema>
-  <xsd:schema xmlns="http://schemas.openxmlformats.org/package/2006/metadata/core-properties" xmlns:xsd="http://www.w3.org/2001/XMLSchema" xmlns:xsi="http://www.w3.org/2001/XMLSchema-instance" xmlns:dc="http://purl.org/dc/elements/1.1/" xmlns:dcterms="http://purl.org/dc/terms/" xmlns:odoc="http://schemas.microsoft.com/office/internal/2005/internalDocumentation" targetNamespace="http://schemas.openxmlformats.org/package/2006/metadata/core-properties" elementFormDefault="qualified" attributeFormDefault="unqualified" blockDefault="#all">
-    <xsd:import namespace="http://purl.org/dc/elements/1.1/" schemaLocation="http://dublincore.org/schemas/xmls/qdc/2003/04/02/dc.xsd"/>
-    <xsd:import namespace="http://purl.org/dc/terms/" schemaLocation="http://dublincore.org/schemas/xmls/qdc/2003/04/02/dcterms.xsd"/>
-    <xsd:element name="coreProperties" type="CT_coreProperties"/>
-    <xsd:complexType name="CT_coreProperties">
-      <xsd:all>
-        <xsd:element ref="dc:creator" minOccurs="0" maxOccurs="1"/>
-        <xsd:element ref="dcterms:created" minOccurs="0" maxOccurs="1"/>
-        <xsd:element ref="dc:identifier" minOccurs="0" maxOccurs="1"/>
-        <xsd:element name="contentType" minOccurs="0" maxOccurs="1" type="xsd:string" ma:index="0" ma:displayName="Content Type" ma:readOnly="true"/>
-        <xsd:element ref="dc:title" minOccurs="0" maxOccurs="1" ma:index="4" ma:displayName="Title"/>
-        <xsd:element ref="dc:subject" minOccurs="0" maxOccurs="1"/>
-        <xsd:element ref="dc:description" minOccurs="0" maxOccurs="1"/>
-        <xsd:element name="keywords" minOccurs="0" maxOccurs="1" type="xsd:string"/>
-        <xsd:element ref="dc:language" minOccurs="0" maxOccurs="1"/>
-        <xsd:element name="category" minOccurs="0" maxOccurs="1" type="xsd:string"/>
-        <xsd:element name="version" minOccurs="0" maxOccurs="1" type="xsd:string"/>
-        <xsd:element name="revision" minOccurs="0" maxOccurs="1" type="xsd:string">
-          <xsd:annotation>
-            <xsd:documentation>
-                        This value indicates the number of saves or revisions. The application is responsible for updating this value after each revision.
-                    </xsd:documentation>
-          </xsd:annotation>
-        </xsd:element>
-        <xsd:element name="lastModifiedBy" minOccurs="0" maxOccurs="1" type="xsd:string"/>
-        <xsd:element ref="dcterms:modified" minOccurs="0" maxOccurs="1"/>
-        <xsd:element name="lastPrinted" minOccurs="0" maxOccurs="1" type="xsd:dateTime"/>
-        <xsd:element name="contentStatus" minOccurs="0" maxOccurs="1" type="xsd:string"/>
-      </xsd:all>
-    </xsd:complexType>
-  </xsd:schema>
-</ct:contentTypeSchema>
-</file>
-
-<file path=customXml\item3.xml><?xml version="1.0" encoding="utf-8"?>
-<p:properties xmlns:p="http://schemas.microsoft.com/office/2006/metadata/properties" xmlns:xsi="http://www.w3.org/2001/XMLSchema-instance">
-  <documentManagement>
-    <Description0 xmlns="27120ea7-e29f-4289-be69-b33f6ff1fd8f" xsi:nil="true"/>
-    <Owner xmlns="27120ea7-e29f-4289-be69-b33f6ff1fd8f">
-      <UserInfo>
-        <DisplayName>David Burke</DisplayName>
-        <AccountId>12059</AccountId>
-        <AccountType/>
-      </UserInfo>
-    </Owner>
-  </documentManagement>
-</p:properties>
-</file>
-
-<file path=customXml\item4.xml><?xml version="1.0" encoding="utf-8"?>
-<?mso-contentType ?>
-<FormTemplates xmlns="http://schemas.microsoft.com/sharepoint/v3/contenttype/forms">
-  <Display>DocumentLibraryForm</Display>
-  <Edit>DocumentLibraryForm</Edit>
-  <New>DocumentLibraryForm</New>
-</FormTemplates>
-</file>
-
-<file path=customXml\itemProps1.xml><?xml version="1.0" encoding="utf-8"?>
-<ds:datastoreItem xmlns:ds="http://schemas.openxmlformats.org/officeDocument/2006/customXml" ds:itemID="{B39B90AA-E3E1-4B8F-A98D-A6ABC61693EC}">
-  <ds:schemaRefs>
-    <ds:schemaRef ds:uri="http://schemas.openxmlformats.org/officeDocument/2006/bibliography"/>
-  </ds:schemaRefs>
-</ds:datastoreItem>
-</file>
-
-<file path=customXml\itemProps2.xml><?xml version="1.0" encoding="utf-8"?>
-<ds:datastoreItem xmlns:ds="http://schemas.openxmlformats.org/officeDocument/2006/customXml" ds:itemID="{DB080B90-DA28-423F-90C5-F96367950AEF}">
-  <ds:schemaRefs>
-    <ds:schemaRef ds:uri="http://schemas.microsoft.com/office/2006/metadata/contentType"/>
-    <ds:schemaRef ds:uri="http://schemas.microsoft.com/office/2006/metadata/properties/metaAttributes"/>
-    <ds:schemaRef ds:uri="http://www.w3.org/2001/XMLSchema"/>
-    <ds:schemaRef ds:uri="http://schemas.microsoft.com/office/2006/metadata/properties"/>
-    <ds:schemaRef ds:uri="27120ea7-e29f-4289-be69-b33f6ff1fd8f"/>
-    <ds:schemaRef ds:uri="http://schemas.microsoft.com/office/2006/documentManagement/types"/>
-    <ds:schemaRef ds:uri="http://schemas.openxmlformats.org/package/2006/metadata/core-properties"/>
-    <ds:schemaRef ds:uri="http://purl.org/dc/elements/1.1/"/>
-    <ds:schemaRef ds:uri="http://purl.org/dc/terms/"/>
-    <ds:schemaRef ds:uri="http://schemas.microsoft.com/office/internal/2005/internalDocumentation"/>
-  </ds:schemaRefs>
-</ds:datastoreItem>
-</file>
-
-<file path=customXml\itemProps3.xml><?xml version="1.0" encoding="utf-8"?>
-<ds:datastoreItem xmlns:ds="http://schemas.openxmlformats.org/officeDocument/2006/customXml" ds:itemID="{3AEDE9CB-3D76-423B-A43A-9B9F067D5F42}">
-  <ds:schemaRefs>
-    <ds:schemaRef ds:uri="http://schemas.microsoft.com/office/2006/metadata/properties"/>
-    <ds:schemaRef ds:uri="27120ea7-e29f-4289-be69-b33f6ff1fd8f"/>
-  </ds:schemaRefs>
-</ds:datastoreItem>
-</file>
-
-<file path=customXml\itemProps4.xml><?xml version="1.0" encoding="utf-8"?>
-<ds:datastoreItem xmlns:ds="http://schemas.openxmlformats.org/officeDocument/2006/customXml" ds:itemID="{472F559A-7151-4616-8390-CEE5B6654C26}">
-  <ds:schemaRefs>
-    <ds:schemaRef ds:uri="http://schemas.microsoft.com/sharepoint/v3/contenttype/forms"/>
-  </ds:schemaRefs>
-</ds:datastoreItem>
-</file>
-
-<file path=docProps\app.xml><?xml version="1.0" encoding="utf-8"?>
-<Properties xmlns="http://schemas.openxmlformats.org/officeDocument/2006/extended-properties" xmlns:vt="http://schemas.openxmlformats.org/officeDocument/2006/docPropsVTypes">
-  <Template>infor</Template>
-  <TotalTime>1829</TotalTime>
-  <Pages>42</Pages>
-  <Words>1838</Words>
-  <Characters>10480</Characters>
-  <Application>Microsoft Office Word</Application>
-  <DocSecurity>0</DocSecurity>
-  <Lines>87</Lines>
-  <Paragraphs>24</Paragraphs>
-  <ScaleCrop>false</ScaleCrop>
-  <HeadingPairs>
-    <vt:vector size="4" baseType="variant">
-      <vt:variant>
-        <vt:lpstr>Title</vt:lpstr>
-      </vt:variant>
-      <vt:variant>
-        <vt:i4>1</vt:i4>
-      </vt:variant>
-      <vt:variant>
-        <vt:lpstr>Titre</vt:lpstr>
-      </vt:variant>
-      <vt:variant>
-        <vt:i4>1</vt:i4>
-      </vt:variant>
-    </vt:vector>
-  </HeadingPairs>
-  <TitlesOfParts>
-    <vt:vector size="2" baseType="lpstr">
-      <vt:lpstr>DES-030 DEPLOYEMENT SPECIFICATION</vt:lpstr>
-      <vt:lpstr>DES-030A SPECIFICATION DE CONCEPTION</vt:lpstr>
-    </vt:vector>
-  </TitlesOfParts>
-  <Company>Infor</Company>
-  <LinksUpToDate>false</LinksUpToDate>
-  <CharactersWithSpaces>12294</CharactersWithSpaces>
-  <SharedDoc>false</SharedDoc>
-  <HyperlinksChanged>false</HyperlinksChanged>
-  <AppVersion>16.0000</AppVersion>
-</Properties>
-</file>
-
-<file path=docProps\core.xml><?xml version="1.0" encoding="utf-8"?>
-<cp:coreProperties xmlns:cp="http://schemas.openxmlformats.org/package/2006/metadata/core-properties" xmlns:dc="http://purl.org/dc/elements/1.1/" xmlns:dcterms="http://purl.org/dc/terms/" xmlns:dcmitype="http://purl.org/dc/dcmitype/" xmlns:xsi="http://www.w3.org/2001/XMLSchema-instance">
-  <dc:title>DES-030 DEPLOYMENT SPECIFICATION</dc:title>
-  <dc:creator>Infor PMO</dc:creator>
-  <cp:keywords>DES</cp:keywords>
-  <dc:description>Copyright © Infor 2013</dc:description>
-  <cp:lastModifiedBy>Assootosh Dev Motah</cp:lastModifiedBy>
-  <cp:revision>455</cp:revision>
-  <cp:lastPrinted>2013-08-14T02:04:00Z</cp:lastPrinted>
-  <dcterms:created xsi:type="dcterms:W3CDTF">2016-08-25T00:18:00Z</dcterms:created>
-  <dcterms:modified xsi:type="dcterms:W3CDTF">2026-05-13T13:49:00Z</dcterms:modified>
-</cp:coreProperties>
-</file>
-
-<file path=docProps\custom.xml><?xml version="1.0" encoding="utf-8"?>
-<Properties xmlns="http://schemas.openxmlformats.org/officeDocument/2006/custom-properties" xmlns:vt="http://schemas.openxmlformats.org/officeDocument/2006/docPropsVTypes">
-  <property fmtid="{D5CDD505-2E9C-101B-9397-08002B2CF9AE}" pid="2" name="ContentTypeId">
-    <vt:lpwstr>0x01010027921C837FF7CF45805A3EEFCEA16037</vt:lpwstr>
-  </property>
-</Properties>
-</file>
-
-<file path=word\document.xml><?xml version="1.0" encoding="utf-8"?>
+<file path=word/document.xml><?xml version="1.0" encoding="utf-8"?>
 <w:document xmlns:wpc="http://schemas.microsoft.com/office/word/2010/wordprocessingCanvas" xmlns:cx="http://schemas.microsoft.com/office/drawing/2014/chartex" xmlns:cx1="http://schemas.microsoft.com/office/drawing/2015/9/8/chartex" xmlns:cx2="http://schemas.microsoft.com/office/drawing/2015/10/21/chartex" xmlns:cx3="http://schemas.microsoft.com/office/drawing/2016/5/9/chartex" xmlns:cx4="http://schemas.microsoft.com/office/drawing/2016/5/10/chartex" xmlns:cx5="http://schemas.microsoft.com/office/drawing/2016/5/11/chartex" xmlns:cx6="http://schemas.microsoft.com/office/drawing/2016/5/12/chartex" xmlns:cx7="http://schemas.microsoft.com/office/drawing/2016/5/13/chartex" xmlns:cx8="http://schemas.microsoft.com/office/drawing/2016/5/14/chartex" xmlns:mc="http://schemas.openxmlformats.org/markup-compatibility/2006" xmlns:aink="http://schemas.microsoft.com/office/drawing/2016/ink" xmlns:am3d="http://schemas.microsoft.com/office/drawing/2017/model3d" xmlns:o="urn:schemas-microsoft-com:office:office" xmlns:oel="http://schemas.microsoft.com/office/2019/extlst" xmlns:r="http://schemas.openxmlformats.org/officeDocument/2006/relationships" xmlns:m="http://schemas.openxmlformats.org/officeDocument/2006/math" xmlns:v="urn:schemas-microsoft-com:vml" xmlns:wp14="http://schemas.microsoft.com/office/word/2010/wordprocessingDrawing" xmlns:wp="http://schemas.openxmlformats.org/drawingml/2006/wordprocessingDrawing" xmlns:w10="urn:schemas-microsoft-com:office:word" xmlns:w="http://schemas.openxmlformats.org/wordprocessingml/2006/main" xmlns:w14="http://schemas.microsoft.com/office/word/2010/wordml" xmlns:w15="http://schemas.microsoft.com/office/word/2012/wordml" xmlns:w16cex="http://schemas.microsoft.com/office/word/2018/wordml/cex" xmlns:w16cid="http://schemas.microsoft.com/office/word/2016/wordml/cid" xmlns:w16="http://schemas.microsoft.com/office/word/2018/wordml" xmlns:w16du="http://schemas.microsoft.com/office/word/2023/wordml/word16du" xmlns:w16sdtdh="http://schemas.microsoft.com/office/word/2020/wordml/sdtdatahash" xmlns:w16sdtfl="http://schemas.microsoft.com/office/word/2024/wordml/sdtformatlock" xmlns:w16se="http://schemas.microsoft.com/office/word/2015/wordml/symex" xmlns:wpg="http://schemas.microsoft.com/office/word/2010/wordprocessingGroup" xmlns:wpi="http://schemas.microsoft.com/office/word/2010/wordprocessingInk" xmlns:wne="http://schemas.microsoft.com/office/word/2006/wordml" xmlns:wps="http://schemas.microsoft.com/office/word/2010/wordprocessingShape" mc:Ignorable="w14 w15 w16se w16cid w16 w16cex w16sdtdh w16sdtfl w16du wp14">
   <w:body>
     <w:p>
@@ -239,6 +24,7 @@
         <w:dataBinding w:prefixMappings="xmlns:ns0='http://purl.org/dc/elements/1.1/' xmlns:ns1='http://schemas.openxmlformats.org/package/2006/metadata/core-properties' " w:xpath="/ns1:coreProperties[1]/ns0:title[1]" w:storeItemID="{6C3C8BC8-F283-45AE-878A-BAB7291924A1}"/>
         <w:text/>
       </w:sdtPr>
+      <w:sdtEndPr/>
       <w:sdtContent>
         <w:p>
           <w:pPr>
@@ -417,7 +203,7 @@
               </w:rPr>
             </w:pPr>
             <w:r>
-              <w:t>28/05/2026</w:t>
+              <w:t>29/05/2026</w:t>
             </w:r>
           </w:p>
         </w:tc>
@@ -461,16 +247,7 @@
               </w:rPr>
             </w:pPr>
             <w:r>
-              <w:t>28/05/2026</w:t>
-            </w:r>
-            <w:r>
-              <w:t/>
-            </w:r>
-            <w:r>
-              <w:t/>
-            </w:r>
-            <w:r>
-              <w:t/>
+              <w:t>29/05/2026</w:t>
             </w:r>
           </w:p>
         </w:tc>
@@ -513,13 +290,6 @@
                 <w:rFonts w:cs="Arial"/>
               </w:rPr>
             </w:pPr>
-            <w:r>
-              <w:rPr>
-                <w:rStyle w:val="HighlightedVariable"/>
-                <w:color w:val="auto"/>
-              </w:rPr>
-              <w:t/>
-            </w:r>
           </w:p>
         </w:tc>
       </w:tr>
@@ -567,12 +337,6 @@
                 <w:rStyle w:val="HighlightedVariable"/>
               </w:rPr>
               <w:t>1.0</w:t>
-            </w:r>
-            <w:r>
-              <w:rPr>
-                <w:rStyle w:val="HighlightedVariable"/>
-              </w:rPr>
-              <w:t/>
             </w:r>
           </w:p>
         </w:tc>
@@ -810,12 +574,11 @@
         </w:rPr>
       </w:pPr>
       <w:bookmarkStart w:id="0" w:name="_Toc202891081"/>
-      <w:bookmarkStart w:id="1" w:name="_Toc229586973"/>
+      <w:bookmarkStart w:id="1" w:name="_Toc230944397"/>
       <w:r>
         <w:rPr>
           <w:rFonts w:cs="Arial"/>
         </w:rPr>
-        <w:lastRenderedPageBreak/>
         <w:t>Document Control</w:t>
       </w:r>
       <w:bookmarkEnd w:id="0"/>
@@ -829,7 +592,7 @@
         </w:rPr>
       </w:pPr>
       <w:bookmarkStart w:id="2" w:name="_Toc202891082"/>
-      <w:bookmarkStart w:id="3" w:name="_Toc229586974"/>
+      <w:bookmarkStart w:id="3" w:name="_Toc230944398"/>
       <w:r>
         <w:rPr>
           <w:rFonts w:cs="Arial"/>
@@ -853,7 +616,7 @@
           <w:color w:val="FFFFFF"/>
           <w:sz w:val="10"/>
         </w:rPr>
-        <w:fldChar w:fldCharType="begin" w:dirty="true"/>
+        <w:fldChar w:fldCharType="begin"/>
       </w:r>
       <w:r>
         <w:rPr>
@@ -874,6 +637,7 @@
       <w:r>
         <w:rPr>
           <w:rFonts w:cs="Arial"/>
+          <w:noProof/>
           <w:color w:val="FFFFFF"/>
           <w:sz w:val="10"/>
         </w:rPr>
@@ -1027,7 +791,7 @@
               </w:rPr>
             </w:pPr>
             <w:r>
-              <w:t>28/05/2026</w:t>
+              <w:t>29/05/2026</w:t>
             </w:r>
           </w:p>
         </w:tc>
@@ -1109,7 +873,7 @@
         </w:rPr>
       </w:pPr>
       <w:bookmarkStart w:id="4" w:name="_Toc202891083"/>
-      <w:bookmarkStart w:id="5" w:name="_Toc229586975"/>
+      <w:bookmarkStart w:id="5" w:name="_Toc230944399"/>
       <w:r>
         <w:rPr>
           <w:rFonts w:cs="Arial"/>
@@ -1347,7 +1111,6 @@
         <w:rPr>
           <w:rFonts w:cs="Arial"/>
         </w:rPr>
-        <w:lastRenderedPageBreak/>
         <w:t>Contents</w:t>
       </w:r>
     </w:p>
@@ -1372,7 +1135,7 @@
         <w:rPr>
           <w:rFonts w:cs="Arial"/>
         </w:rPr>
-        <w:fldChar w:fldCharType="begin" w:dirty="true"/>
+        <w:fldChar w:fldCharType="begin"/>
       </w:r>
       <w:r>
         <w:rPr>
@@ -1386,7 +1149,7 @@
         </w:rPr>
         <w:fldChar w:fldCharType="separate"/>
       </w:r>
-      <w:hyperlink w:anchor="_Toc229586973" w:history="1">
+      <w:hyperlink w:anchor="_Toc230944397" w:history="1">
         <w:r>
           <w:rPr>
             <w:rStyle w:val="Hyperlink"/>
@@ -1428,14 +1191,14 @@
             <w:noProof/>
             <w:webHidden/>
           </w:rPr>
-          <w:fldChar w:fldCharType="begin" w:dirty="true"/>
+          <w:fldChar w:fldCharType="begin"/>
         </w:r>
         <w:r>
           <w:rPr>
             <w:noProof/>
             <w:webHidden/>
           </w:rPr>
-          <w:instrText xml:space="preserve"> PAGEREF _Toc229586973 \h </w:instrText>
+          <w:instrText xml:space="preserve"> PAGEREF _Toc230944397 \h </w:instrText>
         </w:r>
         <w:r>
           <w:rPr>
@@ -1482,7 +1245,7 @@
           <w14:ligatures w14:val="standardContextual"/>
         </w:rPr>
       </w:pPr>
-      <w:hyperlink w:anchor="_Toc229586974" w:history="1">
+      <w:hyperlink w:anchor="_Toc230944398" w:history="1">
         <w:r>
           <w:rPr>
             <w:rStyle w:val="Hyperlink"/>
@@ -1523,14 +1286,14 @@
             <w:noProof/>
             <w:webHidden/>
           </w:rPr>
-          <w:fldChar w:fldCharType="begin" w:dirty="true"/>
+          <w:fldChar w:fldCharType="begin"/>
         </w:r>
         <w:r>
           <w:rPr>
             <w:noProof/>
             <w:webHidden/>
           </w:rPr>
-          <w:instrText xml:space="preserve"> PAGEREF _Toc229586974 \h </w:instrText>
+          <w:instrText xml:space="preserve"> PAGEREF _Toc230944398 \h </w:instrText>
         </w:r>
         <w:r>
           <w:rPr>
@@ -1577,14 +1340,14 @@
           <w14:ligatures w14:val="standardContextual"/>
         </w:rPr>
       </w:pPr>
-      <w:hyperlink w:anchor="_Toc229586975" w:history="1">
+      <w:hyperlink w:anchor="_Toc230944399" w:history="1">
         <w:r>
           <w:rPr>
             <w:rStyle w:val="Hyperlink"/>
             <w:rFonts w:cs="Arial"/>
             <w:noProof/>
           </w:rPr>
-          <w:t>1.0</w:t>
+          <w:t>1.2</w:t>
         </w:r>
         <w:r>
           <w:rPr>
@@ -1618,14 +1381,14 @@
             <w:noProof/>
             <w:webHidden/>
           </w:rPr>
-          <w:fldChar w:fldCharType="begin" w:dirty="true"/>
+          <w:fldChar w:fldCharType="begin"/>
         </w:r>
         <w:r>
           <w:rPr>
             <w:noProof/>
             <w:webHidden/>
           </w:rPr>
-          <w:instrText xml:space="preserve"> PAGEREF _Toc229586975 \h </w:instrText>
+          <w:instrText xml:space="preserve"> PAGEREF _Toc230944399 \h </w:instrText>
         </w:r>
         <w:r>
           <w:rPr>
@@ -1673,7 +1436,7 @@
           <w14:ligatures w14:val="standardContextual"/>
         </w:rPr>
       </w:pPr>
-      <w:hyperlink w:anchor="_Toc229586976" w:history="1">
+      <w:hyperlink w:anchor="_Toc230944400" w:history="1">
         <w:r>
           <w:rPr>
             <w:rStyle w:val="Hyperlink"/>
@@ -1715,14 +1478,14 @@
             <w:noProof/>
             <w:webHidden/>
           </w:rPr>
-          <w:fldChar w:fldCharType="begin" w:dirty="true"/>
+          <w:fldChar w:fldCharType="begin"/>
         </w:r>
         <w:r>
           <w:rPr>
             <w:noProof/>
             <w:webHidden/>
           </w:rPr>
-          <w:instrText xml:space="preserve"> PAGEREF _Toc229586976 \h </w:instrText>
+          <w:instrText xml:space="preserve"> PAGEREF _Toc230944400 \h </w:instrText>
         </w:r>
         <w:r>
           <w:rPr>
@@ -1769,7 +1532,7 @@
           <w14:ligatures w14:val="standardContextual"/>
         </w:rPr>
       </w:pPr>
-      <w:hyperlink w:anchor="_Toc229586977" w:history="1">
+      <w:hyperlink w:anchor="_Toc230944401" w:history="1">
         <w:r>
           <w:rPr>
             <w:rStyle w:val="Hyperlink"/>
@@ -1810,14 +1573,14 @@
             <w:noProof/>
             <w:webHidden/>
           </w:rPr>
-          <w:fldChar w:fldCharType="begin" w:dirty="true"/>
+          <w:fldChar w:fldCharType="begin"/>
         </w:r>
         <w:r>
           <w:rPr>
             <w:noProof/>
             <w:webHidden/>
           </w:rPr>
-          <w:instrText xml:space="preserve"> PAGEREF _Toc229586977 \h </w:instrText>
+          <w:instrText xml:space="preserve"> PAGEREF _Toc230944401 \h </w:instrText>
         </w:r>
         <w:r>
           <w:rPr>
@@ -1864,7 +1627,7 @@
           <w14:ligatures w14:val="standardContextual"/>
         </w:rPr>
       </w:pPr>
-      <w:hyperlink w:anchor="_Toc229586978" w:history="1">
+      <w:hyperlink w:anchor="_Toc230944402" w:history="1">
         <w:r>
           <w:rPr>
             <w:rStyle w:val="Hyperlink"/>
@@ -1905,14 +1668,14 @@
             <w:noProof/>
             <w:webHidden/>
           </w:rPr>
-          <w:fldChar w:fldCharType="begin" w:dirty="true"/>
+          <w:fldChar w:fldCharType="begin"/>
         </w:r>
         <w:r>
           <w:rPr>
             <w:noProof/>
             <w:webHidden/>
           </w:rPr>
-          <w:instrText xml:space="preserve"> PAGEREF _Toc229586978 \h </w:instrText>
+          <w:instrText xml:space="preserve"> PAGEREF _Toc230944402 \h </w:instrText>
         </w:r>
         <w:r>
           <w:rPr>
@@ -1960,7 +1723,7 @@
           <w14:ligatures w14:val="standardContextual"/>
         </w:rPr>
       </w:pPr>
-      <w:hyperlink w:anchor="_Toc229586979" w:history="1">
+      <w:hyperlink w:anchor="_Toc230944403" w:history="1">
         <w:r>
           <w:rPr>
             <w:rStyle w:val="Hyperlink"/>
@@ -2002,14 +1765,14 @@
             <w:noProof/>
             <w:webHidden/>
           </w:rPr>
-          <w:fldChar w:fldCharType="begin" w:dirty="true"/>
+          <w:fldChar w:fldCharType="begin"/>
         </w:r>
         <w:r>
           <w:rPr>
             <w:noProof/>
             <w:webHidden/>
           </w:rPr>
-          <w:instrText xml:space="preserve"> PAGEREF _Toc229586979 \h </w:instrText>
+          <w:instrText xml:space="preserve"> PAGEREF _Toc230944403 \h </w:instrText>
         </w:r>
         <w:r>
           <w:rPr>
@@ -2056,7 +1819,7 @@
           <w14:ligatures w14:val="standardContextual"/>
         </w:rPr>
       </w:pPr>
-      <w:hyperlink w:anchor="_Toc229586980" w:history="1">
+      <w:hyperlink w:anchor="_Toc230944404" w:history="1">
         <w:r>
           <w:rPr>
             <w:rStyle w:val="Hyperlink"/>
@@ -2097,14 +1860,14 @@
             <w:noProof/>
             <w:webHidden/>
           </w:rPr>
-          <w:fldChar w:fldCharType="begin" w:dirty="true"/>
+          <w:fldChar w:fldCharType="begin"/>
         </w:r>
         <w:r>
           <w:rPr>
             <w:noProof/>
             <w:webHidden/>
           </w:rPr>
-          <w:instrText xml:space="preserve"> PAGEREF _Toc229586980 \h </w:instrText>
+          <w:instrText xml:space="preserve"> PAGEREF _Toc230944404 \h </w:instrText>
         </w:r>
         <w:r>
           <w:rPr>
@@ -2152,7 +1915,7 @@
           <w14:ligatures w14:val="standardContextual"/>
         </w:rPr>
       </w:pPr>
-      <w:hyperlink w:anchor="_Toc229586981" w:history="1">
+      <w:hyperlink w:anchor="_Toc230944405" w:history="1">
         <w:r>
           <w:rPr>
             <w:rStyle w:val="Hyperlink"/>
@@ -2192,14 +1955,14 @@
             <w:noProof/>
             <w:webHidden/>
           </w:rPr>
-          <w:fldChar w:fldCharType="begin" w:dirty="true"/>
+          <w:fldChar w:fldCharType="begin"/>
         </w:r>
         <w:r>
           <w:rPr>
             <w:noProof/>
             <w:webHidden/>
           </w:rPr>
-          <w:instrText xml:space="preserve"> PAGEREF _Toc229586981 \h </w:instrText>
+          <w:instrText xml:space="preserve"> PAGEREF _Toc230944405 \h </w:instrText>
         </w:r>
         <w:r>
           <w:rPr>
@@ -2246,7 +2009,7 @@
           <w14:ligatures w14:val="standardContextual"/>
         </w:rPr>
       </w:pPr>
-      <w:hyperlink w:anchor="_Toc229586982" w:history="1">
+      <w:hyperlink w:anchor="_Toc230944406" w:history="1">
         <w:r>
           <w:rPr>
             <w:rStyle w:val="Hyperlink"/>
@@ -2285,14 +2048,14 @@
             <w:noProof/>
             <w:webHidden/>
           </w:rPr>
-          <w:fldChar w:fldCharType="begin" w:dirty="true"/>
+          <w:fldChar w:fldCharType="begin"/>
         </w:r>
         <w:r>
           <w:rPr>
             <w:noProof/>
             <w:webHidden/>
           </w:rPr>
-          <w:instrText xml:space="preserve"> PAGEREF _Toc229586982 \h </w:instrText>
+          <w:instrText xml:space="preserve"> PAGEREF _Toc230944406 \h </w:instrText>
         </w:r>
         <w:r>
           <w:rPr>
@@ -2325,1029 +2088,6 @@
     </w:p>
     <w:p>
       <w:pPr>
-        <w:pStyle w:val="TOC2"/>
-        <w:tabs>
-          <w:tab w:val="left" w:pos="2549"/>
-        </w:tabs>
-        <w:rPr>
-          <w:rFonts w:asciiTheme="minorHAnsi" w:eastAsiaTheme="minorEastAsia" w:hAnsiTheme="minorHAnsi" w:cstheme="minorBidi"/>
-          <w:noProof/>
-          <w:kern w:val="2"/>
-          <w:sz w:val="24"/>
-          <w:szCs w:val="24"/>
-          <w:lang w:val="en-MU" w:eastAsia="en-MU"/>
-          <w14:ligatures w14:val="standardContextual"/>
-        </w:rPr>
-      </w:pPr>
-      <w:hyperlink w:anchor="_Toc229586983" w:history="1">
-        <w:r>
-          <w:rPr>
-            <w:rStyle w:val="Hyperlink"/>
-            <w:noProof/>
-          </w:rPr>
-          <w:t>4.2</w:t>
-        </w:r>
-        <w:r>
-          <w:rPr>
-            <w:rFonts w:asciiTheme="minorHAnsi" w:eastAsiaTheme="minorEastAsia" w:hAnsiTheme="minorHAnsi" w:cstheme="minorBidi"/>
-            <w:noProof/>
-            <w:kern w:val="2"/>
-            <w:sz w:val="24"/>
-            <w:szCs w:val="24"/>
-            <w:lang w:val="en-MU" w:eastAsia="en-MU"/>
-            <w14:ligatures w14:val="standardContextual"/>
-          </w:rPr>
-          <w:tab/>
-        </w:r>
-        <w:r>
-          <w:rPr>
-            <w:rStyle w:val="Hyperlink"/>
-            <w:noProof/>
-          </w:rPr>
-          <w:t>Dynamic table XtendM3</w:t>
-        </w:r>
-        <w:r>
-          <w:rPr>
-            <w:noProof/>
-            <w:webHidden/>
-          </w:rPr>
-          <w:tab/>
-        </w:r>
-        <w:r>
-          <w:rPr>
-            <w:noProof/>
-            <w:webHidden/>
-          </w:rPr>
-          <w:fldChar w:fldCharType="begin" w:dirty="true"/>
-        </w:r>
-        <w:r>
-          <w:rPr>
-            <w:noProof/>
-            <w:webHidden/>
-          </w:rPr>
-          <w:instrText xml:space="preserve"> PAGEREF _Toc229586983 \h </w:instrText>
-        </w:r>
-        <w:r>
-          <w:rPr>
-            <w:noProof/>
-            <w:webHidden/>
-          </w:rPr>
-        </w:r>
-        <w:r>
-          <w:rPr>
-            <w:noProof/>
-            <w:webHidden/>
-          </w:rPr>
-          <w:fldChar w:fldCharType="separate"/>
-        </w:r>
-        <w:r>
-          <w:rPr>
-            <w:noProof/>
-            <w:webHidden/>
-          </w:rPr>
-          <w:t>8</w:t>
-        </w:r>
-        <w:r>
-          <w:rPr>
-            <w:noProof/>
-            <w:webHidden/>
-          </w:rPr>
-          <w:fldChar w:fldCharType="end"/>
-        </w:r>
-      </w:hyperlink>
-    </w:p>
-    <w:p>
-      <w:pPr>
-        <w:pStyle w:val="TOC2"/>
-        <w:tabs>
-          <w:tab w:val="left" w:pos="2549"/>
-        </w:tabs>
-        <w:rPr>
-          <w:rFonts w:asciiTheme="minorHAnsi" w:eastAsiaTheme="minorEastAsia" w:hAnsiTheme="minorHAnsi" w:cstheme="minorBidi"/>
-          <w:noProof/>
-          <w:kern w:val="2"/>
-          <w:sz w:val="24"/>
-          <w:szCs w:val="24"/>
-          <w:lang w:val="en-MU" w:eastAsia="en-MU"/>
-          <w14:ligatures w14:val="standardContextual"/>
-        </w:rPr>
-      </w:pPr>
-      <w:hyperlink w:anchor="_Toc229586984" w:history="1">
-        <w:r>
-          <w:rPr>
-            <w:rStyle w:val="Hyperlink"/>
-            <w:noProof/>
-          </w:rPr>
-          <w:t>4.3</w:t>
-        </w:r>
-        <w:r>
-          <w:rPr>
-            <w:rFonts w:asciiTheme="minorHAnsi" w:eastAsiaTheme="minorEastAsia" w:hAnsiTheme="minorHAnsi" w:cstheme="minorBidi"/>
-            <w:noProof/>
-            <w:kern w:val="2"/>
-            <w:sz w:val="24"/>
-            <w:szCs w:val="24"/>
-            <w:lang w:val="en-MU" w:eastAsia="en-MU"/>
-            <w14:ligatures w14:val="standardContextual"/>
-          </w:rPr>
-          <w:tab/>
-        </w:r>
-        <w:r>
-          <w:rPr>
-            <w:rStyle w:val="Hyperlink"/>
-            <w:noProof/>
-          </w:rPr>
-          <w:t>Mashup</w:t>
-        </w:r>
-        <w:r>
-          <w:rPr>
-            <w:noProof/>
-            <w:webHidden/>
-          </w:rPr>
-          <w:tab/>
-        </w:r>
-        <w:r>
-          <w:rPr>
-            <w:noProof/>
-            <w:webHidden/>
-          </w:rPr>
-          <w:fldChar w:fldCharType="begin" w:dirty="true"/>
-        </w:r>
-        <w:r>
-          <w:rPr>
-            <w:noProof/>
-            <w:webHidden/>
-          </w:rPr>
-          <w:instrText xml:space="preserve"> PAGEREF _Toc229586984 \h </w:instrText>
-        </w:r>
-        <w:r>
-          <w:rPr>
-            <w:noProof/>
-            <w:webHidden/>
-          </w:rPr>
-        </w:r>
-        <w:r>
-          <w:rPr>
-            <w:noProof/>
-            <w:webHidden/>
-          </w:rPr>
-          <w:fldChar w:fldCharType="separate"/>
-        </w:r>
-        <w:r>
-          <w:rPr>
-            <w:noProof/>
-            <w:webHidden/>
-          </w:rPr>
-          <w:t>9</w:t>
-        </w:r>
-        <w:r>
-          <w:rPr>
-            <w:noProof/>
-            <w:webHidden/>
-          </w:rPr>
-          <w:fldChar w:fldCharType="end"/>
-        </w:r>
-      </w:hyperlink>
-    </w:p>
-    <w:p>
-      <w:pPr>
-        <w:pStyle w:val="TOC2"/>
-        <w:tabs>
-          <w:tab w:val="left" w:pos="2549"/>
-        </w:tabs>
-        <w:rPr>
-          <w:rFonts w:asciiTheme="minorHAnsi" w:eastAsiaTheme="minorEastAsia" w:hAnsiTheme="minorHAnsi" w:cstheme="minorBidi"/>
-          <w:noProof/>
-          <w:kern w:val="2"/>
-          <w:sz w:val="24"/>
-          <w:szCs w:val="24"/>
-          <w:lang w:val="en-MU" w:eastAsia="en-MU"/>
-          <w14:ligatures w14:val="standardContextual"/>
-        </w:rPr>
-      </w:pPr>
-      <w:hyperlink w:anchor="_Toc229586985" w:history="1">
-        <w:r>
-          <w:rPr>
-            <w:rStyle w:val="Hyperlink"/>
-            <w:noProof/>
-          </w:rPr>
-          <w:t>4.4</w:t>
-        </w:r>
-        <w:r>
-          <w:rPr>
-            <w:rFonts w:asciiTheme="minorHAnsi" w:eastAsiaTheme="minorEastAsia" w:hAnsiTheme="minorHAnsi" w:cstheme="minorBidi"/>
-            <w:noProof/>
-            <w:kern w:val="2"/>
-            <w:sz w:val="24"/>
-            <w:szCs w:val="24"/>
-            <w:lang w:val="en-MU" w:eastAsia="en-MU"/>
-            <w14:ligatures w14:val="standardContextual"/>
-          </w:rPr>
-          <w:tab/>
-        </w:r>
-        <w:r>
-          <w:rPr>
-            <w:rStyle w:val="Hyperlink"/>
-            <w:noProof/>
-          </w:rPr>
-          <w:t>Workflow</w:t>
-        </w:r>
-        <w:r>
-          <w:rPr>
-            <w:noProof/>
-            <w:webHidden/>
-          </w:rPr>
-          <w:tab/>
-        </w:r>
-        <w:r>
-          <w:rPr>
-            <w:noProof/>
-            <w:webHidden/>
-          </w:rPr>
-          <w:fldChar w:fldCharType="begin" w:dirty="true"/>
-        </w:r>
-        <w:r>
-          <w:rPr>
-            <w:noProof/>
-            <w:webHidden/>
-          </w:rPr>
-          <w:instrText xml:space="preserve"> PAGEREF _Toc229586985 \h </w:instrText>
-        </w:r>
-        <w:r>
-          <w:rPr>
-            <w:noProof/>
-            <w:webHidden/>
-          </w:rPr>
-        </w:r>
-        <w:r>
-          <w:rPr>
-            <w:noProof/>
-            <w:webHidden/>
-          </w:rPr>
-          <w:fldChar w:fldCharType="separate"/>
-        </w:r>
-        <w:r>
-          <w:rPr>
-            <w:noProof/>
-            <w:webHidden/>
-          </w:rPr>
-          <w:t>14</w:t>
-        </w:r>
-        <w:r>
-          <w:rPr>
-            <w:noProof/>
-            <w:webHidden/>
-          </w:rPr>
-          <w:fldChar w:fldCharType="end"/>
-        </w:r>
-      </w:hyperlink>
-    </w:p>
-    <w:p>
-      <w:pPr>
-        <w:pStyle w:val="TOC2"/>
-        <w:tabs>
-          <w:tab w:val="left" w:pos="2549"/>
-        </w:tabs>
-        <w:rPr>
-          <w:rFonts w:asciiTheme="minorHAnsi" w:eastAsiaTheme="minorEastAsia" w:hAnsiTheme="minorHAnsi" w:cstheme="minorBidi"/>
-          <w:noProof/>
-          <w:kern w:val="2"/>
-          <w:sz w:val="24"/>
-          <w:szCs w:val="24"/>
-          <w:lang w:val="en-MU" w:eastAsia="en-MU"/>
-          <w14:ligatures w14:val="standardContextual"/>
-        </w:rPr>
-      </w:pPr>
-      <w:hyperlink w:anchor="_Toc229586986" w:history="1">
-        <w:r>
-          <w:rPr>
-            <w:rStyle w:val="Hyperlink"/>
-            <w:noProof/>
-          </w:rPr>
-          <w:t>4.5</w:t>
-        </w:r>
-        <w:r>
-          <w:rPr>
-            <w:rFonts w:asciiTheme="minorHAnsi" w:eastAsiaTheme="minorEastAsia" w:hAnsiTheme="minorHAnsi" w:cstheme="minorBidi"/>
-            <w:noProof/>
-            <w:kern w:val="2"/>
-            <w:sz w:val="24"/>
-            <w:szCs w:val="24"/>
-            <w:lang w:val="en-MU" w:eastAsia="en-MU"/>
-            <w14:ligatures w14:val="standardContextual"/>
-          </w:rPr>
-          <w:tab/>
-        </w:r>
-        <w:r>
-          <w:rPr>
-            <w:rStyle w:val="Hyperlink"/>
-            <w:noProof/>
-          </w:rPr>
-          <w:t>IEC Mapping</w:t>
-        </w:r>
-        <w:r>
-          <w:rPr>
-            <w:noProof/>
-            <w:webHidden/>
-          </w:rPr>
-          <w:tab/>
-        </w:r>
-        <w:r>
-          <w:rPr>
-            <w:noProof/>
-            <w:webHidden/>
-          </w:rPr>
-          <w:fldChar w:fldCharType="begin" w:dirty="true"/>
-        </w:r>
-        <w:r>
-          <w:rPr>
-            <w:noProof/>
-            <w:webHidden/>
-          </w:rPr>
-          <w:instrText xml:space="preserve"> PAGEREF _Toc229586986 \h </w:instrText>
-        </w:r>
-        <w:r>
-          <w:rPr>
-            <w:noProof/>
-            <w:webHidden/>
-          </w:rPr>
-        </w:r>
-        <w:r>
-          <w:rPr>
-            <w:noProof/>
-            <w:webHidden/>
-          </w:rPr>
-          <w:fldChar w:fldCharType="separate"/>
-        </w:r>
-        <w:r>
-          <w:rPr>
-            <w:noProof/>
-            <w:webHidden/>
-          </w:rPr>
-          <w:t>16</w:t>
-        </w:r>
-        <w:r>
-          <w:rPr>
-            <w:noProof/>
-            <w:webHidden/>
-          </w:rPr>
-          <w:fldChar w:fldCharType="end"/>
-        </w:r>
-      </w:hyperlink>
-    </w:p>
-    <w:p>
-      <w:pPr>
-        <w:pStyle w:val="TOC2"/>
-        <w:tabs>
-          <w:tab w:val="left" w:pos="2549"/>
-        </w:tabs>
-        <w:rPr>
-          <w:rFonts w:asciiTheme="minorHAnsi" w:eastAsiaTheme="minorEastAsia" w:hAnsiTheme="minorHAnsi" w:cstheme="minorBidi"/>
-          <w:noProof/>
-          <w:kern w:val="2"/>
-          <w:sz w:val="24"/>
-          <w:szCs w:val="24"/>
-          <w:lang w:val="en-MU" w:eastAsia="en-MU"/>
-          <w14:ligatures w14:val="standardContextual"/>
-        </w:rPr>
-      </w:pPr>
-      <w:hyperlink w:anchor="_Toc229586987" w:history="1">
-        <w:r>
-          <w:rPr>
-            <w:rStyle w:val="Hyperlink"/>
-            <w:noProof/>
-          </w:rPr>
-          <w:t>4.6</w:t>
-        </w:r>
-        <w:r>
-          <w:rPr>
-            <w:rFonts w:asciiTheme="minorHAnsi" w:eastAsiaTheme="minorEastAsia" w:hAnsiTheme="minorHAnsi" w:cstheme="minorBidi"/>
-            <w:noProof/>
-            <w:kern w:val="2"/>
-            <w:sz w:val="24"/>
-            <w:szCs w:val="24"/>
-            <w:lang w:val="en-MU" w:eastAsia="en-MU"/>
-            <w14:ligatures w14:val="standardContextual"/>
-          </w:rPr>
-          <w:tab/>
-        </w:r>
-        <w:r>
-          <w:rPr>
-            <w:rStyle w:val="Hyperlink"/>
-            <w:noProof/>
-          </w:rPr>
-          <w:t>Agreement</w:t>
-        </w:r>
-        <w:r>
-          <w:rPr>
-            <w:noProof/>
-            <w:webHidden/>
-          </w:rPr>
-          <w:tab/>
-        </w:r>
-        <w:r>
-          <w:rPr>
-            <w:noProof/>
-            <w:webHidden/>
-          </w:rPr>
-          <w:fldChar w:fldCharType="begin" w:dirty="true"/>
-        </w:r>
-        <w:r>
-          <w:rPr>
-            <w:noProof/>
-            <w:webHidden/>
-          </w:rPr>
-          <w:instrText xml:space="preserve"> PAGEREF _Toc229586987 \h </w:instrText>
-        </w:r>
-        <w:r>
-          <w:rPr>
-            <w:noProof/>
-            <w:webHidden/>
-          </w:rPr>
-        </w:r>
-        <w:r>
-          <w:rPr>
-            <w:noProof/>
-            <w:webHidden/>
-          </w:rPr>
-          <w:fldChar w:fldCharType="separate"/>
-        </w:r>
-        <w:r>
-          <w:rPr>
-            <w:noProof/>
-            <w:webHidden/>
-          </w:rPr>
-          <w:t>19</w:t>
-        </w:r>
-        <w:r>
-          <w:rPr>
-            <w:noProof/>
-            <w:webHidden/>
-          </w:rPr>
-          <w:fldChar w:fldCharType="end"/>
-        </w:r>
-      </w:hyperlink>
-    </w:p>
-    <w:p>
-      <w:pPr>
-        <w:pStyle w:val="TOC2"/>
-        <w:tabs>
-          <w:tab w:val="left" w:pos="2549"/>
-        </w:tabs>
-        <w:rPr>
-          <w:rFonts w:asciiTheme="minorHAnsi" w:eastAsiaTheme="minorEastAsia" w:hAnsiTheme="minorHAnsi" w:cstheme="minorBidi"/>
-          <w:noProof/>
-          <w:kern w:val="2"/>
-          <w:sz w:val="24"/>
-          <w:szCs w:val="24"/>
-          <w:lang w:val="en-MU" w:eastAsia="en-MU"/>
-          <w14:ligatures w14:val="standardContextual"/>
-        </w:rPr>
-      </w:pPr>
-      <w:hyperlink w:anchor="_Toc229586988" w:history="1">
-        <w:r>
-          <w:rPr>
-            <w:rStyle w:val="Hyperlink"/>
-            <w:noProof/>
-          </w:rPr>
-          <w:t>4.7</w:t>
-        </w:r>
-        <w:r>
-          <w:rPr>
-            <w:rFonts w:asciiTheme="minorHAnsi" w:eastAsiaTheme="minorEastAsia" w:hAnsiTheme="minorHAnsi" w:cstheme="minorBidi"/>
-            <w:noProof/>
-            <w:kern w:val="2"/>
-            <w:sz w:val="24"/>
-            <w:szCs w:val="24"/>
-            <w:lang w:val="en-MU" w:eastAsia="en-MU"/>
-            <w14:ligatures w14:val="standardContextual"/>
-          </w:rPr>
-          <w:tab/>
-        </w:r>
-        <w:r>
-          <w:rPr>
-            <w:rStyle w:val="Hyperlink"/>
-            <w:noProof/>
-          </w:rPr>
-          <w:t>CUGEX1 Configuration</w:t>
-        </w:r>
-        <w:r>
-          <w:rPr>
-            <w:noProof/>
-            <w:webHidden/>
-          </w:rPr>
-          <w:tab/>
-        </w:r>
-        <w:r>
-          <w:rPr>
-            <w:noProof/>
-            <w:webHidden/>
-          </w:rPr>
-          <w:fldChar w:fldCharType="begin" w:dirty="true"/>
-        </w:r>
-        <w:r>
-          <w:rPr>
-            <w:noProof/>
-            <w:webHidden/>
-          </w:rPr>
-          <w:instrText xml:space="preserve"> PAGEREF _Toc229586988 \h </w:instrText>
-        </w:r>
-        <w:r>
-          <w:rPr>
-            <w:noProof/>
-            <w:webHidden/>
-          </w:rPr>
-        </w:r>
-        <w:r>
-          <w:rPr>
-            <w:noProof/>
-            <w:webHidden/>
-          </w:rPr>
-          <w:fldChar w:fldCharType="separate"/>
-        </w:r>
-        <w:r>
-          <w:rPr>
-            <w:noProof/>
-            <w:webHidden/>
-          </w:rPr>
-          <w:t>27</w:t>
-        </w:r>
-        <w:r>
-          <w:rPr>
-            <w:noProof/>
-            <w:webHidden/>
-          </w:rPr>
-          <w:fldChar w:fldCharType="end"/>
-        </w:r>
-      </w:hyperlink>
-    </w:p>
-    <w:p>
-      <w:pPr>
-        <w:pStyle w:val="TOC2"/>
-        <w:tabs>
-          <w:tab w:val="left" w:pos="2549"/>
-        </w:tabs>
-        <w:rPr>
-          <w:rFonts w:asciiTheme="minorHAnsi" w:eastAsiaTheme="minorEastAsia" w:hAnsiTheme="minorHAnsi" w:cstheme="minorBidi"/>
-          <w:noProof/>
-          <w:kern w:val="2"/>
-          <w:sz w:val="24"/>
-          <w:szCs w:val="24"/>
-          <w:lang w:val="en-MU" w:eastAsia="en-MU"/>
-          <w14:ligatures w14:val="standardContextual"/>
-        </w:rPr>
-      </w:pPr>
-      <w:hyperlink w:anchor="_Toc229586989" w:history="1">
-        <w:r>
-          <w:rPr>
-            <w:rStyle w:val="Hyperlink"/>
-            <w:noProof/>
-          </w:rPr>
-          <w:t>4.8</w:t>
-        </w:r>
-        <w:r>
-          <w:rPr>
-            <w:rFonts w:asciiTheme="minorHAnsi" w:eastAsiaTheme="minorEastAsia" w:hAnsiTheme="minorHAnsi" w:cstheme="minorBidi"/>
-            <w:noProof/>
-            <w:kern w:val="2"/>
-            <w:sz w:val="24"/>
-            <w:szCs w:val="24"/>
-            <w:lang w:val="en-MU" w:eastAsia="en-MU"/>
-            <w14:ligatures w14:val="standardContextual"/>
-          </w:rPr>
-          <w:tab/>
-        </w:r>
-        <w:r>
-          <w:rPr>
-            <w:rStyle w:val="Hyperlink"/>
-            <w:noProof/>
-          </w:rPr>
-          <w:t>H5 Scripts</w:t>
-        </w:r>
-        <w:r>
-          <w:rPr>
-            <w:noProof/>
-            <w:webHidden/>
-          </w:rPr>
-          <w:tab/>
-        </w:r>
-        <w:r>
-          <w:rPr>
-            <w:noProof/>
-            <w:webHidden/>
-          </w:rPr>
-          <w:fldChar w:fldCharType="begin" w:dirty="true"/>
-        </w:r>
-        <w:r>
-          <w:rPr>
-            <w:noProof/>
-            <w:webHidden/>
-          </w:rPr>
-          <w:instrText xml:space="preserve"> PAGEREF _Toc229586989 \h </w:instrText>
-        </w:r>
-        <w:r>
-          <w:rPr>
-            <w:noProof/>
-            <w:webHidden/>
-          </w:rPr>
-        </w:r>
-        <w:r>
-          <w:rPr>
-            <w:noProof/>
-            <w:webHidden/>
-          </w:rPr>
-          <w:fldChar w:fldCharType="separate"/>
-        </w:r>
-        <w:r>
-          <w:rPr>
-            <w:noProof/>
-            <w:webHidden/>
-          </w:rPr>
-          <w:t>33</w:t>
-        </w:r>
-        <w:r>
-          <w:rPr>
-            <w:noProof/>
-            <w:webHidden/>
-          </w:rPr>
-          <w:fldChar w:fldCharType="end"/>
-        </w:r>
-      </w:hyperlink>
-    </w:p>
-    <w:p>
-      <w:pPr>
-        <w:pStyle w:val="TOC2"/>
-        <w:tabs>
-          <w:tab w:val="left" w:pos="2549"/>
-        </w:tabs>
-        <w:rPr>
-          <w:rFonts w:asciiTheme="minorHAnsi" w:eastAsiaTheme="minorEastAsia" w:hAnsiTheme="minorHAnsi" w:cstheme="minorBidi"/>
-          <w:noProof/>
-          <w:kern w:val="2"/>
-          <w:sz w:val="24"/>
-          <w:szCs w:val="24"/>
-          <w:lang w:val="en-MU" w:eastAsia="en-MU"/>
-          <w14:ligatures w14:val="standardContextual"/>
-        </w:rPr>
-      </w:pPr>
-      <w:hyperlink w:anchor="_Toc229586990" w:history="1">
-        <w:r>
-          <w:rPr>
-            <w:rStyle w:val="Hyperlink"/>
-            <w:noProof/>
-          </w:rPr>
-          <w:t>4.9</w:t>
-        </w:r>
-        <w:r>
-          <w:rPr>
-            <w:rFonts w:asciiTheme="minorHAnsi" w:eastAsiaTheme="minorEastAsia" w:hAnsiTheme="minorHAnsi" w:cstheme="minorBidi"/>
-            <w:noProof/>
-            <w:kern w:val="2"/>
-            <w:sz w:val="24"/>
-            <w:szCs w:val="24"/>
-            <w:lang w:val="en-MU" w:eastAsia="en-MU"/>
-            <w14:ligatures w14:val="standardContextual"/>
-          </w:rPr>
-          <w:tab/>
-        </w:r>
-        <w:r>
-          <w:rPr>
-            <w:rStyle w:val="Hyperlink"/>
-            <w:noProof/>
-          </w:rPr>
-          <w:t>CMS045</w:t>
-        </w:r>
-        <w:r>
-          <w:rPr>
-            <w:noProof/>
-            <w:webHidden/>
-          </w:rPr>
-          <w:tab/>
-        </w:r>
-        <w:r>
-          <w:rPr>
-            <w:noProof/>
-            <w:webHidden/>
-          </w:rPr>
-          <w:fldChar w:fldCharType="begin" w:dirty="true"/>
-        </w:r>
-        <w:r>
-          <w:rPr>
-            <w:noProof/>
-            <w:webHidden/>
-          </w:rPr>
-          <w:instrText xml:space="preserve"> PAGEREF _Toc229586990 \h </w:instrText>
-        </w:r>
-        <w:r>
-          <w:rPr>
-            <w:noProof/>
-            <w:webHidden/>
-          </w:rPr>
-        </w:r>
-        <w:r>
-          <w:rPr>
-            <w:noProof/>
-            <w:webHidden/>
-          </w:rPr>
-          <w:fldChar w:fldCharType="separate"/>
-        </w:r>
-        <w:r>
-          <w:rPr>
-            <w:noProof/>
-            <w:webHidden/>
-          </w:rPr>
-          <w:t>37</w:t>
-        </w:r>
-        <w:r>
-          <w:rPr>
-            <w:noProof/>
-            <w:webHidden/>
-          </w:rPr>
-          <w:fldChar w:fldCharType="end"/>
-        </w:r>
-      </w:hyperlink>
-    </w:p>
-    <w:p>
-      <w:pPr>
-        <w:pStyle w:val="TOC2"/>
-        <w:tabs>
-          <w:tab w:val="left" w:pos="2549"/>
-        </w:tabs>
-        <w:rPr>
-          <w:rFonts w:asciiTheme="minorHAnsi" w:eastAsiaTheme="minorEastAsia" w:hAnsiTheme="minorHAnsi" w:cstheme="minorBidi"/>
-          <w:noProof/>
-          <w:kern w:val="2"/>
-          <w:sz w:val="24"/>
-          <w:szCs w:val="24"/>
-          <w:lang w:val="en-MU" w:eastAsia="en-MU"/>
-          <w14:ligatures w14:val="standardContextual"/>
-        </w:rPr>
-      </w:pPr>
-      <w:hyperlink w:anchor="_Toc229586991" w:history="1">
-        <w:r>
-          <w:rPr>
-            <w:rStyle w:val="Hyperlink"/>
-            <w:noProof/>
-          </w:rPr>
-          <w:t>4.10</w:t>
-        </w:r>
-        <w:r>
-          <w:rPr>
-            <w:rFonts w:asciiTheme="minorHAnsi" w:eastAsiaTheme="minorEastAsia" w:hAnsiTheme="minorHAnsi" w:cstheme="minorBidi"/>
-            <w:noProof/>
-            <w:kern w:val="2"/>
-            <w:sz w:val="24"/>
-            <w:szCs w:val="24"/>
-            <w:lang w:val="en-MU" w:eastAsia="en-MU"/>
-            <w14:ligatures w14:val="standardContextual"/>
-          </w:rPr>
-          <w:tab/>
-        </w:r>
-        <w:r>
-          <w:rPr>
-            <w:rStyle w:val="Hyperlink"/>
-            <w:noProof/>
-          </w:rPr>
-          <w:t>CMS047</w:t>
-        </w:r>
-        <w:r>
-          <w:rPr>
-            <w:noProof/>
-            <w:webHidden/>
-          </w:rPr>
-          <w:tab/>
-        </w:r>
-        <w:r>
-          <w:rPr>
-            <w:noProof/>
-            <w:webHidden/>
-          </w:rPr>
-          <w:fldChar w:fldCharType="begin" w:dirty="true"/>
-        </w:r>
-        <w:r>
-          <w:rPr>
-            <w:noProof/>
-            <w:webHidden/>
-          </w:rPr>
-          <w:instrText xml:space="preserve"> PAGEREF _Toc229586991 \h </w:instrText>
-        </w:r>
-        <w:r>
-          <w:rPr>
-            <w:noProof/>
-            <w:webHidden/>
-          </w:rPr>
-        </w:r>
-        <w:r>
-          <w:rPr>
-            <w:noProof/>
-            <w:webHidden/>
-          </w:rPr>
-          <w:fldChar w:fldCharType="separate"/>
-        </w:r>
-        <w:r>
-          <w:rPr>
-            <w:noProof/>
-            <w:webHidden/>
-          </w:rPr>
-          <w:t>38</w:t>
-        </w:r>
-        <w:r>
-          <w:rPr>
-            <w:noProof/>
-            <w:webHidden/>
-          </w:rPr>
-          <w:fldChar w:fldCharType="end"/>
-        </w:r>
-      </w:hyperlink>
-    </w:p>
-    <w:p>
-      <w:pPr>
-        <w:pStyle w:val="TOC2"/>
-        <w:tabs>
-          <w:tab w:val="left" w:pos="2549"/>
-        </w:tabs>
-        <w:rPr>
-          <w:rFonts w:asciiTheme="minorHAnsi" w:eastAsiaTheme="minorEastAsia" w:hAnsiTheme="minorHAnsi" w:cstheme="minorBidi"/>
-          <w:noProof/>
-          <w:kern w:val="2"/>
-          <w:sz w:val="24"/>
-          <w:szCs w:val="24"/>
-          <w:lang w:val="en-MU" w:eastAsia="en-MU"/>
-          <w14:ligatures w14:val="standardContextual"/>
-        </w:rPr>
-      </w:pPr>
-      <w:hyperlink w:anchor="_Toc229586992" w:history="1">
-        <w:r>
-          <w:rPr>
-            <w:rStyle w:val="Hyperlink"/>
-            <w:noProof/>
-          </w:rPr>
-          <w:t>4.11</w:t>
-        </w:r>
-        <w:r>
-          <w:rPr>
-            <w:rFonts w:asciiTheme="minorHAnsi" w:eastAsiaTheme="minorEastAsia" w:hAnsiTheme="minorHAnsi" w:cstheme="minorBidi"/>
-            <w:noProof/>
-            <w:kern w:val="2"/>
-            <w:sz w:val="24"/>
-            <w:szCs w:val="24"/>
-            <w:lang w:val="en-MU" w:eastAsia="en-MU"/>
-            <w14:ligatures w14:val="standardContextual"/>
-          </w:rPr>
-          <w:tab/>
-        </w:r>
-        <w:r>
-          <w:rPr>
-            <w:rStyle w:val="Hyperlink"/>
-            <w:noProof/>
-          </w:rPr>
-          <w:t>MNS051</w:t>
-        </w:r>
-        <w:r>
-          <w:rPr>
-            <w:noProof/>
-            <w:webHidden/>
-          </w:rPr>
-          <w:tab/>
-        </w:r>
-        <w:r>
-          <w:rPr>
-            <w:noProof/>
-            <w:webHidden/>
-          </w:rPr>
-          <w:fldChar w:fldCharType="begin" w:dirty="true"/>
-        </w:r>
-        <w:r>
-          <w:rPr>
-            <w:noProof/>
-            <w:webHidden/>
-          </w:rPr>
-          <w:instrText xml:space="preserve"> PAGEREF _Toc229586992 \h </w:instrText>
-        </w:r>
-        <w:r>
-          <w:rPr>
-            <w:noProof/>
-            <w:webHidden/>
-          </w:rPr>
-        </w:r>
-        <w:r>
-          <w:rPr>
-            <w:noProof/>
-            <w:webHidden/>
-          </w:rPr>
-          <w:fldChar w:fldCharType="separate"/>
-        </w:r>
-        <w:r>
-          <w:rPr>
-            <w:noProof/>
-            <w:webHidden/>
-          </w:rPr>
-          <w:t>40</w:t>
-        </w:r>
-        <w:r>
-          <w:rPr>
-            <w:noProof/>
-            <w:webHidden/>
-          </w:rPr>
-          <w:fldChar w:fldCharType="end"/>
-        </w:r>
-      </w:hyperlink>
-    </w:p>
-    <w:p>
-      <w:pPr>
-        <w:pStyle w:val="TOC2"/>
-        <w:tabs>
-          <w:tab w:val="left" w:pos="2549"/>
-        </w:tabs>
-        <w:rPr>
-          <w:rFonts w:asciiTheme="minorHAnsi" w:eastAsiaTheme="minorEastAsia" w:hAnsiTheme="minorHAnsi" w:cstheme="minorBidi"/>
-          <w:noProof/>
-          <w:kern w:val="2"/>
-          <w:sz w:val="24"/>
-          <w:szCs w:val="24"/>
-          <w:lang w:val="en-MU" w:eastAsia="en-MU"/>
-          <w14:ligatures w14:val="standardContextual"/>
-        </w:rPr>
-      </w:pPr>
-      <w:hyperlink w:anchor="_Toc229586993" w:history="1">
-        <w:r>
-          <w:rPr>
-            <w:rStyle w:val="Hyperlink"/>
-            <w:noProof/>
-          </w:rPr>
-          <w:t>4.12</w:t>
-        </w:r>
-        <w:r>
-          <w:rPr>
-            <w:rFonts w:asciiTheme="minorHAnsi" w:eastAsiaTheme="minorEastAsia" w:hAnsiTheme="minorHAnsi" w:cstheme="minorBidi"/>
-            <w:noProof/>
-            <w:kern w:val="2"/>
-            <w:sz w:val="24"/>
-            <w:szCs w:val="24"/>
-            <w:lang w:val="en-MU" w:eastAsia="en-MU"/>
-            <w14:ligatures w14:val="standardContextual"/>
-          </w:rPr>
-          <w:tab/>
-        </w:r>
-        <w:r>
-          <w:rPr>
-            <w:rStyle w:val="Hyperlink"/>
-            <w:noProof/>
-          </w:rPr>
-          <w:t>Script (ION Desk)</w:t>
-        </w:r>
-        <w:r>
-          <w:rPr>
-            <w:noProof/>
-            <w:webHidden/>
-          </w:rPr>
-          <w:tab/>
-        </w:r>
-        <w:r>
-          <w:rPr>
-            <w:noProof/>
-            <w:webHidden/>
-          </w:rPr>
-          <w:fldChar w:fldCharType="begin" w:dirty="true"/>
-        </w:r>
-        <w:r>
-          <w:rPr>
-            <w:noProof/>
-            <w:webHidden/>
-          </w:rPr>
-          <w:instrText xml:space="preserve"> PAGEREF _Toc229586993 \h </w:instrText>
-        </w:r>
-        <w:r>
-          <w:rPr>
-            <w:noProof/>
-            <w:webHidden/>
-          </w:rPr>
-        </w:r>
-        <w:r>
-          <w:rPr>
-            <w:noProof/>
-            <w:webHidden/>
-          </w:rPr>
-          <w:fldChar w:fldCharType="separate"/>
-        </w:r>
-        <w:r>
-          <w:rPr>
-            <w:noProof/>
-            <w:webHidden/>
-          </w:rPr>
-          <w:t>41</w:t>
-        </w:r>
-        <w:r>
-          <w:rPr>
-            <w:noProof/>
-            <w:webHidden/>
-          </w:rPr>
-          <w:fldChar w:fldCharType="end"/>
-        </w:r>
-      </w:hyperlink>
-    </w:p>
-    <w:p>
-      <w:pPr>
         <w:rPr>
           <w:rFonts w:cs="Arial"/>
         </w:rPr>
@@ -3368,12 +2108,11 @@
       </w:pPr>
       <w:bookmarkStart w:id="6" w:name="_Toc436807305"/>
       <w:bookmarkStart w:id="7" w:name="_Toc202891084"/>
-      <w:bookmarkStart w:id="8" w:name="_Toc229586976"/>
+      <w:bookmarkStart w:id="8" w:name="_Toc230944400"/>
       <w:r>
         <w:rPr>
           <w:rFonts w:cs="Arial"/>
         </w:rPr>
-        <w:lastRenderedPageBreak/>
         <w:t>Introduction</w:t>
       </w:r>
       <w:bookmarkEnd w:id="6"/>
@@ -3396,7 +2135,7 @@
         </w:rPr>
       </w:pPr>
       <w:bookmarkStart w:id="9" w:name="_Toc202891085"/>
-      <w:bookmarkStart w:id="10" w:name="_Toc229586977"/>
+      <w:bookmarkStart w:id="10" w:name="_Toc230944401"/>
       <w:r>
         <w:rPr>
           <w:rFonts w:cs="Arial"/>
@@ -3476,7 +2215,7 @@
         </w:rPr>
       </w:pPr>
       <w:bookmarkStart w:id="11" w:name="_Toc202891086"/>
-      <w:bookmarkStart w:id="12" w:name="_Toc229586978"/>
+      <w:bookmarkStart w:id="12" w:name="_Toc230944402"/>
       <w:r>
         <w:rPr>
           <w:rFonts w:cs="Arial"/>
@@ -3505,14 +2244,7 @@
         <w:rPr>
           <w:rFonts w:cs="Arial"/>
         </w:rPr>
-        <w:t xml:space="preserve"> </w:t>
-      </w:r>
-      <w:proofErr w:type="spellStart"/>
-      <w:r>
-        <w:rPr>
-          <w:rFonts w:cs="Arial"/>
-        </w:rPr>
-        <w:t>D</w:t>
+        <w:t xml:space="preserve"> D</w:t>
       </w:r>
       <w:r>
         <w:rPr>
@@ -3528,7 +2260,6 @@
       </w:r>
       <w:bookmarkEnd w:id="11"/>
       <w:bookmarkEnd w:id="12"/>
-      <w:proofErr w:type="spellEnd"/>
     </w:p>
     <w:p>
       <w:pPr>
@@ -3618,12 +2349,11 @@
         </w:rPr>
       </w:pPr>
       <w:bookmarkStart w:id="13" w:name="_Toc202891087"/>
-      <w:bookmarkStart w:id="14" w:name="_Toc229586979"/>
+      <w:bookmarkStart w:id="14" w:name="_Toc230944403"/>
       <w:r>
         <w:rPr>
           <w:rFonts w:cs="Arial"/>
         </w:rPr>
-        <w:lastRenderedPageBreak/>
         <w:t>Installation</w:t>
       </w:r>
       <w:bookmarkEnd w:id="13"/>
@@ -3636,7 +2366,7 @@
           <w:rFonts w:cs="Arial"/>
         </w:rPr>
       </w:pPr>
-      <w:bookmarkStart w:id="15" w:name="_Toc229586980"/>
+      <w:bookmarkStart w:id="15" w:name="_Toc230944404"/>
       <w:r>
         <w:rPr>
           <w:rFonts w:cs="Arial"/>
@@ -3909,9 +2639,8 @@
       </w:pPr>
       <w:bookmarkStart w:id="16" w:name="_Toc201156010"/>
       <w:bookmarkStart w:id="17" w:name="_Toc202891089"/>
-      <w:bookmarkStart w:id="18" w:name="_Toc229586981"/>
+      <w:bookmarkStart w:id="18" w:name="_Toc230944405"/>
       <w:r>
-        <w:lastRenderedPageBreak/>
         <w:t xml:space="preserve">Instructions </w:t>
       </w:r>
       <w:r>
@@ -3937,7 +2666,7 @@
       <w:pPr>
         <w:pStyle w:val="Heading2"/>
       </w:pPr>
-      <w:bookmarkStart w:id="19" w:name="_Toc229586982"/>
+      <w:bookmarkStart w:id="19" w:name="_Toc230944406"/>
       <w:r>
         <w:t>Transaction XtendM3</w:t>
       </w:r>
@@ -3969,13 +2698,13 @@
     </w:p>
     <w:p>
       <w:pPr>
+        <w:pStyle w:val="BodyText"/>
         <w:pBdr>
           <w:top w:val="single" w:sz="24" w:space="4" w:color="C00000"/>
           <w:left w:val="single" w:sz="24" w:space="4" w:color="C00000"/>
           <w:bottom w:val="single" w:sz="24" w:space="4" w:color="C00000"/>
           <w:right w:val="single" w:sz="24" w:space="4" w:color="C00000"/>
         </w:pBdr>
-        <w:pStyle w:val="BodyText"/>
         <w:ind w:left="720"/>
       </w:pPr>
       <w:r>
@@ -4048,13 +2777,13 @@
     </w:p>
     <w:p>
       <w:pPr>
+        <w:pStyle w:val="BodyText"/>
         <w:pBdr>
           <w:top w:val="single" w:sz="24" w:space="4" w:color="C00000"/>
           <w:left w:val="single" w:sz="24" w:space="4" w:color="C00000"/>
           <w:bottom w:val="single" w:sz="24" w:space="4" w:color="C00000"/>
           <w:right w:val="single" w:sz="24" w:space="4" w:color="C00000"/>
         </w:pBdr>
-        <w:pStyle w:val="BodyText"/>
         <w:ind w:left="720"/>
       </w:pPr>
       <w:r>
@@ -4118,13 +2847,13 @@
     </w:p>
     <w:p>
       <w:pPr>
+        <w:pStyle w:val="BodyText"/>
         <w:pBdr>
           <w:top w:val="single" w:sz="24" w:space="4" w:color="C00000"/>
           <w:left w:val="single" w:sz="24" w:space="4" w:color="C00000"/>
           <w:bottom w:val="single" w:sz="24" w:space="4" w:color="C00000"/>
           <w:right w:val="single" w:sz="24" w:space="4" w:color="C00000"/>
         </w:pBdr>
-        <w:pStyle w:val="BodyText"/>
         <w:ind w:left="720"/>
       </w:pPr>
       <w:r>
@@ -4193,13 +2922,13 @@
     </w:p>
     <w:p>
       <w:pPr>
+        <w:pStyle w:val="BodyText"/>
         <w:pBdr>
           <w:top w:val="single" w:sz="24" w:space="4" w:color="C00000"/>
           <w:left w:val="single" w:sz="24" w:space="4" w:color="C00000"/>
           <w:bottom w:val="single" w:sz="24" w:space="4" w:color="C00000"/>
           <w:right w:val="single" w:sz="24" w:space="4" w:color="C00000"/>
         </w:pBdr>
-        <w:pStyle w:val="BodyText"/>
         <w:ind w:left="720"/>
       </w:pPr>
       <w:r>
@@ -4264,19 +2993,18 @@
         </w:numPr>
       </w:pPr>
       <w:r>
-        <w:lastRenderedPageBreak/>
         <w:t>Click on Settings</w:t>
       </w:r>
     </w:p>
     <w:p>
       <w:pPr>
+        <w:pStyle w:val="BodyText"/>
         <w:pBdr>
           <w:top w:val="single" w:sz="24" w:space="4" w:color="C00000"/>
           <w:left w:val="single" w:sz="24" w:space="4" w:color="C00000"/>
           <w:bottom w:val="single" w:sz="24" w:space="4" w:color="C00000"/>
           <w:right w:val="single" w:sz="24" w:space="4" w:color="C00000"/>
         </w:pBdr>
-        <w:pStyle w:val="BodyText"/>
         <w:ind w:left="720"/>
       </w:pPr>
       <w:r>
@@ -4334,39 +3062,7 @@
         </w:numPr>
       </w:pPr>
       <w:r>
-        <w:t xml:space="preserve">Repeat these steps for transactions </w:t>
-      </w:r>
-      <w:proofErr w:type="spellStart"/>
-      <w:r>
-        <w:t>GetLine</w:t>
-      </w:r>
-      <w:proofErr w:type="spellEnd"/>
-      <w:r>
-        <w:t xml:space="preserve">, </w:t>
-      </w:r>
-      <w:proofErr w:type="spellStart"/>
-      <w:r>
-        <w:t>LstLine</w:t>
-      </w:r>
-      <w:proofErr w:type="spellEnd"/>
-      <w:r>
-        <w:t xml:space="preserve">, </w:t>
-      </w:r>
-      <w:proofErr w:type="spellStart"/>
-      <w:r>
-        <w:t>UpdLine</w:t>
-      </w:r>
-      <w:proofErr w:type="spellEnd"/>
-      <w:r>
-        <w:t xml:space="preserve"> and </w:t>
-      </w:r>
-      <w:proofErr w:type="spellStart"/>
-      <w:r>
-        <w:t>DelLine</w:t>
-      </w:r>
-      <w:proofErr w:type="spellEnd"/>
-      <w:r>
-        <w:t>.</w:t>
+        <w:t>Repeat these steps for transactions GetLine, LstLine, UpdLine and DelLine.</w:t>
       </w:r>
     </w:p>
     <w:p>
@@ -4384,31 +3080,7 @@
         </w:numPr>
       </w:pPr>
       <w:r>
-        <w:t xml:space="preserve">For transactions AddLine, </w:t>
-      </w:r>
-      <w:proofErr w:type="spellStart"/>
-      <w:r>
-        <w:t>GetLine</w:t>
-      </w:r>
-      <w:proofErr w:type="spellEnd"/>
-      <w:r>
-        <w:t xml:space="preserve">, </w:t>
-      </w:r>
-      <w:proofErr w:type="spellStart"/>
-      <w:r>
-        <w:t>UpdLine</w:t>
-      </w:r>
-      <w:proofErr w:type="spellEnd"/>
-      <w:r>
-        <w:t xml:space="preserve"> and </w:t>
-      </w:r>
-      <w:proofErr w:type="spellStart"/>
-      <w:r>
-        <w:t>DelLine</w:t>
-      </w:r>
-      <w:proofErr w:type="spellEnd"/>
-      <w:r>
-        <w:t>, t</w:t>
+        <w:t>For transactions AddLine, GetLine, UpdLine and DelLine, t</w:t>
       </w:r>
       <w:r>
         <w:t>oggle Active</w:t>
@@ -4429,26 +3101,18 @@
         <w:ind w:left="720"/>
       </w:pPr>
       <w:r>
-        <w:t xml:space="preserve">For transaction </w:t>
-      </w:r>
-      <w:proofErr w:type="spellStart"/>
-      <w:r>
-        <w:t>LstLine</w:t>
-      </w:r>
-      <w:proofErr w:type="spellEnd"/>
-      <w:r>
-        <w:t>, toggle Active and Multi and click on Save.</w:t>
+        <w:t>For transaction LstLine, toggle Active and Multi and click on Save.</w:t>
       </w:r>
     </w:p>
     <w:p>
       <w:pPr>
+        <w:pStyle w:val="BodyText"/>
         <w:pBdr>
           <w:top w:val="single" w:sz="24" w:space="4" w:color="C00000"/>
           <w:left w:val="single" w:sz="24" w:space="4" w:color="C00000"/>
           <w:bottom w:val="single" w:sz="24" w:space="4" w:color="C00000"/>
           <w:right w:val="single" w:sz="24" w:space="4" w:color="C00000"/>
         </w:pBdr>
-        <w:pStyle w:val="BodyText"/>
         <w:ind w:left="720"/>
       </w:pPr>
       <w:r>
@@ -4493,11 +3157,11 @@
       </w:r>
     </w:p>
     <w:sectPr>
-      <w:headerReference w:type="default" r:id="rId97"/>
-      <w:footerReference w:type="even" r:id="rId98"/>
-      <w:footerReference w:type="default" r:id="rId99"/>
-      <w:headerReference w:type="first" r:id="rId100"/>
-      <w:footerReference w:type="first" r:id="rId101"/>
+      <w:headerReference w:type="default" r:id="rId17"/>
+      <w:footerReference w:type="even" r:id="rId18"/>
+      <w:footerReference w:type="default" r:id="rId19"/>
+      <w:headerReference w:type="first" r:id="rId20"/>
+      <w:footerReference w:type="first" r:id="rId21"/>
       <w:pgSz w:w="11907" w:h="16839" w:code="1"/>
       <w:pgMar w:top="1080" w:right="720" w:bottom="1440" w:left="720" w:header="432" w:footer="720" w:gutter="360"/>
       <w:paperSrc w:first="111" w:other="111"/>
@@ -4510,7 +3174,7 @@
 </w:document>
 </file>
 
-<file path=word\endnotes.xml><?xml version="1.0" encoding="utf-8"?>
+<file path=word/endnotes.xml><?xml version="1.0" encoding="utf-8"?>
 <w:endnotes xmlns:wpc="http://schemas.microsoft.com/office/word/2010/wordprocessingCanvas" xmlns:cx="http://schemas.microsoft.com/office/drawing/2014/chartex" xmlns:cx1="http://schemas.microsoft.com/office/drawing/2015/9/8/chartex" xmlns:cx2="http://schemas.microsoft.com/office/drawing/2015/10/21/chartex" xmlns:cx3="http://schemas.microsoft.com/office/drawing/2016/5/9/chartex" xmlns:cx4="http://schemas.microsoft.com/office/drawing/2016/5/10/chartex" xmlns:cx5="http://schemas.microsoft.com/office/drawing/2016/5/11/chartex" xmlns:cx6="http://schemas.microsoft.com/office/drawing/2016/5/12/chartex" xmlns:cx7="http://schemas.microsoft.com/office/drawing/2016/5/13/chartex" xmlns:cx8="http://schemas.microsoft.com/office/drawing/2016/5/14/chartex" xmlns:mc="http://schemas.openxmlformats.org/markup-compatibility/2006" xmlns:aink="http://schemas.microsoft.com/office/drawing/2016/ink" xmlns:am3d="http://schemas.microsoft.com/office/drawing/2017/model3d" xmlns:o="urn:schemas-microsoft-com:office:office" xmlns:oel="http://schemas.microsoft.com/office/2019/extlst" xmlns:r="http://schemas.openxmlformats.org/officeDocument/2006/relationships" xmlns:m="http://schemas.openxmlformats.org/officeDocument/2006/math" xmlns:v="urn:schemas-microsoft-com:vml" xmlns:wp14="http://schemas.microsoft.com/office/word/2010/wordprocessingDrawing" xmlns:wp="http://schemas.openxmlformats.org/drawingml/2006/wordprocessingDrawing" xmlns:w10="urn:schemas-microsoft-com:office:word" xmlns:w="http://schemas.openxmlformats.org/wordprocessingml/2006/main" xmlns:w14="http://schemas.microsoft.com/office/word/2010/wordml" xmlns:w15="http://schemas.microsoft.com/office/word/2012/wordml" xmlns:w16cex="http://schemas.microsoft.com/office/word/2018/wordml/cex" xmlns:w16cid="http://schemas.microsoft.com/office/word/2016/wordml/cid" xmlns:w16="http://schemas.microsoft.com/office/word/2018/wordml" xmlns:w16du="http://schemas.microsoft.com/office/word/2023/wordml/word16du" xmlns:w16sdtdh="http://schemas.microsoft.com/office/word/2020/wordml/sdtdatahash" xmlns:w16sdtfl="http://schemas.microsoft.com/office/word/2024/wordml/sdtformatlock" xmlns:w16se="http://schemas.microsoft.com/office/word/2015/wordml/symex" xmlns:wpg="http://schemas.microsoft.com/office/word/2010/wordprocessingGroup" xmlns:wpi="http://schemas.microsoft.com/office/word/2010/wordprocessingInk" xmlns:wne="http://schemas.microsoft.com/office/word/2006/wordml" xmlns:wps="http://schemas.microsoft.com/office/word/2010/wordprocessingShape" mc:Ignorable="w14 w15 w16se w16cid w16 w16cex w16sdtdh w16sdtfl w16du wp14">
   <w:endnote w:type="separator" w:id="-1">
     <w:p>
@@ -4529,111 +3193,7 @@
 </w:endnotes>
 </file>
 
-<file path=word\fontTable.xml><?xml version="1.0" encoding="utf-8"?>
-<w:fonts xmlns:mc="http://schemas.openxmlformats.org/markup-compatibility/2006" xmlns:r="http://schemas.openxmlformats.org/officeDocument/2006/relationships" xmlns:w="http://schemas.openxmlformats.org/wordprocessingml/2006/main" xmlns:w14="http://schemas.microsoft.com/office/word/2010/wordml" xmlns:w15="http://schemas.microsoft.com/office/word/2012/wordml" xmlns:w16cex="http://schemas.microsoft.com/office/word/2018/wordml/cex" xmlns:w16cid="http://schemas.microsoft.com/office/word/2016/wordml/cid" xmlns:w16="http://schemas.microsoft.com/office/word/2018/wordml" xmlns:w16du="http://schemas.microsoft.com/office/word/2023/wordml/word16du" xmlns:w16sdtdh="http://schemas.microsoft.com/office/word/2020/wordml/sdtdatahash" xmlns:w16sdtfl="http://schemas.microsoft.com/office/word/2024/wordml/sdtformatlock" xmlns:w16se="http://schemas.microsoft.com/office/word/2015/wordml/symex" mc:Ignorable="w14 w15 w16se w16cid w16 w16cex w16sdtdh w16sdtfl w16du">
-  <w:font w:name="Times New Roman">
-    <w:panose1 w:val="02020603050405020304"/>
-    <w:charset w:val="00"/>
-    <w:family w:val="roman"/>
-    <w:pitch w:val="variable"/>
-    <w:sig w:usb0="E0002EFF" w:usb1="C000785B" w:usb2="00000009" w:usb3="00000000" w:csb0="000001FF" w:csb1="00000000"/>
-  </w:font>
-  <w:font w:name="Symbol">
-    <w:panose1 w:val="05050102010706020507"/>
-    <w:charset w:val="02"/>
-    <w:family w:val="roman"/>
-    <w:pitch w:val="variable"/>
-    <w:sig w:usb0="00000000" w:usb1="10000000" w:usb2="00000000" w:usb3="00000000" w:csb0="80000000" w:csb1="00000000"/>
-  </w:font>
-  <w:font w:name="Courier New">
-    <w:panose1 w:val="02070309020205020404"/>
-    <w:charset w:val="00"/>
-    <w:family w:val="modern"/>
-    <w:pitch w:val="fixed"/>
-    <w:sig w:usb0="E0002EFF" w:usb1="C0007843" w:usb2="00000009" w:usb3="00000000" w:csb0="000001FF" w:csb1="00000000"/>
-  </w:font>
-  <w:font w:name="Wingdings">
-    <w:panose1 w:val="05000000000000000000"/>
-    <w:charset w:val="02"/>
-    <w:family w:val="auto"/>
-    <w:pitch w:val="variable"/>
-    <w:sig w:usb0="00000000" w:usb1="10000000" w:usb2="00000000" w:usb3="00000000" w:csb0="80000000" w:csb1="00000000"/>
-  </w:font>
-  <w:font w:name="Arial">
-    <w:panose1 w:val="020B0604020202020204"/>
-    <w:charset w:val="00"/>
-    <w:family w:val="swiss"/>
-    <w:pitch w:val="variable"/>
-    <w:sig w:usb0="E0002EFF" w:usb1="C000785B" w:usb2="00000009" w:usb3="00000000" w:csb0="000001FF" w:csb1="00000000"/>
-  </w:font>
-  <w:font w:name="Times">
-    <w:panose1 w:val="02020603050405020304"/>
-    <w:charset w:val="00"/>
-    <w:family w:val="roman"/>
-    <w:pitch w:val="variable"/>
-    <w:sig w:usb0="E0002EFF" w:usb1="C000785B" w:usb2="00000009" w:usb3="00000000" w:csb0="000001FF" w:csb1="00000000"/>
-  </w:font>
-  <w:font w:name="Cambria">
-    <w:panose1 w:val="02040503050406030204"/>
-    <w:charset w:val="00"/>
-    <w:family w:val="roman"/>
-    <w:pitch w:val="variable"/>
-    <w:sig w:usb0="E00006FF" w:usb1="420024FF" w:usb2="02000000" w:usb3="00000000" w:csb0="0000019F" w:csb1="00000000"/>
-  </w:font>
-  <w:font w:name="Arial Unicode MS">
-    <w:panose1 w:val="020B0604020202020204"/>
-    <w:charset w:val="00"/>
-    <w:family w:val="roman"/>
-    <w:pitch w:val="variable"/>
-    <w:sig w:usb0="00000003" w:usb1="00000000" w:usb2="00000000" w:usb3="00000000" w:csb0="00000001" w:csb1="00000000"/>
-  </w:font>
-  <w:font w:name="Tahoma">
-    <w:panose1 w:val="020B0604030504040204"/>
-    <w:charset w:val="00"/>
-    <w:family w:val="swiss"/>
-    <w:pitch w:val="variable"/>
-    <w:sig w:usb0="E1002EFF" w:usb1="C000605B" w:usb2="00000029" w:usb3="00000000" w:csb0="000101FF" w:csb1="00000000"/>
-  </w:font>
-  <w:font w:name="ProximaNova-Light">
-    <w:altName w:val="Cambria"/>
-    <w:panose1 w:val="00000000000000000000"/>
-    <w:charset w:val="4D"/>
-    <w:family w:val="auto"/>
-    <w:notTrueType/>
-    <w:pitch w:val="default"/>
-    <w:sig w:usb0="00000003" w:usb1="00000000" w:usb2="00000000" w:usb3="00000000" w:csb0="00000001" w:csb1="00000000"/>
-  </w:font>
-  <w:font w:name="Calibri">
-    <w:panose1 w:val="020F0502020204030204"/>
-    <w:charset w:val="00"/>
-    <w:family w:val="swiss"/>
-    <w:pitch w:val="variable"/>
-    <w:sig w:usb0="E4002EFF" w:usb1="C200247B" w:usb2="00000009" w:usb3="00000000" w:csb0="000001FF" w:csb1="00000000"/>
-  </w:font>
-  <w:font w:name="Arial Narrow">
-    <w:panose1 w:val="020B0606020202030204"/>
-    <w:charset w:val="00"/>
-    <w:family w:val="swiss"/>
-    <w:pitch w:val="variable"/>
-    <w:sig w:usb0="00000287" w:usb1="00000800" w:usb2="00000000" w:usb3="00000000" w:csb0="0000009F" w:csb1="00000000"/>
-  </w:font>
-  <w:font w:name="Consolas">
-    <w:panose1 w:val="020B0609020204030204"/>
-    <w:charset w:val="00"/>
-    <w:family w:val="modern"/>
-    <w:pitch w:val="fixed"/>
-    <w:sig w:usb0="E00006FF" w:usb1="0000FCFF" w:usb2="00000001" w:usb3="00000000" w:csb0="0000019F" w:csb1="00000000"/>
-  </w:font>
-  <w:font w:name="Source Sans Pro">
-    <w:charset w:val="00"/>
-    <w:family w:val="swiss"/>
-    <w:pitch w:val="variable"/>
-    <w:sig w:usb0="600002F7" w:usb1="02000001" w:usb2="00000000" w:usb3="00000000" w:csb0="0000019F" w:csb1="00000000"/>
-  </w:font>
-</w:fonts>
-</file>
-
-<file path=word\footer1.xml><?xml version="1.0" encoding="utf-8"?>
+<file path=word/footer1.xml><?xml version="1.0" encoding="utf-8"?>
 <w:ftr xmlns:wpc="http://schemas.microsoft.com/office/word/2010/wordprocessingCanvas" xmlns:cx="http://schemas.microsoft.com/office/drawing/2014/chartex" xmlns:cx1="http://schemas.microsoft.com/office/drawing/2015/9/8/chartex" xmlns:cx2="http://schemas.microsoft.com/office/drawing/2015/10/21/chartex" xmlns:cx3="http://schemas.microsoft.com/office/drawing/2016/5/9/chartex" xmlns:cx4="http://schemas.microsoft.com/office/drawing/2016/5/10/chartex" xmlns:cx5="http://schemas.microsoft.com/office/drawing/2016/5/11/chartex" xmlns:cx6="http://schemas.microsoft.com/office/drawing/2016/5/12/chartex" xmlns:cx7="http://schemas.microsoft.com/office/drawing/2016/5/13/chartex" xmlns:cx8="http://schemas.microsoft.com/office/drawing/2016/5/14/chartex" xmlns:mc="http://schemas.openxmlformats.org/markup-compatibility/2006" xmlns:aink="http://schemas.microsoft.com/office/drawing/2016/ink" xmlns:am3d="http://schemas.microsoft.com/office/drawing/2017/model3d" xmlns:o="urn:schemas-microsoft-com:office:office" xmlns:oel="http://schemas.microsoft.com/office/2019/extlst" xmlns:r="http://schemas.openxmlformats.org/officeDocument/2006/relationships" xmlns:m="http://schemas.openxmlformats.org/officeDocument/2006/math" xmlns:v="urn:schemas-microsoft-com:vml" xmlns:wp14="http://schemas.microsoft.com/office/word/2010/wordprocessingDrawing" xmlns:wp="http://schemas.openxmlformats.org/drawingml/2006/wordprocessingDrawing" xmlns:w10="urn:schemas-microsoft-com:office:word" xmlns:w="http://schemas.openxmlformats.org/wordprocessingml/2006/main" xmlns:w14="http://schemas.microsoft.com/office/word/2010/wordml" xmlns:w15="http://schemas.microsoft.com/office/word/2012/wordml" xmlns:w16cex="http://schemas.microsoft.com/office/word/2018/wordml/cex" xmlns:w16cid="http://schemas.microsoft.com/office/word/2016/wordml/cid" xmlns:w16="http://schemas.microsoft.com/office/word/2018/wordml" xmlns:w16du="http://schemas.microsoft.com/office/word/2023/wordml/word16du" xmlns:w16sdtdh="http://schemas.microsoft.com/office/word/2020/wordml/sdtdatahash" xmlns:w16sdtfl="http://schemas.microsoft.com/office/word/2024/wordml/sdtformatlock" xmlns:w16se="http://schemas.microsoft.com/office/word/2015/wordml/symex" xmlns:wpg="http://schemas.microsoft.com/office/word/2010/wordprocessingGroup" xmlns:wpi="http://schemas.microsoft.com/office/word/2010/wordprocessingInk" xmlns:wne="http://schemas.microsoft.com/office/word/2006/wordml" xmlns:wps="http://schemas.microsoft.com/office/word/2010/wordprocessingShape" mc:Ignorable="w14 w15 w16se w16cid w16 w16cex w16sdtdh w16sdtfl w16du wp14">
   <w:p>
     <w:pPr>
@@ -4683,7 +3243,7 @@
 </w:ftr>
 </file>
 
-<file path=word\footer2.xml><?xml version="1.0" encoding="utf-8"?>
+<file path=word/footer2.xml><?xml version="1.0" encoding="utf-8"?>
 <w:ftr xmlns:wpc="http://schemas.microsoft.com/office/word/2010/wordprocessingCanvas" xmlns:cx="http://schemas.microsoft.com/office/drawing/2014/chartex" xmlns:cx1="http://schemas.microsoft.com/office/drawing/2015/9/8/chartex" xmlns:cx2="http://schemas.microsoft.com/office/drawing/2015/10/21/chartex" xmlns:cx3="http://schemas.microsoft.com/office/drawing/2016/5/9/chartex" xmlns:cx4="http://schemas.microsoft.com/office/drawing/2016/5/10/chartex" xmlns:cx5="http://schemas.microsoft.com/office/drawing/2016/5/11/chartex" xmlns:cx6="http://schemas.microsoft.com/office/drawing/2016/5/12/chartex" xmlns:cx7="http://schemas.microsoft.com/office/drawing/2016/5/13/chartex" xmlns:cx8="http://schemas.microsoft.com/office/drawing/2016/5/14/chartex" xmlns:mc="http://schemas.openxmlformats.org/markup-compatibility/2006" xmlns:aink="http://schemas.microsoft.com/office/drawing/2016/ink" xmlns:am3d="http://schemas.microsoft.com/office/drawing/2017/model3d" xmlns:o="urn:schemas-microsoft-com:office:office" xmlns:oel="http://schemas.microsoft.com/office/2019/extlst" xmlns:r="http://schemas.openxmlformats.org/officeDocument/2006/relationships" xmlns:m="http://schemas.openxmlformats.org/officeDocument/2006/math" xmlns:v="urn:schemas-microsoft-com:vml" xmlns:wp14="http://schemas.microsoft.com/office/word/2010/wordprocessingDrawing" xmlns:wp="http://schemas.openxmlformats.org/drawingml/2006/wordprocessingDrawing" xmlns:w10="urn:schemas-microsoft-com:office:word" xmlns:w="http://schemas.openxmlformats.org/wordprocessingml/2006/main" xmlns:w14="http://schemas.microsoft.com/office/word/2010/wordml" xmlns:w15="http://schemas.microsoft.com/office/word/2012/wordml" xmlns:w16cex="http://schemas.microsoft.com/office/word/2018/wordml/cex" xmlns:w16cid="http://schemas.microsoft.com/office/word/2016/wordml/cid" xmlns:w16="http://schemas.microsoft.com/office/word/2018/wordml" xmlns:w16du="http://schemas.microsoft.com/office/word/2023/wordml/word16du" xmlns:w16sdtdh="http://schemas.microsoft.com/office/word/2020/wordml/sdtdatahash" xmlns:w16sdtfl="http://schemas.microsoft.com/office/word/2024/wordml/sdtformatlock" xmlns:w16se="http://schemas.microsoft.com/office/word/2015/wordml/symex" xmlns:wpg="http://schemas.microsoft.com/office/word/2010/wordprocessingGroup" xmlns:wpi="http://schemas.microsoft.com/office/word/2010/wordprocessingInk" xmlns:wne="http://schemas.microsoft.com/office/word/2006/wordml" xmlns:wps="http://schemas.microsoft.com/office/word/2010/wordprocessingShape" mc:Ignorable="w14 w15 w16se w16cid w16 w16cex w16sdtdh w16sdtfl w16du wp14">
   <w:p>
     <w:pPr>
@@ -4715,7 +3275,7 @@
         <w:noProof/>
         <w:lang w:val="fr-FR"/>
       </w:rPr>
-      <w:t>Document Control</w:t>
+      <w:t>Instructions to deploy</w:t>
     </w:r>
     <w:r>
       <w:rPr>
@@ -4863,7 +3423,7 @@
         <w:noProof/>
         <w:lang w:val="fr-FR"/>
       </w:rPr>
-      <w:instrText>3</w:instrText>
+      <w:instrText>7</w:instrText>
     </w:r>
     <w:r>
       <w:fldChar w:fldCharType="end"/>
@@ -4882,7 +3442,7 @@
         <w:noProof/>
         <w:lang w:val="fr-FR"/>
       </w:rPr>
-      <w:t>3</w:t>
+      <w:t>7</w:t>
     </w:r>
     <w:r>
       <w:fldChar w:fldCharType="end"/>
@@ -4929,7 +3489,7 @@
 </w:ftr>
 </file>
 
-<file path=word\footer3.xml><?xml version="1.0" encoding="utf-8"?>
+<file path=word/footer3.xml><?xml version="1.0" encoding="utf-8"?>
 <w:ftr xmlns:wpc="http://schemas.microsoft.com/office/word/2010/wordprocessingCanvas" xmlns:cx="http://schemas.microsoft.com/office/drawing/2014/chartex" xmlns:cx1="http://schemas.microsoft.com/office/drawing/2015/9/8/chartex" xmlns:cx2="http://schemas.microsoft.com/office/drawing/2015/10/21/chartex" xmlns:cx3="http://schemas.microsoft.com/office/drawing/2016/5/9/chartex" xmlns:cx4="http://schemas.microsoft.com/office/drawing/2016/5/10/chartex" xmlns:cx5="http://schemas.microsoft.com/office/drawing/2016/5/11/chartex" xmlns:cx6="http://schemas.microsoft.com/office/drawing/2016/5/12/chartex" xmlns:cx7="http://schemas.microsoft.com/office/drawing/2016/5/13/chartex" xmlns:cx8="http://schemas.microsoft.com/office/drawing/2016/5/14/chartex" xmlns:mc="http://schemas.openxmlformats.org/markup-compatibility/2006" xmlns:aink="http://schemas.microsoft.com/office/drawing/2016/ink" xmlns:am3d="http://schemas.microsoft.com/office/drawing/2017/model3d" xmlns:o="urn:schemas-microsoft-com:office:office" xmlns:oel="http://schemas.microsoft.com/office/2019/extlst" xmlns:r="http://schemas.openxmlformats.org/officeDocument/2006/relationships" xmlns:m="http://schemas.openxmlformats.org/officeDocument/2006/math" xmlns:v="urn:schemas-microsoft-com:vml" xmlns:wp14="http://schemas.microsoft.com/office/word/2010/wordprocessingDrawing" xmlns:wp="http://schemas.openxmlformats.org/drawingml/2006/wordprocessingDrawing" xmlns:w10="urn:schemas-microsoft-com:office:word" xmlns:w="http://schemas.openxmlformats.org/wordprocessingml/2006/main" xmlns:w14="http://schemas.microsoft.com/office/word/2010/wordml" xmlns:w15="http://schemas.microsoft.com/office/word/2012/wordml" xmlns:w16cex="http://schemas.microsoft.com/office/word/2018/wordml/cex" xmlns:w16cid="http://schemas.microsoft.com/office/word/2016/wordml/cid" xmlns:w16="http://schemas.microsoft.com/office/word/2018/wordml" xmlns:w16du="http://schemas.microsoft.com/office/word/2023/wordml/word16du" xmlns:w16sdtdh="http://schemas.microsoft.com/office/word/2020/wordml/sdtdatahash" xmlns:w16sdtfl="http://schemas.microsoft.com/office/word/2024/wordml/sdtformatlock" xmlns:w16se="http://schemas.microsoft.com/office/word/2015/wordml/symex" xmlns:wpg="http://schemas.microsoft.com/office/word/2010/wordprocessingGroup" xmlns:wpi="http://schemas.microsoft.com/office/word/2010/wordprocessingInk" xmlns:wne="http://schemas.microsoft.com/office/word/2006/wordml" xmlns:wps="http://schemas.microsoft.com/office/word/2010/wordprocessingShape" mc:Ignorable="w14 w15 w16se w16cid w16 w16cex w16sdtdh w16sdtfl w16du wp14">
   <w:p>
     <w:pPr>
@@ -5091,7 +3651,7 @@
 </w:ftr>
 </file>
 
-<file path=word\footnotes.xml><?xml version="1.0" encoding="utf-8"?>
+<file path=word/footnotes.xml><?xml version="1.0" encoding="utf-8"?>
 <w:footnotes xmlns:wpc="http://schemas.microsoft.com/office/word/2010/wordprocessingCanvas" xmlns:cx="http://schemas.microsoft.com/office/drawing/2014/chartex" xmlns:cx1="http://schemas.microsoft.com/office/drawing/2015/9/8/chartex" xmlns:cx2="http://schemas.microsoft.com/office/drawing/2015/10/21/chartex" xmlns:cx3="http://schemas.microsoft.com/office/drawing/2016/5/9/chartex" xmlns:cx4="http://schemas.microsoft.com/office/drawing/2016/5/10/chartex" xmlns:cx5="http://schemas.microsoft.com/office/drawing/2016/5/11/chartex" xmlns:cx6="http://schemas.microsoft.com/office/drawing/2016/5/12/chartex" xmlns:cx7="http://schemas.microsoft.com/office/drawing/2016/5/13/chartex" xmlns:cx8="http://schemas.microsoft.com/office/drawing/2016/5/14/chartex" xmlns:mc="http://schemas.openxmlformats.org/markup-compatibility/2006" xmlns:aink="http://schemas.microsoft.com/office/drawing/2016/ink" xmlns:am3d="http://schemas.microsoft.com/office/drawing/2017/model3d" xmlns:o="urn:schemas-microsoft-com:office:office" xmlns:oel="http://schemas.microsoft.com/office/2019/extlst" xmlns:r="http://schemas.openxmlformats.org/officeDocument/2006/relationships" xmlns:m="http://schemas.openxmlformats.org/officeDocument/2006/math" xmlns:v="urn:schemas-microsoft-com:vml" xmlns:wp14="http://schemas.microsoft.com/office/word/2010/wordprocessingDrawing" xmlns:wp="http://schemas.openxmlformats.org/drawingml/2006/wordprocessingDrawing" xmlns:w10="urn:schemas-microsoft-com:office:word" xmlns:w="http://schemas.openxmlformats.org/wordprocessingml/2006/main" xmlns:w14="http://schemas.microsoft.com/office/word/2010/wordml" xmlns:w15="http://schemas.microsoft.com/office/word/2012/wordml" xmlns:w16cex="http://schemas.microsoft.com/office/word/2018/wordml/cex" xmlns:w16cid="http://schemas.microsoft.com/office/word/2016/wordml/cid" xmlns:w16="http://schemas.microsoft.com/office/word/2018/wordml" xmlns:w16du="http://schemas.microsoft.com/office/word/2023/wordml/word16du" xmlns:w16sdtdh="http://schemas.microsoft.com/office/word/2020/wordml/sdtdatahash" xmlns:w16sdtfl="http://schemas.microsoft.com/office/word/2024/wordml/sdtformatlock" xmlns:w16se="http://schemas.microsoft.com/office/word/2015/wordml/symex" xmlns:wpg="http://schemas.microsoft.com/office/word/2010/wordprocessingGroup" xmlns:wpi="http://schemas.microsoft.com/office/word/2010/wordprocessingInk" xmlns:wne="http://schemas.microsoft.com/office/word/2006/wordml" xmlns:wps="http://schemas.microsoft.com/office/word/2010/wordprocessingShape" mc:Ignorable="w14 w15 w16se w16cid w16 w16cex w16sdtdh w16sdtfl w16du wp14">
   <w:footnote w:type="separator" w:id="-1">
     <w:p>
@@ -5110,742 +3670,7 @@
 </w:footnotes>
 </file>
 
-<file path=word\glossary\document.xml><?xml version="1.0" encoding="utf-8"?>
-<w:glossaryDocument xmlns:wpc="http://schemas.microsoft.com/office/word/2010/wordprocessingCanvas" xmlns:cx="http://schemas.microsoft.com/office/drawing/2014/chartex" xmlns:cx1="http://schemas.microsoft.com/office/drawing/2015/9/8/chartex" xmlns:cx2="http://schemas.microsoft.com/office/drawing/2015/10/21/chartex" xmlns:cx3="http://schemas.microsoft.com/office/drawing/2016/5/9/chartex" xmlns:cx4="http://schemas.microsoft.com/office/drawing/2016/5/10/chartex" xmlns:cx5="http://schemas.microsoft.com/office/drawing/2016/5/11/chartex" xmlns:cx6="http://schemas.microsoft.com/office/drawing/2016/5/12/chartex" xmlns:cx7="http://schemas.microsoft.com/office/drawing/2016/5/13/chartex" xmlns:cx8="http://schemas.microsoft.com/office/drawing/2016/5/14/chartex" xmlns:mc="http://schemas.openxmlformats.org/markup-compatibility/2006" xmlns:aink="http://schemas.microsoft.com/office/drawing/2016/ink" xmlns:am3d="http://schemas.microsoft.com/office/drawing/2017/model3d" xmlns:o="urn:schemas-microsoft-com:office:office" xmlns:oel="http://schemas.microsoft.com/office/2019/extlst" xmlns:r="http://schemas.openxmlformats.org/officeDocument/2006/relationships" xmlns:m="http://schemas.openxmlformats.org/officeDocument/2006/math" xmlns:v="urn:schemas-microsoft-com:vml" xmlns:wp14="http://schemas.microsoft.com/office/word/2010/wordprocessingDrawing" xmlns:wp="http://schemas.openxmlformats.org/drawingml/2006/wordprocessingDrawing" xmlns:w10="urn:schemas-microsoft-com:office:word" xmlns:w="http://schemas.openxmlformats.org/wordprocessingml/2006/main" xmlns:w14="http://schemas.microsoft.com/office/word/2010/wordml" xmlns:w15="http://schemas.microsoft.com/office/word/2012/wordml" xmlns:w16cex="http://schemas.microsoft.com/office/word/2018/wordml/cex" xmlns:w16cid="http://schemas.microsoft.com/office/word/2016/wordml/cid" xmlns:w16="http://schemas.microsoft.com/office/word/2018/wordml" xmlns:w16du="http://schemas.microsoft.com/office/word/2023/wordml/word16du" xmlns:w16sdtdh="http://schemas.microsoft.com/office/word/2020/wordml/sdtdatahash" xmlns:w16sdtfl="http://schemas.microsoft.com/office/word/2024/wordml/sdtformatlock" xmlns:w16se="http://schemas.microsoft.com/office/word/2015/wordml/symex" xmlns:wpg="http://schemas.microsoft.com/office/word/2010/wordprocessingGroup" xmlns:wpi="http://schemas.microsoft.com/office/word/2010/wordprocessingInk" xmlns:wne="http://schemas.microsoft.com/office/word/2006/wordml" xmlns:wps="http://schemas.microsoft.com/office/word/2010/wordprocessingShape" mc:Ignorable="w14 w15 w16se w16cid w16 w16cex w16sdtdh w16sdtfl w16du wp14">
-  <w:docParts>
-    <w:docPart>
-      <w:docPartPr>
-        <w:name w:val="2F2F5AE293E844058FDE5A500D9AA5B3"/>
-        <w:category>
-          <w:name w:val="General"/>
-          <w:gallery w:val="placeholder"/>
-        </w:category>
-        <w:types>
-          <w:type w:val="bbPlcHdr"/>
-        </w:types>
-        <w:behaviors>
-          <w:behavior w:val="content"/>
-        </w:behaviors>
-        <w:guid w:val="{FD3448C4-ED67-48F0-8544-F514FF2A999C}"/>
-      </w:docPartPr>
-      <w:docPartBody>
-        <w:p>
-          <w:r>
-            <w:rPr>
-              <w:rStyle w:val="PlaceholderText"/>
-            </w:rPr>
-            <w:t>[Title]</w:t>
-          </w:r>
-        </w:p>
-      </w:docPartBody>
-    </w:docPart>
-  </w:docParts>
-</w:glossaryDocument>
-</file>
-
-<file path=word\glossary\fontTable.xml><?xml version="1.0" encoding="utf-8"?>
-<w:fonts xmlns:mc="http://schemas.openxmlformats.org/markup-compatibility/2006" xmlns:r="http://schemas.openxmlformats.org/officeDocument/2006/relationships" xmlns:w="http://schemas.openxmlformats.org/wordprocessingml/2006/main" xmlns:w14="http://schemas.microsoft.com/office/word/2010/wordml" xmlns:w15="http://schemas.microsoft.com/office/word/2012/wordml" xmlns:w16cex="http://schemas.microsoft.com/office/word/2018/wordml/cex" xmlns:w16cid="http://schemas.microsoft.com/office/word/2016/wordml/cid" xmlns:w16="http://schemas.microsoft.com/office/word/2018/wordml" xmlns:w16du="http://schemas.microsoft.com/office/word/2023/wordml/word16du" xmlns:w16sdtdh="http://schemas.microsoft.com/office/word/2020/wordml/sdtdatahash" xmlns:w16sdtfl="http://schemas.microsoft.com/office/word/2024/wordml/sdtformatlock" xmlns:w16se="http://schemas.microsoft.com/office/word/2015/wordml/symex" mc:Ignorable="w14 w15 w16se w16cid w16 w16cex w16sdtdh w16sdtfl w16du">
-  <w:font w:name="Times New Roman">
-    <w:panose1 w:val="02020603050405020304"/>
-    <w:charset w:val="00"/>
-    <w:family w:val="roman"/>
-    <w:pitch w:val="variable"/>
-    <w:sig w:usb0="E0002EFF" w:usb1="C000785B" w:usb2="00000009" w:usb3="00000000" w:csb0="000001FF" w:csb1="00000000"/>
-  </w:font>
-  <w:font w:name="Symbol">
-    <w:panose1 w:val="05050102010706020507"/>
-    <w:charset w:val="02"/>
-    <w:family w:val="roman"/>
-    <w:pitch w:val="variable"/>
-    <w:sig w:usb0="00000000" w:usb1="10000000" w:usb2="00000000" w:usb3="00000000" w:csb0="80000000" w:csb1="00000000"/>
-  </w:font>
-  <w:font w:name="Courier New">
-    <w:panose1 w:val="02070309020205020404"/>
-    <w:charset w:val="00"/>
-    <w:family w:val="modern"/>
-    <w:pitch w:val="fixed"/>
-    <w:sig w:usb0="E0002EFF" w:usb1="C0007843" w:usb2="00000009" w:usb3="00000000" w:csb0="000001FF" w:csb1="00000000"/>
-  </w:font>
-  <w:font w:name="Wingdings">
-    <w:panose1 w:val="05000000000000000000"/>
-    <w:charset w:val="02"/>
-    <w:family w:val="auto"/>
-    <w:pitch w:val="variable"/>
-    <w:sig w:usb0="00000000" w:usb1="10000000" w:usb2="00000000" w:usb3="00000000" w:csb0="80000000" w:csb1="00000000"/>
-  </w:font>
-  <w:font w:name="Arial">
-    <w:panose1 w:val="020B0604020202020204"/>
-    <w:charset w:val="00"/>
-    <w:family w:val="swiss"/>
-    <w:pitch w:val="variable"/>
-    <w:sig w:usb0="E0002EFF" w:usb1="C000785B" w:usb2="00000009" w:usb3="00000000" w:csb0="000001FF" w:csb1="00000000"/>
-  </w:font>
-  <w:font w:name="Times">
-    <w:panose1 w:val="02020603050405020304"/>
-    <w:charset w:val="00"/>
-    <w:family w:val="roman"/>
-    <w:pitch w:val="variable"/>
-    <w:sig w:usb0="E0002EFF" w:usb1="C000785B" w:usb2="00000009" w:usb3="00000000" w:csb0="000001FF" w:csb1="00000000"/>
-  </w:font>
-  <w:font w:name="Cambria">
-    <w:panose1 w:val="02040503050406030204"/>
-    <w:charset w:val="00"/>
-    <w:family w:val="roman"/>
-    <w:pitch w:val="variable"/>
-    <w:sig w:usb0="E00006FF" w:usb1="420024FF" w:usb2="02000000" w:usb3="00000000" w:csb0="0000019F" w:csb1="00000000"/>
-  </w:font>
-  <w:font w:name="Arial Unicode MS">
-    <w:panose1 w:val="020B0604020202020204"/>
-    <w:charset w:val="00"/>
-    <w:family w:val="roman"/>
-    <w:pitch w:val="variable"/>
-    <w:sig w:usb0="00000003" w:usb1="00000000" w:usb2="00000000" w:usb3="00000000" w:csb0="00000001" w:csb1="00000000"/>
-  </w:font>
-  <w:font w:name="Tahoma">
-    <w:panose1 w:val="020B0604030504040204"/>
-    <w:charset w:val="00"/>
-    <w:family w:val="swiss"/>
-    <w:pitch w:val="variable"/>
-    <w:sig w:usb0="E1002EFF" w:usb1="C000605B" w:usb2="00000029" w:usb3="00000000" w:csb0="000101FF" w:csb1="00000000"/>
-  </w:font>
-  <w:font w:name="ProximaNova-Light">
-    <w:altName w:val="Cambria"/>
-    <w:panose1 w:val="00000000000000000000"/>
-    <w:charset w:val="4D"/>
-    <w:family w:val="auto"/>
-    <w:notTrueType/>
-    <w:pitch w:val="default"/>
-    <w:sig w:usb0="00000003" w:usb1="00000000" w:usb2="00000000" w:usb3="00000000" w:csb0="00000001" w:csb1="00000000"/>
-  </w:font>
-  <w:font w:name="Calibri">
-    <w:panose1 w:val="020F0502020204030204"/>
-    <w:charset w:val="00"/>
-    <w:family w:val="swiss"/>
-    <w:pitch w:val="variable"/>
-    <w:sig w:usb0="E4002EFF" w:usb1="C200247B" w:usb2="00000009" w:usb3="00000000" w:csb0="000001FF" w:csb1="00000000"/>
-  </w:font>
-  <w:font w:name="Arial Narrow">
-    <w:panose1 w:val="020B0606020202030204"/>
-    <w:charset w:val="00"/>
-    <w:family w:val="swiss"/>
-    <w:pitch w:val="variable"/>
-    <w:sig w:usb0="00000287" w:usb1="00000800" w:usb2="00000000" w:usb3="00000000" w:csb0="0000009F" w:csb1="00000000"/>
-  </w:font>
-  <w:font w:name="Consolas">
-    <w:panose1 w:val="020B0609020204030204"/>
-    <w:charset w:val="00"/>
-    <w:family w:val="modern"/>
-    <w:pitch w:val="fixed"/>
-    <w:sig w:usb0="E00006FF" w:usb1="0000FCFF" w:usb2="00000001" w:usb3="00000000" w:csb0="0000019F" w:csb1="00000000"/>
-  </w:font>
-  <w:font w:name="Source Sans Pro">
-    <w:charset w:val="00"/>
-    <w:family w:val="swiss"/>
-    <w:pitch w:val="variable"/>
-    <w:sig w:usb0="600002F7" w:usb1="02000001" w:usb2="00000000" w:usb3="00000000" w:csb0="0000019F" w:csb1="00000000"/>
-  </w:font>
-  <w:font w:name="Aptos">
-    <w:charset w:val="00"/>
-    <w:family w:val="swiss"/>
-    <w:pitch w:val="variable"/>
-    <w:sig w:usb0="20000287" w:usb1="00000003" w:usb2="00000000" w:usb3="00000000" w:csb0="0000019F" w:csb1="00000000"/>
-  </w:font>
-  <w:font w:name="Aptos Display">
-    <w:charset w:val="00"/>
-    <w:family w:val="swiss"/>
-    <w:pitch w:val="variable"/>
-    <w:sig w:usb0="20000287" w:usb1="00000003" w:usb2="00000000" w:usb3="00000000" w:csb0="0000019F" w:csb1="00000000"/>
-  </w:font>
-</w:fonts>
-</file>
-
-<file path=word\glossary\settings.xml><?xml version="1.0" encoding="utf-8"?>
-<w:settings xmlns:mc="http://schemas.openxmlformats.org/markup-compatibility/2006" xmlns:o="urn:schemas-microsoft-com:office:office" xmlns:r="http://schemas.openxmlformats.org/officeDocument/2006/relationships" xmlns:m="http://schemas.openxmlformats.org/officeDocument/2006/math" xmlns:v="urn:schemas-microsoft-com:vml" xmlns:w10="urn:schemas-microsoft-com:office:word" xmlns:w="http://schemas.openxmlformats.org/wordprocessingml/2006/main" xmlns:w14="http://schemas.microsoft.com/office/word/2010/wordml" xmlns:w15="http://schemas.microsoft.com/office/word/2012/wordml" xmlns:w16cex="http://schemas.microsoft.com/office/word/2018/wordml/cex" xmlns:w16cid="http://schemas.microsoft.com/office/word/2016/wordml/cid" xmlns:w16="http://schemas.microsoft.com/office/word/2018/wordml" xmlns:w16du="http://schemas.microsoft.com/office/word/2023/wordml/word16du" xmlns:w16sdtdh="http://schemas.microsoft.com/office/word/2020/wordml/sdtdatahash" xmlns:w16sdtfl="http://schemas.microsoft.com/office/word/2024/wordml/sdtformatlock" xmlns:w16se="http://schemas.microsoft.com/office/word/2015/wordml/symex" xmlns:sl="http://schemas.openxmlformats.org/schemaLibrary/2006/main" mc:Ignorable="w14 w15 w16se w16cid w16 w16cex w16sdtdh w16sdtfl w16du">
-  <w:view w:val="normal"/>
-  <w:defaultTabStop w:val="720"/>
-  <w:hyphenationZone w:val="425"/>
-  <w:characterSpacingControl w:val="doNotCompress"/>
-  <w:compat>
-    <w:useFELayout/>
-    <w:compatSetting w:name="compatibilityMode" w:uri="http://schemas.microsoft.com/office/word" w:val="14"/>
-    <w:compatSetting w:name="overrideTableStyleFontSizeAndJustification" w:uri="http://schemas.microsoft.com/office/word" w:val="1"/>
-    <w:compatSetting w:name="enableOpenTypeFeatures" w:uri="http://schemas.microsoft.com/office/word" w:val="1"/>
-    <w:compatSetting w:name="doNotFlipMirrorIndents" w:uri="http://schemas.microsoft.com/office/word" w:val="1"/>
-    <w:compatSetting w:name="useWord2013TrackBottomHyphenation" w:uri="http://schemas.microsoft.com/office/word" w:val="1"/>
-  </w:compat>
-  <w:rsids>
-    <w:rsidRoot w:val="008A7D45"/>
-    <w:rsid w:val="00002705"/>
-    <w:rsid w:val="00003180"/>
-    <w:rsid w:val="00005C22"/>
-    <w:rsid w:val="000276A8"/>
-    <w:rsid w:val="00031893"/>
-    <w:rsid w:val="000402DD"/>
-    <w:rsid w:val="0004605E"/>
-    <w:rsid w:val="00064A3F"/>
-    <w:rsid w:val="000737E0"/>
-    <w:rsid w:val="000B51C0"/>
-    <w:rsid w:val="000C5460"/>
-    <w:rsid w:val="000D1055"/>
-    <w:rsid w:val="000D206A"/>
-    <w:rsid w:val="000F1FD7"/>
-    <w:rsid w:val="000F3F4D"/>
-    <w:rsid w:val="001116F1"/>
-    <w:rsid w:val="0015009D"/>
-    <w:rsid w:val="001B7079"/>
-    <w:rsid w:val="001D2456"/>
-    <w:rsid w:val="001E3BE8"/>
-    <w:rsid w:val="00224979"/>
-    <w:rsid w:val="00263BAD"/>
-    <w:rsid w:val="002977D9"/>
-    <w:rsid w:val="002A2732"/>
-    <w:rsid w:val="002A5278"/>
-    <w:rsid w:val="002D03D0"/>
-    <w:rsid w:val="003939C0"/>
-    <w:rsid w:val="003B3A2A"/>
-    <w:rsid w:val="00420D49"/>
-    <w:rsid w:val="00437891"/>
-    <w:rsid w:val="004604AA"/>
-    <w:rsid w:val="00482B72"/>
-    <w:rsid w:val="004856B6"/>
-    <w:rsid w:val="004D4A1F"/>
-    <w:rsid w:val="004F6031"/>
-    <w:rsid w:val="004F7F10"/>
-    <w:rsid w:val="00592B76"/>
-    <w:rsid w:val="005A4088"/>
-    <w:rsid w:val="005D4CAC"/>
-    <w:rsid w:val="005D7C99"/>
-    <w:rsid w:val="005F4F53"/>
-    <w:rsid w:val="006061F9"/>
-    <w:rsid w:val="006137CB"/>
-    <w:rsid w:val="00622242"/>
-    <w:rsid w:val="00622C0C"/>
-    <w:rsid w:val="00636DE5"/>
-    <w:rsid w:val="00643158"/>
-    <w:rsid w:val="006632A4"/>
-    <w:rsid w:val="006650F4"/>
-    <w:rsid w:val="006839CF"/>
-    <w:rsid w:val="006B5528"/>
-    <w:rsid w:val="006C179E"/>
-    <w:rsid w:val="00713494"/>
-    <w:rsid w:val="00730BE0"/>
-    <w:rsid w:val="00735AC7"/>
-    <w:rsid w:val="00743DB4"/>
-    <w:rsid w:val="007B1880"/>
-    <w:rsid w:val="007F0949"/>
-    <w:rsid w:val="007F12B3"/>
-    <w:rsid w:val="008053E2"/>
-    <w:rsid w:val="00812962"/>
-    <w:rsid w:val="008266E3"/>
-    <w:rsid w:val="008352F7"/>
-    <w:rsid w:val="00837B2A"/>
-    <w:rsid w:val="00880A41"/>
-    <w:rsid w:val="008A6141"/>
-    <w:rsid w:val="008A7D45"/>
-    <w:rsid w:val="00937AA3"/>
-    <w:rsid w:val="009C72EA"/>
-    <w:rsid w:val="009D5383"/>
-    <w:rsid w:val="00A23DF1"/>
-    <w:rsid w:val="00A354CD"/>
-    <w:rsid w:val="00A84BC5"/>
-    <w:rsid w:val="00AF373C"/>
-    <w:rsid w:val="00B12938"/>
-    <w:rsid w:val="00B27213"/>
-    <w:rsid w:val="00B52B65"/>
-    <w:rsid w:val="00B5750C"/>
-    <w:rsid w:val="00B670A3"/>
-    <w:rsid w:val="00BB2133"/>
-    <w:rsid w:val="00BC2A17"/>
-    <w:rsid w:val="00BC57A9"/>
-    <w:rsid w:val="00BD50D7"/>
-    <w:rsid w:val="00BE5694"/>
-    <w:rsid w:val="00C73785"/>
-    <w:rsid w:val="00C76283"/>
-    <w:rsid w:val="00D10A28"/>
-    <w:rsid w:val="00D41F7C"/>
-    <w:rsid w:val="00DF08EB"/>
-    <w:rsid w:val="00E62DC2"/>
-    <w:rsid w:val="00EB116D"/>
-    <w:rsid w:val="00EB599B"/>
-    <w:rsid w:val="00EC6034"/>
-    <w:rsid w:val="00EC6871"/>
-    <w:rsid w:val="00EE6B04"/>
-    <w:rsid w:val="00F1250C"/>
-    <w:rsid w:val="00FB189B"/>
-    <w:rsid w:val="00FD0EC8"/>
-    <w:rsid w:val="00FD5C47"/>
-    <w:rsid w:val="00FD70D8"/>
-    <w:rsid w:val="00FE4535"/>
-    <w:rsid w:val="00FE6665"/>
-    <w:rsid w:val="00FF1A72"/>
-  </w:rsids>
-  <m:mathPr>
-    <m:mathFont m:val="Cambria Math"/>
-    <m:brkBin m:val="before"/>
-    <m:brkBinSub m:val="--"/>
-    <m:smallFrac m:val="0"/>
-    <m:dispDef/>
-    <m:lMargin m:val="0"/>
-    <m:rMargin m:val="0"/>
-    <m:defJc m:val="centerGroup"/>
-    <m:wrapIndent m:val="1440"/>
-    <m:intLim m:val="subSup"/>
-    <m:naryLim m:val="undOvr"/>
-  </m:mathPr>
-  <w:themeFontLang w:val="en-AU"/>
-  <w:clrSchemeMapping w:bg1="light1" w:t1="dark1" w:bg2="light2" w:t2="dark2" w:accent1="accent1" w:accent2="accent2" w:accent3="accent3" w:accent4="accent4" w:accent5="accent5" w:accent6="accent6" w:hyperlink="hyperlink" w:followedHyperlink="followedHyperlink"/>
-  <w:decimalSymbol w:val="."/>
-  <w:listSeparator w:val=","/>
-</w:settings>
-</file>
-
-<file path=word\glossary\styles.xml><?xml version="1.0" encoding="utf-8"?>
-<w:styles xmlns:mc="http://schemas.openxmlformats.org/markup-compatibility/2006" xmlns:r="http://schemas.openxmlformats.org/officeDocument/2006/relationships" xmlns:w="http://schemas.openxmlformats.org/wordprocessingml/2006/main" xmlns:w14="http://schemas.microsoft.com/office/word/2010/wordml" xmlns:w15="http://schemas.microsoft.com/office/word/2012/wordml" xmlns:w16cex="http://schemas.microsoft.com/office/word/2018/wordml/cex" xmlns:w16cid="http://schemas.microsoft.com/office/word/2016/wordml/cid" xmlns:w16="http://schemas.microsoft.com/office/word/2018/wordml" xmlns:w16du="http://schemas.microsoft.com/office/word/2023/wordml/word16du" xmlns:w16sdtdh="http://schemas.microsoft.com/office/word/2020/wordml/sdtdatahash" xmlns:w16sdtfl="http://schemas.microsoft.com/office/word/2024/wordml/sdtformatlock" xmlns:w16se="http://schemas.microsoft.com/office/word/2015/wordml/symex" mc:Ignorable="w14 w15 w16se w16cid w16 w16cex w16sdtdh w16sdtfl w16du">
-  <w:docDefaults>
-    <w:rPrDefault>
-      <w:rPr>
-        <w:rFonts w:asciiTheme="minorHAnsi" w:eastAsiaTheme="minorEastAsia" w:hAnsiTheme="minorHAnsi" w:cstheme="minorBidi"/>
-        <w:sz w:val="22"/>
-        <w:szCs w:val="22"/>
-        <w:lang w:val="en-AU" w:eastAsia="en-AU" w:bidi="ar-SA"/>
-      </w:rPr>
-    </w:rPrDefault>
-    <w:pPrDefault>
-      <w:pPr>
-        <w:spacing w:after="200" w:line="276" w:lineRule="auto"/>
-      </w:pPr>
-    </w:pPrDefault>
-  </w:docDefaults>
-  <w:latentStyles w:defLockedState="0" w:defUIPriority="99" w:defSemiHidden="0" w:defUnhideWhenUsed="0" w:defQFormat="0" w:count="376">
-    <w:lsdException w:name="Normal" w:uiPriority="0" w:qFormat="1"/>
-    <w:lsdException w:name="heading 1" w:uiPriority="9" w:qFormat="1"/>
-    <w:lsdException w:name="heading 2" w:semiHidden="1" w:uiPriority="9" w:unhideWhenUsed="1" w:qFormat="1"/>
-    <w:lsdException w:name="heading 3" w:semiHidden="1" w:uiPriority="9" w:unhideWhenUsed="1" w:qFormat="1"/>
-    <w:lsdException w:name="heading 4" w:semiHidden="1" w:uiPriority="9" w:unhideWhenUsed="1" w:qFormat="1"/>
-    <w:lsdException w:name="heading 5" w:semiHidden="1" w:uiPriority="9" w:unhideWhenUsed="1" w:qFormat="1"/>
-    <w:lsdException w:name="heading 6" w:semiHidden="1" w:uiPriority="9" w:unhideWhenUsed="1" w:qFormat="1"/>
-    <w:lsdException w:name="heading 7" w:semiHidden="1" w:uiPriority="9" w:unhideWhenUsed="1" w:qFormat="1"/>
-    <w:lsdException w:name="heading 8" w:semiHidden="1" w:uiPriority="9" w:unhideWhenUsed="1" w:qFormat="1"/>
-    <w:lsdException w:name="heading 9" w:semiHidden="1" w:uiPriority="9" w:unhideWhenUsed="1" w:qFormat="1"/>
-    <w:lsdException w:name="index 1" w:semiHidden="1" w:unhideWhenUsed="1"/>
-    <w:lsdException w:name="index 2" w:semiHidden="1" w:unhideWhenUsed="1"/>
-    <w:lsdException w:name="index 3" w:semiHidden="1" w:unhideWhenUsed="1"/>
-    <w:lsdException w:name="index 4" w:semiHidden="1" w:unhideWhenUsed="1"/>
-    <w:lsdException w:name="index 5" w:semiHidden="1" w:unhideWhenUsed="1"/>
-    <w:lsdException w:name="index 6" w:semiHidden="1" w:unhideWhenUsed="1"/>
-    <w:lsdException w:name="index 7" w:semiHidden="1" w:unhideWhenUsed="1"/>
-    <w:lsdException w:name="index 8" w:semiHidden="1" w:unhideWhenUsed="1"/>
-    <w:lsdException w:name="index 9" w:semiHidden="1" w:unhideWhenUsed="1"/>
-    <w:lsdException w:name="toc 1" w:semiHidden="1" w:uiPriority="39" w:unhideWhenUsed="1"/>
-    <w:lsdException w:name="toc 2" w:semiHidden="1" w:uiPriority="39" w:unhideWhenUsed="1"/>
-    <w:lsdException w:name="toc 3" w:semiHidden="1" w:uiPriority="39" w:unhideWhenUsed="1"/>
-    <w:lsdException w:name="toc 4" w:semiHidden="1" w:uiPriority="39" w:unhideWhenUsed="1"/>
-    <w:lsdException w:name="toc 5" w:semiHidden="1" w:uiPriority="39" w:unhideWhenUsed="1"/>
-    <w:lsdException w:name="toc 6" w:semiHidden="1" w:uiPriority="39" w:unhideWhenUsed="1"/>
-    <w:lsdException w:name="toc 7" w:semiHidden="1" w:uiPriority="39" w:unhideWhenUsed="1"/>
-    <w:lsdException w:name="toc 8" w:semiHidden="1" w:uiPriority="39" w:unhideWhenUsed="1"/>
-    <w:lsdException w:name="toc 9" w:semiHidden="1" w:uiPriority="39" w:unhideWhenUsed="1"/>
-    <w:lsdException w:name="Normal Indent" w:semiHidden="1" w:unhideWhenUsed="1"/>
-    <w:lsdException w:name="footnote text" w:semiHidden="1" w:unhideWhenUsed="1"/>
-    <w:lsdException w:name="annotation text" w:semiHidden="1" w:unhideWhenUsed="1"/>
-    <w:lsdException w:name="header" w:semiHidden="1" w:unhideWhenUsed="1"/>
-    <w:lsdException w:name="footer" w:semiHidden="1" w:unhideWhenUsed="1"/>
-    <w:lsdException w:name="index heading" w:semiHidden="1" w:unhideWhenUsed="1"/>
-    <w:lsdException w:name="caption" w:semiHidden="1" w:uiPriority="35" w:unhideWhenUsed="1" w:qFormat="1"/>
-    <w:lsdException w:name="table of figures" w:semiHidden="1" w:unhideWhenUsed="1"/>
-    <w:lsdException w:name="envelope address" w:semiHidden="1" w:unhideWhenUsed="1"/>
-    <w:lsdException w:name="envelope return" w:semiHidden="1" w:unhideWhenUsed="1"/>
-    <w:lsdException w:name="footnote reference" w:semiHidden="1" w:unhideWhenUsed="1"/>
-    <w:lsdException w:name="annotation reference" w:semiHidden="1" w:unhideWhenUsed="1"/>
-    <w:lsdException w:name="line number" w:semiHidden="1" w:unhideWhenUsed="1"/>
-    <w:lsdException w:name="page number" w:semiHidden="1" w:unhideWhenUsed="1"/>
-    <w:lsdException w:name="endnote reference" w:semiHidden="1" w:unhideWhenUsed="1"/>
-    <w:lsdException w:name="endnote text" w:semiHidden="1" w:unhideWhenUsed="1"/>
-    <w:lsdException w:name="table of authorities" w:semiHidden="1" w:unhideWhenUsed="1"/>
-    <w:lsdException w:name="macro" w:semiHidden="1" w:unhideWhenUsed="1"/>
-    <w:lsdException w:name="toa heading" w:semiHidden="1" w:unhideWhenUsed="1"/>
-    <w:lsdException w:name="List" w:semiHidden="1" w:unhideWhenUsed="1"/>
-    <w:lsdException w:name="List Bullet" w:semiHidden="1" w:unhideWhenUsed="1"/>
-    <w:lsdException w:name="List Number" w:semiHidden="1" w:unhideWhenUsed="1"/>
-    <w:lsdException w:name="List 2" w:semiHidden="1" w:unhideWhenUsed="1"/>
-    <w:lsdException w:name="List 3" w:semiHidden="1" w:unhideWhenUsed="1"/>
-    <w:lsdException w:name="List 4" w:semiHidden="1" w:unhideWhenUsed="1"/>
-    <w:lsdException w:name="List 5" w:semiHidden="1" w:unhideWhenUsed="1"/>
-    <w:lsdException w:name="List Bullet 2" w:semiHidden="1" w:unhideWhenUsed="1"/>
-    <w:lsdException w:name="List Bullet 3" w:semiHidden="1" w:unhideWhenUsed="1"/>
-    <w:lsdException w:name="List Bullet 4" w:semiHidden="1" w:unhideWhenUsed="1"/>
-    <w:lsdException w:name="List Bullet 5" w:semiHidden="1" w:unhideWhenUsed="1"/>
-    <w:lsdException w:name="List Number 2" w:semiHidden="1" w:unhideWhenUsed="1"/>
-    <w:lsdException w:name="List Number 3" w:semiHidden="1" w:unhideWhenUsed="1"/>
-    <w:lsdException w:name="List Number 4" w:semiHidden="1" w:unhideWhenUsed="1"/>
-    <w:lsdException w:name="List Number 5" w:semiHidden="1" w:unhideWhenUsed="1"/>
-    <w:lsdException w:name="Title" w:uiPriority="10" w:qFormat="1"/>
-    <w:lsdException w:name="Closing" w:semiHidden="1" w:unhideWhenUsed="1"/>
-    <w:lsdException w:name="Signature" w:semiHidden="1" w:unhideWhenUsed="1"/>
-    <w:lsdException w:name="Default Paragraph Font" w:semiHidden="1" w:uiPriority="1" w:unhideWhenUsed="1"/>
-    <w:lsdException w:name="Body Text" w:semiHidden="1" w:unhideWhenUsed="1"/>
-    <w:lsdException w:name="Body Text Indent" w:semiHidden="1" w:unhideWhenUsed="1"/>
-    <w:lsdException w:name="List Continue" w:semiHidden="1" w:unhideWhenUsed="1"/>
-    <w:lsdException w:name="List Continue 2" w:semiHidden="1" w:unhideWhenUsed="1"/>
-    <w:lsdException w:name="List Continue 3" w:semiHidden="1" w:unhideWhenUsed="1"/>
-    <w:lsdException w:name="List Continue 4" w:semiHidden="1" w:unhideWhenUsed="1"/>
-    <w:lsdException w:name="List Continue 5" w:semiHidden="1" w:unhideWhenUsed="1"/>
-    <w:lsdException w:name="Message Header" w:semiHidden="1" w:unhideWhenUsed="1"/>
-    <w:lsdException w:name="Subtitle" w:uiPriority="11" w:qFormat="1"/>
-    <w:lsdException w:name="Salutation" w:semiHidden="1" w:unhideWhenUsed="1"/>
-    <w:lsdException w:name="Date" w:semiHidden="1" w:unhideWhenUsed="1"/>
-    <w:lsdException w:name="Body Text First Indent" w:semiHidden="1" w:unhideWhenUsed="1"/>
-    <w:lsdException w:name="Body Text First Indent 2" w:semiHidden="1" w:unhideWhenUsed="1"/>
-    <w:lsdException w:name="Note Heading" w:semiHidden="1" w:unhideWhenUsed="1"/>
-    <w:lsdException w:name="Body Text 2" w:semiHidden="1" w:unhideWhenUsed="1"/>
-    <w:lsdException w:name="Body Text 3" w:semiHidden="1" w:unhideWhenUsed="1"/>
-    <w:lsdException w:name="Body Text Indent 2" w:semiHidden="1" w:unhideWhenUsed="1"/>
-    <w:lsdException w:name="Body Text Indent 3" w:semiHidden="1" w:unhideWhenUsed="1"/>
-    <w:lsdException w:name="Block Text" w:semiHidden="1" w:unhideWhenUsed="1"/>
-    <w:lsdException w:name="Hyperlink" w:semiHidden="1" w:unhideWhenUsed="1"/>
-    <w:lsdException w:name="FollowedHyperlink" w:semiHidden="1" w:unhideWhenUsed="1"/>
-    <w:lsdException w:name="Strong" w:uiPriority="22" w:qFormat="1"/>
-    <w:lsdException w:name="Emphasis" w:uiPriority="20" w:qFormat="1"/>
-    <w:lsdException w:name="Document Map" w:semiHidden="1" w:unhideWhenUsed="1"/>
-    <w:lsdException w:name="Plain Text" w:semiHidden="1" w:unhideWhenUsed="1"/>
-    <w:lsdException w:name="E-mail Signature" w:semiHidden="1" w:unhideWhenUsed="1"/>
-    <w:lsdException w:name="HTML Top of Form" w:semiHidden="1" w:unhideWhenUsed="1"/>
-    <w:lsdException w:name="HTML Bottom of Form" w:semiHidden="1" w:unhideWhenUsed="1"/>
-    <w:lsdException w:name="Normal (Web)" w:semiHidden="1" w:unhideWhenUsed="1"/>
-    <w:lsdException w:name="HTML Acronym" w:semiHidden="1" w:unhideWhenUsed="1"/>
-    <w:lsdException w:name="HTML Address" w:semiHidden="1" w:unhideWhenUsed="1"/>
-    <w:lsdException w:name="HTML Cite" w:semiHidden="1" w:unhideWhenUsed="1"/>
-    <w:lsdException w:name="HTML Code" w:semiHidden="1" w:unhideWhenUsed="1"/>
-    <w:lsdException w:name="HTML Definition" w:semiHidden="1" w:unhideWhenUsed="1"/>
-    <w:lsdException w:name="HTML Keyboard" w:semiHidden="1" w:unhideWhenUsed="1"/>
-    <w:lsdException w:name="HTML Preformatted" w:semiHidden="1" w:unhideWhenUsed="1"/>
-    <w:lsdException w:name="HTML Sample" w:semiHidden="1" w:unhideWhenUsed="1"/>
-    <w:lsdException w:name="HTML Typewriter" w:semiHidden="1" w:unhideWhenUsed="1"/>
-    <w:lsdException w:name="HTML Variable" w:semiHidden="1" w:unhideWhenUsed="1"/>
-    <w:lsdException w:name="Normal Table" w:semiHidden="1" w:unhideWhenUsed="1"/>
-    <w:lsdException w:name="annotation subject" w:semiHidden="1" w:unhideWhenUsed="1"/>
-    <w:lsdException w:name="No List" w:semiHidden="1" w:unhideWhenUsed="1"/>
-    <w:lsdException w:name="Outline List 1" w:semiHidden="1" w:unhideWhenUsed="1"/>
-    <w:lsdException w:name="Outline List 2" w:semiHidden="1" w:unhideWhenUsed="1"/>
-    <w:lsdException w:name="Outline List 3" w:semiHidden="1" w:unhideWhenUsed="1"/>
-    <w:lsdException w:name="Table Simple 1" w:semiHidden="1" w:unhideWhenUsed="1"/>
-    <w:lsdException w:name="Table Simple 2" w:semiHidden="1" w:unhideWhenUsed="1"/>
-    <w:lsdException w:name="Table Simple 3" w:semiHidden="1" w:unhideWhenUsed="1"/>
-    <w:lsdException w:name="Table Classic 1" w:semiHidden="1" w:unhideWhenUsed="1"/>
-    <w:lsdException w:name="Table Classic 2" w:semiHidden="1" w:unhideWhenUsed="1"/>
-    <w:lsdException w:name="Table Classic 3" w:semiHidden="1" w:unhideWhenUsed="1"/>
-    <w:lsdException w:name="Table Classic 4" w:semiHidden="1" w:unhideWhenUsed="1"/>
-    <w:lsdException w:name="Table Colorful 1" w:semiHidden="1" w:unhideWhenUsed="1"/>
-    <w:lsdException w:name="Table Colorful 2" w:semiHidden="1" w:unhideWhenUsed="1"/>
-    <w:lsdException w:name="Table Colorful 3" w:semiHidden="1" w:unhideWhenUsed="1"/>
-    <w:lsdException w:name="Table Columns 1" w:semiHidden="1" w:unhideWhenUsed="1"/>
-    <w:lsdException w:name="Table Columns 2" w:semiHidden="1" w:unhideWhenUsed="1"/>
-    <w:lsdException w:name="Table Columns 3" w:semiHidden="1" w:unhideWhenUsed="1"/>
-    <w:lsdException w:name="Table Columns 4" w:semiHidden="1" w:unhideWhenUsed="1"/>
-    <w:lsdException w:name="Table Columns 5" w:semiHidden="1" w:unhideWhenUsed="1"/>
-    <w:lsdException w:name="Table Grid 1" w:semiHidden="1" w:unhideWhenUsed="1"/>
-    <w:lsdException w:name="Table Grid 2" w:semiHidden="1" w:unhideWhenUsed="1"/>
-    <w:lsdException w:name="Table Grid 3" w:semiHidden="1" w:unhideWhenUsed="1"/>
-    <w:lsdException w:name="Table Grid 4" w:semiHidden="1" w:unhideWhenUsed="1"/>
-    <w:lsdException w:name="Table Grid 5" w:semiHidden="1" w:unhideWhenUsed="1"/>
-    <w:lsdException w:name="Table Grid 6" w:semiHidden="1" w:unhideWhenUsed="1"/>
-    <w:lsdException w:name="Table Grid 7" w:semiHidden="1" w:unhideWhenUsed="1"/>
-    <w:lsdException w:name="Table Grid 8" w:semiHidden="1" w:unhideWhenUsed="1"/>
-    <w:lsdException w:name="Table List 1" w:semiHidden="1" w:unhideWhenUsed="1"/>
-    <w:lsdException w:name="Table List 2" w:semiHidden="1" w:unhideWhenUsed="1"/>
-    <w:lsdException w:name="Table List 3" w:semiHidden="1" w:unhideWhenUsed="1"/>
-    <w:lsdException w:name="Table List 4" w:semiHidden="1" w:unhideWhenUsed="1"/>
-    <w:lsdException w:name="Table List 5" w:semiHidden="1" w:unhideWhenUsed="1"/>
-    <w:lsdException w:name="Table List 6" w:semiHidden="1" w:unhideWhenUsed="1"/>
-    <w:lsdException w:name="Table List 7" w:semiHidden="1" w:unhideWhenUsed="1"/>
-    <w:lsdException w:name="Table List 8" w:semiHidden="1" w:unhideWhenUsed="1"/>
-    <w:lsdException w:name="Table 3D effects 1" w:semiHidden="1" w:unhideWhenUsed="1"/>
-    <w:lsdException w:name="Table 3D effects 2" w:semiHidden="1" w:unhideWhenUsed="1"/>
-    <w:lsdException w:name="Table 3D effects 3" w:semiHidden="1" w:unhideWhenUsed="1"/>
-    <w:lsdException w:name="Table Contemporary" w:semiHidden="1" w:unhideWhenUsed="1"/>
-    <w:lsdException w:name="Table Elegant" w:semiHidden="1" w:unhideWhenUsed="1"/>
-    <w:lsdException w:name="Table Professional" w:semiHidden="1" w:unhideWhenUsed="1"/>
-    <w:lsdException w:name="Table Subtle 1" w:semiHidden="1" w:unhideWhenUsed="1"/>
-    <w:lsdException w:name="Table Subtle 2" w:semiHidden="1" w:unhideWhenUsed="1"/>
-    <w:lsdException w:name="Table Web 1" w:semiHidden="1" w:unhideWhenUsed="1"/>
-    <w:lsdException w:name="Table Web 2" w:semiHidden="1" w:unhideWhenUsed="1"/>
-    <w:lsdException w:name="Table Web 3" w:semiHidden="1" w:unhideWhenUsed="1"/>
-    <w:lsdException w:name="Balloon Text" w:semiHidden="1" w:unhideWhenUsed="1"/>
-    <w:lsdException w:name="Table Grid" w:uiPriority="59"/>
-    <w:lsdException w:name="Table Theme" w:semiHidden="1" w:unhideWhenUsed="1"/>
-    <w:lsdException w:name="Placeholder Text" w:semiHidden="1"/>
-    <w:lsdException w:name="No Spacing" w:uiPriority="1" w:qFormat="1"/>
-    <w:lsdException w:name="Light Shading" w:uiPriority="60"/>
-    <w:lsdException w:name="Light List" w:uiPriority="61"/>
-    <w:lsdException w:name="Light Grid" w:uiPriority="62"/>
-    <w:lsdException w:name="Medium Shading 1" w:uiPriority="63"/>
-    <w:lsdException w:name="Medium Shading 2" w:uiPriority="64"/>
-    <w:lsdException w:name="Medium List 1" w:uiPriority="65"/>
-    <w:lsdException w:name="Medium List 2" w:uiPriority="66"/>
-    <w:lsdException w:name="Medium Grid 1" w:uiPriority="67"/>
-    <w:lsdException w:name="Medium Grid 2" w:uiPriority="68"/>
-    <w:lsdException w:name="Medium Grid 3" w:uiPriority="69"/>
-    <w:lsdException w:name="Dark List" w:uiPriority="70"/>
-    <w:lsdException w:name="Colorful Shading" w:uiPriority="71"/>
-    <w:lsdException w:name="Colorful List" w:uiPriority="72"/>
-    <w:lsdException w:name="Colorful Grid" w:uiPriority="73"/>
-    <w:lsdException w:name="Light Shading Accent 1" w:uiPriority="60"/>
-    <w:lsdException w:name="Light List Accent 1" w:uiPriority="61"/>
-    <w:lsdException w:name="Light Grid Accent 1" w:uiPriority="62"/>
-    <w:lsdException w:name="Medium Shading 1 Accent 1" w:uiPriority="63"/>
-    <w:lsdException w:name="Medium Shading 2 Accent 1" w:uiPriority="64"/>
-    <w:lsdException w:name="Medium List 1 Accent 1" w:uiPriority="65"/>
-    <w:lsdException w:name="Revision" w:semiHidden="1"/>
-    <w:lsdException w:name="List Paragraph" w:uiPriority="34" w:qFormat="1"/>
-    <w:lsdException w:name="Quote" w:uiPriority="29" w:qFormat="1"/>
-    <w:lsdException w:name="Intense Quote" w:uiPriority="30" w:qFormat="1"/>
-    <w:lsdException w:name="Medium List 2 Accent 1" w:uiPriority="66"/>
-    <w:lsdException w:name="Medium Grid 1 Accent 1" w:uiPriority="67"/>
-    <w:lsdException w:name="Medium Grid 2 Accent 1" w:uiPriority="68"/>
-    <w:lsdException w:name="Medium Grid 3 Accent 1" w:uiPriority="69"/>
-    <w:lsdException w:name="Dark List Accent 1" w:uiPriority="70"/>
-    <w:lsdException w:name="Colorful Shading Accent 1" w:uiPriority="71"/>
-    <w:lsdException w:name="Colorful List Accent 1" w:uiPriority="72"/>
-    <w:lsdException w:name="Colorful Grid Accent 1" w:uiPriority="73"/>
-    <w:lsdException w:name="Light Shading Accent 2" w:uiPriority="60"/>
-    <w:lsdException w:name="Light List Accent 2" w:uiPriority="61"/>
-    <w:lsdException w:name="Light Grid Accent 2" w:uiPriority="62"/>
-    <w:lsdException w:name="Medium Shading 1 Accent 2" w:uiPriority="63"/>
-    <w:lsdException w:name="Medium Shading 2 Accent 2" w:uiPriority="64"/>
-    <w:lsdException w:name="Medium List 1 Accent 2" w:uiPriority="65"/>
-    <w:lsdException w:name="Medium List 2 Accent 2" w:uiPriority="66"/>
-    <w:lsdException w:name="Medium Grid 1 Accent 2" w:uiPriority="67"/>
-    <w:lsdException w:name="Medium Grid 2 Accent 2" w:uiPriority="68"/>
-    <w:lsdException w:name="Medium Grid 3 Accent 2" w:uiPriority="69"/>
-    <w:lsdException w:name="Dark List Accent 2" w:uiPriority="70"/>
-    <w:lsdException w:name="Colorful Shading Accent 2" w:uiPriority="71"/>
-    <w:lsdException w:name="Colorful List Accent 2" w:uiPriority="72"/>
-    <w:lsdException w:name="Colorful Grid Accent 2" w:uiPriority="73"/>
-    <w:lsdException w:name="Light Shading Accent 3" w:uiPriority="60"/>
-    <w:lsdException w:name="Light List Accent 3" w:uiPriority="61"/>
-    <w:lsdException w:name="Light Grid Accent 3" w:uiPriority="62"/>
-    <w:lsdException w:name="Medium Shading 1 Accent 3" w:uiPriority="63"/>
-    <w:lsdException w:name="Medium Shading 2 Accent 3" w:uiPriority="64"/>
-    <w:lsdException w:name="Medium List 1 Accent 3" w:uiPriority="65"/>
-    <w:lsdException w:name="Medium List 2 Accent 3" w:uiPriority="66"/>
-    <w:lsdException w:name="Medium Grid 1 Accent 3" w:uiPriority="67"/>
-    <w:lsdException w:name="Medium Grid 2 Accent 3" w:uiPriority="68"/>
-    <w:lsdException w:name="Medium Grid 3 Accent 3" w:uiPriority="69"/>
-    <w:lsdException w:name="Dark List Accent 3" w:uiPriority="70"/>
-    <w:lsdException w:name="Colorful Shading Accent 3" w:uiPriority="71"/>
-    <w:lsdException w:name="Colorful List Accent 3" w:uiPriority="72"/>
-    <w:lsdException w:name="Colorful Grid Accent 3" w:uiPriority="73"/>
-    <w:lsdException w:name="Light Shading Accent 4" w:uiPriority="60"/>
-    <w:lsdException w:name="Light List Accent 4" w:uiPriority="61"/>
-    <w:lsdException w:name="Light Grid Accent 4" w:uiPriority="62"/>
-    <w:lsdException w:name="Medium Shading 1 Accent 4" w:uiPriority="63"/>
-    <w:lsdException w:name="Medium Shading 2 Accent 4" w:uiPriority="64"/>
-    <w:lsdException w:name="Medium List 1 Accent 4" w:uiPriority="65"/>
-    <w:lsdException w:name="Medium List 2 Accent 4" w:uiPriority="66"/>
-    <w:lsdException w:name="Medium Grid 1 Accent 4" w:uiPriority="67"/>
-    <w:lsdException w:name="Medium Grid 2 Accent 4" w:uiPriority="68"/>
-    <w:lsdException w:name="Medium Grid 3 Accent 4" w:uiPriority="69"/>
-    <w:lsdException w:name="Dark List Accent 4" w:uiPriority="70"/>
-    <w:lsdException w:name="Colorful Shading Accent 4" w:uiPriority="71"/>
-    <w:lsdException w:name="Colorful List Accent 4" w:uiPriority="72"/>
-    <w:lsdException w:name="Colorful Grid Accent 4" w:uiPriority="73"/>
-    <w:lsdException w:name="Light Shading Accent 5" w:uiPriority="60"/>
-    <w:lsdException w:name="Light List Accent 5" w:uiPriority="61"/>
-    <w:lsdException w:name="Light Grid Accent 5" w:uiPriority="62"/>
-    <w:lsdException w:name="Medium Shading 1 Accent 5" w:uiPriority="63"/>
-    <w:lsdException w:name="Medium Shading 2 Accent 5" w:uiPriority="64"/>
-    <w:lsdException w:name="Medium List 1 Accent 5" w:uiPriority="65"/>
-    <w:lsdException w:name="Medium List 2 Accent 5" w:uiPriority="66"/>
-    <w:lsdException w:name="Medium Grid 1 Accent 5" w:uiPriority="67"/>
-    <w:lsdException w:name="Medium Grid 2 Accent 5" w:uiPriority="68"/>
-    <w:lsdException w:name="Medium Grid 3 Accent 5" w:uiPriority="69"/>
-    <w:lsdException w:name="Dark List Accent 5" w:uiPriority="70"/>
-    <w:lsdException w:name="Colorful Shading Accent 5" w:uiPriority="71"/>
-    <w:lsdException w:name="Colorful List Accent 5" w:uiPriority="72"/>
-    <w:lsdException w:name="Colorful Grid Accent 5" w:uiPriority="73"/>
-    <w:lsdException w:name="Light Shading Accent 6" w:uiPriority="60"/>
-    <w:lsdException w:name="Light List Accent 6" w:uiPriority="61"/>
-    <w:lsdException w:name="Light Grid Accent 6" w:uiPriority="62"/>
-    <w:lsdException w:name="Medium Shading 1 Accent 6" w:uiPriority="63"/>
-    <w:lsdException w:name="Medium Shading 2 Accent 6" w:uiPriority="64"/>
-    <w:lsdException w:name="Medium List 1 Accent 6" w:uiPriority="65"/>
-    <w:lsdException w:name="Medium List 2 Accent 6" w:uiPriority="66"/>
-    <w:lsdException w:name="Medium Grid 1 Accent 6" w:uiPriority="67"/>
-    <w:lsdException w:name="Medium Grid 2 Accent 6" w:uiPriority="68"/>
-    <w:lsdException w:name="Medium Grid 3 Accent 6" w:uiPriority="69"/>
-    <w:lsdException w:name="Dark List Accent 6" w:uiPriority="70"/>
-    <w:lsdException w:name="Colorful Shading Accent 6" w:uiPriority="71"/>
-    <w:lsdException w:name="Colorful List Accent 6" w:uiPriority="72"/>
-    <w:lsdException w:name="Colorful Grid Accent 6" w:uiPriority="73"/>
-    <w:lsdException w:name="Subtle Emphasis" w:uiPriority="19" w:qFormat="1"/>
-    <w:lsdException w:name="Intense Emphasis" w:uiPriority="21" w:qFormat="1"/>
-    <w:lsdException w:name="Subtle Reference" w:uiPriority="31" w:qFormat="1"/>
-    <w:lsdException w:name="Intense Reference" w:uiPriority="32" w:qFormat="1"/>
-    <w:lsdException w:name="Book Title" w:uiPriority="33" w:qFormat="1"/>
-    <w:lsdException w:name="Bibliography" w:semiHidden="1" w:uiPriority="37" w:unhideWhenUsed="1"/>
-    <w:lsdException w:name="TOC Heading" w:semiHidden="1" w:uiPriority="39" w:unhideWhenUsed="1" w:qFormat="1"/>
-    <w:lsdException w:name="Plain Table 1" w:uiPriority="41"/>
-    <w:lsdException w:name="Plain Table 2" w:uiPriority="42"/>
-    <w:lsdException w:name="Plain Table 3" w:uiPriority="43"/>
-    <w:lsdException w:name="Plain Table 4" w:uiPriority="44"/>
-    <w:lsdException w:name="Plain Table 5" w:uiPriority="45"/>
-    <w:lsdException w:name="Grid Table Light" w:uiPriority="40"/>
-    <w:lsdException w:name="Grid Table 1 Light" w:uiPriority="46"/>
-    <w:lsdException w:name="Grid Table 2" w:uiPriority="47"/>
-    <w:lsdException w:name="Grid Table 3" w:uiPriority="48"/>
-    <w:lsdException w:name="Grid Table 4" w:uiPriority="49"/>
-    <w:lsdException w:name="Grid Table 5 Dark" w:uiPriority="50"/>
-    <w:lsdException w:name="Grid Table 6 Colorful" w:uiPriority="51"/>
-    <w:lsdException w:name="Grid Table 7 Colorful" w:uiPriority="52"/>
-    <w:lsdException w:name="Grid Table 1 Light Accent 1" w:uiPriority="46"/>
-    <w:lsdException w:name="Grid Table 2 Accent 1" w:uiPriority="47"/>
-    <w:lsdException w:name="Grid Table 3 Accent 1" w:uiPriority="48"/>
-    <w:lsdException w:name="Grid Table 4 Accent 1" w:uiPriority="49"/>
-    <w:lsdException w:name="Grid Table 5 Dark Accent 1" w:uiPriority="50"/>
-    <w:lsdException w:name="Grid Table 6 Colorful Accent 1" w:uiPriority="51"/>
-    <w:lsdException w:name="Grid Table 7 Colorful Accent 1" w:uiPriority="52"/>
-    <w:lsdException w:name="Grid Table 1 Light Accent 2" w:uiPriority="46"/>
-    <w:lsdException w:name="Grid Table 2 Accent 2" w:uiPriority="47"/>
-    <w:lsdException w:name="Grid Table 3 Accent 2" w:uiPriority="48"/>
-    <w:lsdException w:name="Grid Table 4 Accent 2" w:uiPriority="49"/>
-    <w:lsdException w:name="Grid Table 5 Dark Accent 2" w:uiPriority="50"/>
-    <w:lsdException w:name="Grid Table 6 Colorful Accent 2" w:uiPriority="51"/>
-    <w:lsdException w:name="Grid Table 7 Colorful Accent 2" w:uiPriority="52"/>
-    <w:lsdException w:name="Grid Table 1 Light Accent 3" w:uiPriority="46"/>
-    <w:lsdException w:name="Grid Table 2 Accent 3" w:uiPriority="47"/>
-    <w:lsdException w:name="Grid Table 3 Accent 3" w:uiPriority="48"/>
-    <w:lsdException w:name="Grid Table 4 Accent 3" w:uiPriority="49"/>
-    <w:lsdException w:name="Grid Table 5 Dark Accent 3" w:uiPriority="50"/>
-    <w:lsdException w:name="Grid Table 6 Colorful Accent 3" w:uiPriority="51"/>
-    <w:lsdException w:name="Grid Table 7 Colorful Accent 3" w:uiPriority="52"/>
-    <w:lsdException w:name="Grid Table 1 Light Accent 4" w:uiPriority="46"/>
-    <w:lsdException w:name="Grid Table 2 Accent 4" w:uiPriority="47"/>
-    <w:lsdException w:name="Grid Table 3 Accent 4" w:uiPriority="48"/>
-    <w:lsdException w:name="Grid Table 4 Accent 4" w:uiPriority="49"/>
-    <w:lsdException w:name="Grid Table 5 Dark Accent 4" w:uiPriority="50"/>
-    <w:lsdException w:name="Grid Table 6 Colorful Accent 4" w:uiPriority="51"/>
-    <w:lsdException w:name="Grid Table 7 Colorful Accent 4" w:uiPriority="52"/>
-    <w:lsdException w:name="Grid Table 1 Light Accent 5" w:uiPriority="46"/>
-    <w:lsdException w:name="Grid Table 2 Accent 5" w:uiPriority="47"/>
-    <w:lsdException w:name="Grid Table 3 Accent 5" w:uiPriority="48"/>
-    <w:lsdException w:name="Grid Table 4 Accent 5" w:uiPriority="49"/>
-    <w:lsdException w:name="Grid Table 5 Dark Accent 5" w:uiPriority="50"/>
-    <w:lsdException w:name="Grid Table 6 Colorful Accent 5" w:uiPriority="51"/>
-    <w:lsdException w:name="Grid Table 7 Colorful Accent 5" w:uiPriority="52"/>
-    <w:lsdException w:name="Grid Table 1 Light Accent 6" w:uiPriority="46"/>
-    <w:lsdException w:name="Grid Table 2 Accent 6" w:uiPriority="47"/>
-    <w:lsdException w:name="Grid Table 3 Accent 6" w:uiPriority="48"/>
-    <w:lsdException w:name="Grid Table 4 Accent 6" w:uiPriority="49"/>
-    <w:lsdException w:name="Grid Table 5 Dark Accent 6" w:uiPriority="50"/>
-    <w:lsdException w:name="Grid Table 6 Colorful Accent 6" w:uiPriority="51"/>
-    <w:lsdException w:name="Grid Table 7 Colorful Accent 6" w:uiPriority="52"/>
-    <w:lsdException w:name="List Table 1 Light" w:uiPriority="46"/>
-    <w:lsdException w:name="List Table 2" w:uiPriority="47"/>
-    <w:lsdException w:name="List Table 3" w:uiPriority="48"/>
-    <w:lsdException w:name="List Table 4" w:uiPriority="49"/>
-    <w:lsdException w:name="List Table 5 Dark" w:uiPriority="50"/>
-    <w:lsdException w:name="List Table 6 Colorful" w:uiPriority="51"/>
-    <w:lsdException w:name="List Table 7 Colorful" w:uiPriority="52"/>
-    <w:lsdException w:name="List Table 1 Light Accent 1" w:uiPriority="46"/>
-    <w:lsdException w:name="List Table 2 Accent 1" w:uiPriority="47"/>
-    <w:lsdException w:name="List Table 3 Accent 1" w:uiPriority="48"/>
-    <w:lsdException w:name="List Table 4 Accent 1" w:uiPriority="49"/>
-    <w:lsdException w:name="List Table 5 Dark Accent 1" w:uiPriority="50"/>
-    <w:lsdException w:name="List Table 6 Colorful Accent 1" w:uiPriority="51"/>
-    <w:lsdException w:name="List Table 7 Colorful Accent 1" w:uiPriority="52"/>
-    <w:lsdException w:name="List Table 1 Light Accent 2" w:uiPriority="46"/>
-    <w:lsdException w:name="List Table 2 Accent 2" w:uiPriority="47"/>
-    <w:lsdException w:name="List Table 3 Accent 2" w:uiPriority="48"/>
-    <w:lsdException w:name="List Table 4 Accent 2" w:uiPriority="49"/>
-    <w:lsdException w:name="List Table 5 Dark Accent 2" w:uiPriority="50"/>
-    <w:lsdException w:name="List Table 6 Colorful Accent 2" w:uiPriority="51"/>
-    <w:lsdException w:name="List Table 7 Colorful Accent 2" w:uiPriority="52"/>
-    <w:lsdException w:name="List Table 1 Light Accent 3" w:uiPriority="46"/>
-    <w:lsdException w:name="List Table 2 Accent 3" w:uiPriority="47"/>
-    <w:lsdException w:name="List Table 3 Accent 3" w:uiPriority="48"/>
-    <w:lsdException w:name="List Table 4 Accent 3" w:uiPriority="49"/>
-    <w:lsdException w:name="List Table 5 Dark Accent 3" w:uiPriority="50"/>
-    <w:lsdException w:name="List Table 6 Colorful Accent 3" w:uiPriority="51"/>
-    <w:lsdException w:name="List Table 7 Colorful Accent 3" w:uiPriority="52"/>
-    <w:lsdException w:name="List Table 1 Light Accent 4" w:uiPriority="46"/>
-    <w:lsdException w:name="List Table 2 Accent 4" w:uiPriority="47"/>
-    <w:lsdException w:name="List Table 3 Accent 4" w:uiPriority="48"/>
-    <w:lsdException w:name="List Table 4 Accent 4" w:uiPriority="49"/>
-    <w:lsdException w:name="List Table 5 Dark Accent 4" w:uiPriority="50"/>
-    <w:lsdException w:name="List Table 6 Colorful Accent 4" w:uiPriority="51"/>
-    <w:lsdException w:name="List Table 7 Colorful Accent 4" w:uiPriority="52"/>
-    <w:lsdException w:name="List Table 1 Light Accent 5" w:uiPriority="46"/>
-    <w:lsdException w:name="List Table 2 Accent 5" w:uiPriority="47"/>
-    <w:lsdException w:name="List Table 3 Accent 5" w:uiPriority="48"/>
-    <w:lsdException w:name="List Table 4 Accent 5" w:uiPriority="49"/>
-    <w:lsdException w:name="List Table 5 Dark Accent 5" w:uiPriority="50"/>
-    <w:lsdException w:name="List Table 6 Colorful Accent 5" w:uiPriority="51"/>
-    <w:lsdException w:name="List Table 7 Colorful Accent 5" w:uiPriority="52"/>
-    <w:lsdException w:name="List Table 1 Light Accent 6" w:uiPriority="46"/>
-    <w:lsdException w:name="List Table 2 Accent 6" w:uiPriority="47"/>
-    <w:lsdException w:name="List Table 3 Accent 6" w:uiPriority="48"/>
-    <w:lsdException w:name="List Table 4 Accent 6" w:uiPriority="49"/>
-    <w:lsdException w:name="List Table 5 Dark Accent 6" w:uiPriority="50"/>
-    <w:lsdException w:name="List Table 6 Colorful Accent 6" w:uiPriority="51"/>
-    <w:lsdException w:name="List Table 7 Colorful Accent 6" w:uiPriority="52"/>
-    <w:lsdException w:name="Mention" w:semiHidden="1" w:unhideWhenUsed="1"/>
-    <w:lsdException w:name="Smart Hyperlink" w:semiHidden="1" w:unhideWhenUsed="1"/>
-    <w:lsdException w:name="Hashtag" w:semiHidden="1" w:unhideWhenUsed="1"/>
-    <w:lsdException w:name="Unresolved Mention" w:semiHidden="1" w:unhideWhenUsed="1"/>
-    <w:lsdException w:name="Smart Link" w:semiHidden="1" w:unhideWhenUsed="1"/>
-  </w:latentStyles>
-  <w:style w:type="paragraph" w:default="1" w:styleId="Normal">
-    <w:name w:val="Normal"/>
-    <w:qFormat/>
-  </w:style>
-  <w:style w:type="character" w:default="1" w:styleId="DefaultParagraphFont">
-    <w:name w:val="Default Paragraph Font"/>
-    <w:uiPriority w:val="1"/>
-    <w:semiHidden/>
-    <w:unhideWhenUsed/>
-  </w:style>
-  <w:style w:type="table" w:default="1" w:styleId="TableNormal">
-    <w:name w:val="Normal Table"/>
-    <w:uiPriority w:val="99"/>
-    <w:semiHidden/>
-    <w:unhideWhenUsed/>
-    <w:tblPr>
-      <w:tblInd w:w="0" w:type="dxa"/>
-      <w:tblCellMar>
-        <w:top w:w="0" w:type="dxa"/>
-        <w:left w:w="108" w:type="dxa"/>
-        <w:bottom w:w="0" w:type="dxa"/>
-        <w:right w:w="108" w:type="dxa"/>
-      </w:tblCellMar>
-    </w:tblPr>
-  </w:style>
-  <w:style w:type="numbering" w:default="1" w:styleId="NoList">
-    <w:name w:val="No List"/>
-    <w:uiPriority w:val="99"/>
-    <w:semiHidden/>
-    <w:unhideWhenUsed/>
-  </w:style>
-  <w:style w:type="character" w:styleId="PlaceholderText">
-    <w:name w:val="Placeholder Text"/>
-    <w:basedOn w:val="DefaultParagraphFont"/>
-    <w:uiPriority w:val="99"/>
-    <w:semiHidden/>
-    <w:rsid w:val="008A7D45"/>
-    <w:rPr>
-      <w:color w:val="808080"/>
-    </w:rPr>
-  </w:style>
-</w:styles>
-</file>
-
-<file path=word\glossary\webSettings.xml><?xml version="1.0" encoding="utf-8"?>
-<w:webSettings xmlns:mc="http://schemas.openxmlformats.org/markup-compatibility/2006" xmlns:r="http://schemas.openxmlformats.org/officeDocument/2006/relationships" xmlns:w="http://schemas.openxmlformats.org/wordprocessingml/2006/main" xmlns:w14="http://schemas.microsoft.com/office/word/2010/wordml" xmlns:w15="http://schemas.microsoft.com/office/word/2012/wordml" xmlns:w16cex="http://schemas.microsoft.com/office/word/2018/wordml/cex" xmlns:w16cid="http://schemas.microsoft.com/office/word/2016/wordml/cid" xmlns:w16="http://schemas.microsoft.com/office/word/2018/wordml" xmlns:w16du="http://schemas.microsoft.com/office/word/2023/wordml/word16du" xmlns:w16sdtdh="http://schemas.microsoft.com/office/word/2020/wordml/sdtdatahash" xmlns:w16sdtfl="http://schemas.microsoft.com/office/word/2024/wordml/sdtformatlock" xmlns:w16se="http://schemas.microsoft.com/office/word/2015/wordml/symex" mc:Ignorable="w14 w15 w16se w16cid w16 w16cex w16sdtdh w16sdtfl w16du">
-  <w:optimizeForBrowser/>
-  <w:allowPNG/>
-</w:webSettings>
-</file>
-
-<file path=word\header1.xml><?xml version="1.0" encoding="utf-8"?>
+<file path=word/header1.xml><?xml version="1.0" encoding="utf-8"?>
 <w:hdr xmlns:wpc="http://schemas.microsoft.com/office/word/2010/wordprocessingCanvas" xmlns:cx="http://schemas.microsoft.com/office/drawing/2014/chartex" xmlns:cx1="http://schemas.microsoft.com/office/drawing/2015/9/8/chartex" xmlns:cx2="http://schemas.microsoft.com/office/drawing/2015/10/21/chartex" xmlns:cx3="http://schemas.microsoft.com/office/drawing/2016/5/9/chartex" xmlns:cx4="http://schemas.microsoft.com/office/drawing/2016/5/10/chartex" xmlns:cx5="http://schemas.microsoft.com/office/drawing/2016/5/11/chartex" xmlns:cx6="http://schemas.microsoft.com/office/drawing/2016/5/12/chartex" xmlns:cx7="http://schemas.microsoft.com/office/drawing/2016/5/13/chartex" xmlns:cx8="http://schemas.microsoft.com/office/drawing/2016/5/14/chartex" xmlns:mc="http://schemas.openxmlformats.org/markup-compatibility/2006" xmlns:aink="http://schemas.microsoft.com/office/drawing/2016/ink" xmlns:am3d="http://schemas.microsoft.com/office/drawing/2017/model3d" xmlns:o="urn:schemas-microsoft-com:office:office" xmlns:oel="http://schemas.microsoft.com/office/2019/extlst" xmlns:r="http://schemas.openxmlformats.org/officeDocument/2006/relationships" xmlns:m="http://schemas.openxmlformats.org/officeDocument/2006/math" xmlns:v="urn:schemas-microsoft-com:vml" xmlns:wp14="http://schemas.microsoft.com/office/word/2010/wordprocessingDrawing" xmlns:wp="http://schemas.openxmlformats.org/drawingml/2006/wordprocessingDrawing" xmlns:w10="urn:schemas-microsoft-com:office:word" xmlns:w="http://schemas.openxmlformats.org/wordprocessingml/2006/main" xmlns:w14="http://schemas.microsoft.com/office/word/2010/wordml" xmlns:w15="http://schemas.microsoft.com/office/word/2012/wordml" xmlns:w16cex="http://schemas.microsoft.com/office/word/2018/wordml/cex" xmlns:w16cid="http://schemas.microsoft.com/office/word/2016/wordml/cid" xmlns:w16="http://schemas.microsoft.com/office/word/2018/wordml" xmlns:w16du="http://schemas.microsoft.com/office/word/2023/wordml/word16du" xmlns:w16sdtdh="http://schemas.microsoft.com/office/word/2020/wordml/sdtdatahash" xmlns:w16sdtfl="http://schemas.microsoft.com/office/word/2024/wordml/sdtformatlock" xmlns:w16se="http://schemas.microsoft.com/office/word/2015/wordml/symex" xmlns:wpg="http://schemas.microsoft.com/office/word/2010/wordprocessingGroup" xmlns:wpi="http://schemas.microsoft.com/office/word/2010/wordprocessingInk" xmlns:wne="http://schemas.microsoft.com/office/word/2006/wordml" xmlns:wps="http://schemas.microsoft.com/office/word/2010/wordprocessingShape" mc:Ignorable="w14 w15 w16se w16cid w16 w16cex w16sdtdh w16sdtfl w16du wp14">
   <w:p>
     <w:pPr>
@@ -5855,19 +3680,12 @@
     <w:r>
       <w:t xml:space="preserve">Doc </w:t>
     </w:r>
-    <w:proofErr w:type="spellStart"/>
-    <w:proofErr w:type="gramStart"/>
     <w:r>
-      <w:t>Réf</w:t>
-    </w:r>
-    <w:proofErr w:type="spellEnd"/>
-    <w:r>
-      <w:t xml:space="preserve"> </w:t>
+      <w:t xml:space="preserve">Réf </w:t>
     </w:r>
     <w:r>
       <w:t>:</w:t>
     </w:r>
-    <w:proofErr w:type="gramEnd"/>
     <w:r>
       <w:rPr>
         <w:rStyle w:val="HighlightedVariable"/>
@@ -5899,10 +3717,7 @@
     </w:pPr>
     <w:fldSimple w:instr=" TITLE   \* MERGEFORMAT ">
       <w:r>
-        <w:t xml:space="preserve">DES-030 Deployment </w:t>
-      </w:r>
-      <w:r>
-        <w:t>Specification</w:t>
+        <w:t>DES-030 DEPLOYMENT SPECIFICATION</w:t>
       </w:r>
     </w:fldSimple>
   </w:p>
@@ -5912,22 +3727,7 @@
       <w:framePr w:hSpace="187" w:wrap="auto" w:vAnchor="text" w:hAnchor="margin" w:xAlign="right" w:y="1"/>
     </w:pPr>
     <w:r>
-      <w:t>28/05/2026</w:t>
-    </w:r>
-    <w:r>
-      <w:t/>
-    </w:r>
-    <w:r>
-      <w:t/>
-    </w:r>
-    <w:r>
-      <w:t/>
-    </w:r>
-    <w:r>
-      <w:t/>
-    </w:r>
-    <w:r>
-      <w:t/>
+      <w:t>29/05/2026</w:t>
     </w:r>
   </w:p>
   <w:p>
@@ -5938,7 +3738,7 @@
 </w:hdr>
 </file>
 
-<file path=word\header2.xml><?xml version="1.0" encoding="utf-8"?>
+<file path=word/header2.xml><?xml version="1.0" encoding="utf-8"?>
 <w:hdr xmlns:wpc="http://schemas.microsoft.com/office/word/2010/wordprocessingCanvas" xmlns:cx="http://schemas.microsoft.com/office/drawing/2014/chartex" xmlns:cx1="http://schemas.microsoft.com/office/drawing/2015/9/8/chartex" xmlns:cx2="http://schemas.microsoft.com/office/drawing/2015/10/21/chartex" xmlns:cx3="http://schemas.microsoft.com/office/drawing/2016/5/9/chartex" xmlns:cx4="http://schemas.microsoft.com/office/drawing/2016/5/10/chartex" xmlns:cx5="http://schemas.microsoft.com/office/drawing/2016/5/11/chartex" xmlns:cx6="http://schemas.microsoft.com/office/drawing/2016/5/12/chartex" xmlns:cx7="http://schemas.microsoft.com/office/drawing/2016/5/13/chartex" xmlns:cx8="http://schemas.microsoft.com/office/drawing/2016/5/14/chartex" xmlns:mc="http://schemas.openxmlformats.org/markup-compatibility/2006" xmlns:aink="http://schemas.microsoft.com/office/drawing/2016/ink" xmlns:am3d="http://schemas.microsoft.com/office/drawing/2017/model3d" xmlns:o="urn:schemas-microsoft-com:office:office" xmlns:oel="http://schemas.microsoft.com/office/2019/extlst" xmlns:r="http://schemas.openxmlformats.org/officeDocument/2006/relationships" xmlns:m="http://schemas.openxmlformats.org/officeDocument/2006/math" xmlns:v="urn:schemas-microsoft-com:vml" xmlns:wp14="http://schemas.microsoft.com/office/word/2010/wordprocessingDrawing" xmlns:wp="http://schemas.openxmlformats.org/drawingml/2006/wordprocessingDrawing" xmlns:w10="urn:schemas-microsoft-com:office:word" xmlns:w="http://schemas.openxmlformats.org/wordprocessingml/2006/main" xmlns:w14="http://schemas.microsoft.com/office/word/2010/wordml" xmlns:w15="http://schemas.microsoft.com/office/word/2012/wordml" xmlns:w16cex="http://schemas.microsoft.com/office/word/2018/wordml/cex" xmlns:w16cid="http://schemas.microsoft.com/office/word/2016/wordml/cid" xmlns:w16="http://schemas.microsoft.com/office/word/2018/wordml" xmlns:w16du="http://schemas.microsoft.com/office/word/2023/wordml/word16du" xmlns:w16sdtdh="http://schemas.microsoft.com/office/word/2020/wordml/sdtdatahash" xmlns:w16sdtfl="http://schemas.microsoft.com/office/word/2024/wordml/sdtformatlock" xmlns:w16se="http://schemas.microsoft.com/office/word/2015/wordml/symex" xmlns:wpg="http://schemas.microsoft.com/office/word/2010/wordprocessingGroup" xmlns:wpi="http://schemas.microsoft.com/office/word/2010/wordprocessingInk" xmlns:wne="http://schemas.microsoft.com/office/word/2006/wordml" xmlns:wps="http://schemas.microsoft.com/office/word/2010/wordprocessingShape" mc:Ignorable="w14 w15 w16se w16cid w16 w16cex w16sdtdh w16sdtfl w16du wp14">
   <w:p>
     <w:r>
@@ -6014,6 +3814,7 @@
         <w:id w:val="1843585477"/>
         <w:picture/>
       </w:sdtPr>
+      <w:sdtEndPr/>
       <w:sdtContent>
         <w:r>
           <w:rPr>
@@ -6068,7 +3869,7 @@
 </w:hdr>
 </file>
 
-<file path=word\numbering.xml><?xml version="1.0" encoding="utf-8"?>
+<file path=word/numbering.xml><?xml version="1.0" encoding="utf-8"?>
 <w:numbering xmlns:wpc="http://schemas.microsoft.com/office/word/2010/wordprocessingCanvas" xmlns:cx="http://schemas.microsoft.com/office/drawing/2014/chartex" xmlns:cx1="http://schemas.microsoft.com/office/drawing/2015/9/8/chartex" xmlns:cx2="http://schemas.microsoft.com/office/drawing/2015/10/21/chartex" xmlns:cx3="http://schemas.microsoft.com/office/drawing/2016/5/9/chartex" xmlns:cx4="http://schemas.microsoft.com/office/drawing/2016/5/10/chartex" xmlns:cx5="http://schemas.microsoft.com/office/drawing/2016/5/11/chartex" xmlns:cx6="http://schemas.microsoft.com/office/drawing/2016/5/12/chartex" xmlns:cx7="http://schemas.microsoft.com/office/drawing/2016/5/13/chartex" xmlns:cx8="http://schemas.microsoft.com/office/drawing/2016/5/14/chartex" xmlns:mc="http://schemas.openxmlformats.org/markup-compatibility/2006" xmlns:aink="http://schemas.microsoft.com/office/drawing/2016/ink" xmlns:am3d="http://schemas.microsoft.com/office/drawing/2017/model3d" xmlns:o="urn:schemas-microsoft-com:office:office" xmlns:oel="http://schemas.microsoft.com/office/2019/extlst" xmlns:r="http://schemas.openxmlformats.org/officeDocument/2006/relationships" xmlns:m="http://schemas.openxmlformats.org/officeDocument/2006/math" xmlns:v="urn:schemas-microsoft-com:vml" xmlns:wp14="http://schemas.microsoft.com/office/word/2010/wordprocessingDrawing" xmlns:wp="http://schemas.openxmlformats.org/drawingml/2006/wordprocessingDrawing" xmlns:w10="urn:schemas-microsoft-com:office:word" xmlns:w="http://schemas.openxmlformats.org/wordprocessingml/2006/main" xmlns:w14="http://schemas.microsoft.com/office/word/2010/wordml" xmlns:w15="http://schemas.microsoft.com/office/word/2012/wordml" xmlns:w16cex="http://schemas.microsoft.com/office/word/2018/wordml/cex" xmlns:w16cid="http://schemas.microsoft.com/office/word/2016/wordml/cid" xmlns:w16="http://schemas.microsoft.com/office/word/2018/wordml" xmlns:w16du="http://schemas.microsoft.com/office/word/2023/wordml/word16du" xmlns:w16sdtdh="http://schemas.microsoft.com/office/word/2020/wordml/sdtdatahash" xmlns:w16sdtfl="http://schemas.microsoft.com/office/word/2024/wordml/sdtformatlock" xmlns:w16se="http://schemas.microsoft.com/office/word/2015/wordml/symex" xmlns:wpg="http://schemas.microsoft.com/office/word/2010/wordprocessingGroup" xmlns:wpi="http://schemas.microsoft.com/office/word/2010/wordprocessingInk" xmlns:wne="http://schemas.microsoft.com/office/word/2006/wordml" xmlns:wps="http://schemas.microsoft.com/office/word/2010/wordprocessingShape" mc:Ignorable="w14 w15 w16se w16cid w16 w16cex w16sdtdh w16sdtfl w16du wp14">
   <w:abstractNum w:abstractNumId="0" w15:restartNumberingAfterBreak="0">
     <w:nsid w:val="019E2BC4"/>
@@ -8798,916 +6599,7 @@
 </w:numbering>
 </file>
 
-<file path=word\settings.xml><?xml version="1.0" encoding="utf-8"?>
-<w:settings xmlns:mc="http://schemas.openxmlformats.org/markup-compatibility/2006" xmlns:o="urn:schemas-microsoft-com:office:office" xmlns:r="http://schemas.openxmlformats.org/officeDocument/2006/relationships" xmlns:m="http://schemas.openxmlformats.org/officeDocument/2006/math" xmlns:v="urn:schemas-microsoft-com:vml" xmlns:w10="urn:schemas-microsoft-com:office:word" xmlns:w="http://schemas.openxmlformats.org/wordprocessingml/2006/main" xmlns:w14="http://schemas.microsoft.com/office/word/2010/wordml" xmlns:w15="http://schemas.microsoft.com/office/word/2012/wordml" xmlns:w16cex="http://schemas.microsoft.com/office/word/2018/wordml/cex" xmlns:w16cid="http://schemas.microsoft.com/office/word/2016/wordml/cid" xmlns:w16="http://schemas.microsoft.com/office/word/2018/wordml" xmlns:w16du="http://schemas.microsoft.com/office/word/2023/wordml/word16du" xmlns:w16sdtdh="http://schemas.microsoft.com/office/word/2020/wordml/sdtdatahash" xmlns:w16sdtfl="http://schemas.microsoft.com/office/word/2024/wordml/sdtformatlock" xmlns:w16se="http://schemas.microsoft.com/office/word/2015/wordml/symex" xmlns:sl="http://schemas.openxmlformats.org/schemaLibrary/2006/main" mc:Ignorable="w14 w15 w16se w16cid w16 w16cex w16sdtdh w16sdtfl w16du">
-  <w:zoom w:percent="140"/>
-  <w:proofState w:spelling="clean" w:grammar="clean"/>
-  <w:attachedTemplate r:id="rId1"/>
-  <w:stylePaneFormatFilter w:val="3008" w:allStyles="0" w:customStyles="0" w:latentStyles="0" w:stylesInUse="1" w:headingStyles="0" w:numberingStyles="0" w:tableStyles="0" w:directFormattingOnRuns="0" w:directFormattingOnParagraphs="0" w:directFormattingOnNumbering="0" w:directFormattingOnTables="0" w:clearFormatting="1" w:top3HeadingStyles="1" w:visibleStyles="0" w:alternateStyleNames="0"/>
-  <w:defaultTabStop w:val="720"/>
-  <w:hyphenationZone w:val="425"/>
-  <w:defaultTableStyle w:val="InforTable1"/>
-  <w:drawingGridHorizontalSpacing w:val="100"/>
-  <w:displayHorizontalDrawingGridEvery w:val="0"/>
-  <w:displayVerticalDrawingGridEvery w:val="0"/>
-  <w:noPunctuationKerning/>
-  <w:characterSpacingControl w:val="doNotCompress"/>
-  <w:hdrShapeDefaults>
-    <o:shapedefaults v:ext="edit" spidmax="2050"/>
-  </w:hdrShapeDefaults>
-  <w:footnotePr>
-    <w:footnote w:id="-1"/>
-    <w:footnote w:id="0"/>
-  </w:footnotePr>
-  <w:endnotePr>
-    <w:endnote w:id="-1"/>
-    <w:endnote w:id="0"/>
-  </w:endnotePr>
-  <w:compat>
-    <w:compatSetting w:name="compatibilityMode" w:uri="http://schemas.microsoft.com/office/word" w:val="14"/>
-    <w:compatSetting w:name="overrideTableStyleFontSizeAndJustification" w:uri="http://schemas.microsoft.com/office/word" w:val="1"/>
-    <w:compatSetting w:name="enableOpenTypeFeatures" w:uri="http://schemas.microsoft.com/office/word" w:val="1"/>
-    <w:compatSetting w:name="doNotFlipMirrorIndents" w:uri="http://schemas.microsoft.com/office/word" w:val="1"/>
-    <w:compatSetting w:name="useWord2013TrackBottomHyphenation" w:uri="http://schemas.microsoft.com/office/word" w:val="1"/>
-  </w:compat>
-  <w:docVars>
-    <w:docVar w:name="#__1234" w:val="&lt;Document Reference Number&gt;"/>
-    <w:docVar w:name="#__asd" w:val="&lt;Document Reference Number&gt;"/>
-  </w:docVars>
-  <w:rsids>
-    <w:rsidRoot w:val="00941EF9"/>
-    <w:rsid w:val="0000208A"/>
-    <w:rsid w:val="00002DC9"/>
-    <w:rsid w:val="00005C22"/>
-    <w:rsid w:val="00006775"/>
-    <w:rsid w:val="00010332"/>
-    <w:rsid w:val="0001055B"/>
-    <w:rsid w:val="00011B6F"/>
-    <w:rsid w:val="0001363C"/>
-    <w:rsid w:val="000148A6"/>
-    <w:rsid w:val="00021E0A"/>
-    <w:rsid w:val="00022A76"/>
-    <w:rsid w:val="00023A63"/>
-    <w:rsid w:val="00027F21"/>
-    <w:rsid w:val="000305D2"/>
-    <w:rsid w:val="00031144"/>
-    <w:rsid w:val="00033A89"/>
-    <w:rsid w:val="000343B7"/>
-    <w:rsid w:val="000344F3"/>
-    <w:rsid w:val="00035E36"/>
-    <w:rsid w:val="0003647E"/>
-    <w:rsid w:val="0003729C"/>
-    <w:rsid w:val="000402DD"/>
-    <w:rsid w:val="00043559"/>
-    <w:rsid w:val="00045D27"/>
-    <w:rsid w:val="0004605E"/>
-    <w:rsid w:val="00046328"/>
-    <w:rsid w:val="00046C7C"/>
-    <w:rsid w:val="0005679C"/>
-    <w:rsid w:val="00060A99"/>
-    <w:rsid w:val="0006129D"/>
-    <w:rsid w:val="0006354C"/>
-    <w:rsid w:val="00064A3F"/>
-    <w:rsid w:val="000652A5"/>
-    <w:rsid w:val="00073031"/>
-    <w:rsid w:val="0007575E"/>
-    <w:rsid w:val="0007608C"/>
-    <w:rsid w:val="00082825"/>
-    <w:rsid w:val="000862C2"/>
-    <w:rsid w:val="00086E2D"/>
-    <w:rsid w:val="0009238D"/>
-    <w:rsid w:val="00094309"/>
-    <w:rsid w:val="00095AAE"/>
-    <w:rsid w:val="000A1616"/>
-    <w:rsid w:val="000A248C"/>
-    <w:rsid w:val="000A2746"/>
-    <w:rsid w:val="000A55E7"/>
-    <w:rsid w:val="000B006E"/>
-    <w:rsid w:val="000B08FB"/>
-    <w:rsid w:val="000B56CF"/>
-    <w:rsid w:val="000B5CCF"/>
-    <w:rsid w:val="000B618C"/>
-    <w:rsid w:val="000B78F4"/>
-    <w:rsid w:val="000C1FF3"/>
-    <w:rsid w:val="000C31BB"/>
-    <w:rsid w:val="000C5460"/>
-    <w:rsid w:val="000C5C9D"/>
-    <w:rsid w:val="000C654C"/>
-    <w:rsid w:val="000D1055"/>
-    <w:rsid w:val="000D1187"/>
-    <w:rsid w:val="000E1E22"/>
-    <w:rsid w:val="000E3C2B"/>
-    <w:rsid w:val="000E4ED2"/>
-    <w:rsid w:val="000E7207"/>
-    <w:rsid w:val="000F1FD7"/>
-    <w:rsid w:val="000F7FB7"/>
-    <w:rsid w:val="00101DDF"/>
-    <w:rsid w:val="001025C6"/>
-    <w:rsid w:val="001031DA"/>
-    <w:rsid w:val="00103910"/>
-    <w:rsid w:val="00125F86"/>
-    <w:rsid w:val="00126C12"/>
-    <w:rsid w:val="001305FE"/>
-    <w:rsid w:val="00131888"/>
-    <w:rsid w:val="00131CFE"/>
-    <w:rsid w:val="00134E10"/>
-    <w:rsid w:val="001360F5"/>
-    <w:rsid w:val="00136FF2"/>
-    <w:rsid w:val="0014291B"/>
-    <w:rsid w:val="00143308"/>
-    <w:rsid w:val="0014640D"/>
-    <w:rsid w:val="00153CD9"/>
-    <w:rsid w:val="001600F9"/>
-    <w:rsid w:val="00160424"/>
-    <w:rsid w:val="00160908"/>
-    <w:rsid w:val="001612CC"/>
-    <w:rsid w:val="00167840"/>
-    <w:rsid w:val="0017205F"/>
-    <w:rsid w:val="00172F40"/>
-    <w:rsid w:val="00175FD0"/>
-    <w:rsid w:val="00181E2A"/>
-    <w:rsid w:val="00182BFF"/>
-    <w:rsid w:val="001901AD"/>
-    <w:rsid w:val="001908D3"/>
-    <w:rsid w:val="00191B44"/>
-    <w:rsid w:val="00192352"/>
-    <w:rsid w:val="001948FE"/>
-    <w:rsid w:val="001A143C"/>
-    <w:rsid w:val="001A1612"/>
-    <w:rsid w:val="001A41EF"/>
-    <w:rsid w:val="001A6772"/>
-    <w:rsid w:val="001A6B21"/>
-    <w:rsid w:val="001A7F9A"/>
-    <w:rsid w:val="001B2B36"/>
-    <w:rsid w:val="001B46BA"/>
-    <w:rsid w:val="001B4E9A"/>
-    <w:rsid w:val="001B524F"/>
-    <w:rsid w:val="001B7079"/>
-    <w:rsid w:val="001C085A"/>
-    <w:rsid w:val="001C1508"/>
-    <w:rsid w:val="001C246E"/>
-    <w:rsid w:val="001C27EE"/>
-    <w:rsid w:val="001C2CB3"/>
-    <w:rsid w:val="001C4E72"/>
-    <w:rsid w:val="001C7F3B"/>
-    <w:rsid w:val="001D1900"/>
-    <w:rsid w:val="001D2456"/>
-    <w:rsid w:val="001D4CE8"/>
-    <w:rsid w:val="001E173B"/>
-    <w:rsid w:val="001E2A4D"/>
-    <w:rsid w:val="001E3BE8"/>
-    <w:rsid w:val="001F0860"/>
-    <w:rsid w:val="001F1F37"/>
-    <w:rsid w:val="001F4BD3"/>
-    <w:rsid w:val="001F6610"/>
-    <w:rsid w:val="001F7132"/>
-    <w:rsid w:val="00200002"/>
-    <w:rsid w:val="00200176"/>
-    <w:rsid w:val="002041F7"/>
-    <w:rsid w:val="00206FAC"/>
-    <w:rsid w:val="00221478"/>
-    <w:rsid w:val="0022490F"/>
-    <w:rsid w:val="00235D9C"/>
-    <w:rsid w:val="0023662B"/>
-    <w:rsid w:val="002452CC"/>
-    <w:rsid w:val="002529BC"/>
-    <w:rsid w:val="00252DFB"/>
-    <w:rsid w:val="0025768B"/>
-    <w:rsid w:val="0026380B"/>
-    <w:rsid w:val="002644AF"/>
-    <w:rsid w:val="00271139"/>
-    <w:rsid w:val="00272869"/>
-    <w:rsid w:val="002769F7"/>
-    <w:rsid w:val="00280868"/>
-    <w:rsid w:val="00286CB7"/>
-    <w:rsid w:val="002908DE"/>
-    <w:rsid w:val="002908F5"/>
-    <w:rsid w:val="002946B1"/>
-    <w:rsid w:val="002A0E2F"/>
-    <w:rsid w:val="002A5278"/>
-    <w:rsid w:val="002A78E5"/>
-    <w:rsid w:val="002B0B8E"/>
-    <w:rsid w:val="002B354A"/>
-    <w:rsid w:val="002B6986"/>
-    <w:rsid w:val="002C16F3"/>
-    <w:rsid w:val="002D03D0"/>
-    <w:rsid w:val="002D108B"/>
-    <w:rsid w:val="002D328F"/>
-    <w:rsid w:val="002D3EF8"/>
-    <w:rsid w:val="002F0E0C"/>
-    <w:rsid w:val="002F2BF8"/>
-    <w:rsid w:val="002F337D"/>
-    <w:rsid w:val="002F3402"/>
-    <w:rsid w:val="002F65D6"/>
-    <w:rsid w:val="002F6E02"/>
-    <w:rsid w:val="00300306"/>
-    <w:rsid w:val="0031099D"/>
-    <w:rsid w:val="00312669"/>
-    <w:rsid w:val="0031380B"/>
-    <w:rsid w:val="00321E9D"/>
-    <w:rsid w:val="00327CAC"/>
-    <w:rsid w:val="003350D6"/>
-    <w:rsid w:val="00340FB1"/>
-    <w:rsid w:val="00341E6B"/>
-    <w:rsid w:val="00345DF8"/>
-    <w:rsid w:val="0035114E"/>
-    <w:rsid w:val="00354238"/>
-    <w:rsid w:val="0035768A"/>
-    <w:rsid w:val="00360BB6"/>
-    <w:rsid w:val="0037126D"/>
-    <w:rsid w:val="00373AFE"/>
-    <w:rsid w:val="00374FD8"/>
-    <w:rsid w:val="00375E34"/>
-    <w:rsid w:val="003831ED"/>
-    <w:rsid w:val="0038494A"/>
-    <w:rsid w:val="00385999"/>
-    <w:rsid w:val="00387317"/>
-    <w:rsid w:val="003910BC"/>
-    <w:rsid w:val="00397C7F"/>
-    <w:rsid w:val="003A0871"/>
-    <w:rsid w:val="003A0FFD"/>
-    <w:rsid w:val="003A552B"/>
-    <w:rsid w:val="003B2298"/>
-    <w:rsid w:val="003B3A2A"/>
-    <w:rsid w:val="003B4644"/>
-    <w:rsid w:val="003B6584"/>
-    <w:rsid w:val="003C26DE"/>
-    <w:rsid w:val="003C7EE2"/>
-    <w:rsid w:val="003D44C0"/>
-    <w:rsid w:val="003E141F"/>
-    <w:rsid w:val="003E47D5"/>
-    <w:rsid w:val="003E5DE5"/>
-    <w:rsid w:val="003F10BB"/>
-    <w:rsid w:val="00403EFC"/>
-    <w:rsid w:val="004101CF"/>
-    <w:rsid w:val="00410924"/>
-    <w:rsid w:val="00411D6A"/>
-    <w:rsid w:val="00412413"/>
-    <w:rsid w:val="00415396"/>
-    <w:rsid w:val="004262FE"/>
-    <w:rsid w:val="0043306F"/>
-    <w:rsid w:val="0043343C"/>
-    <w:rsid w:val="0043394D"/>
-    <w:rsid w:val="00434FC4"/>
-    <w:rsid w:val="00437891"/>
-    <w:rsid w:val="004403F1"/>
-    <w:rsid w:val="00440BD3"/>
-    <w:rsid w:val="00440FCE"/>
-    <w:rsid w:val="004415A6"/>
-    <w:rsid w:val="00442CB2"/>
-    <w:rsid w:val="00444374"/>
-    <w:rsid w:val="004449DE"/>
-    <w:rsid w:val="0044787E"/>
-    <w:rsid w:val="00450463"/>
-    <w:rsid w:val="00465386"/>
-    <w:rsid w:val="00472FCD"/>
-    <w:rsid w:val="00476094"/>
-    <w:rsid w:val="004817F8"/>
-    <w:rsid w:val="00483A9A"/>
-    <w:rsid w:val="004856B6"/>
-    <w:rsid w:val="00491D41"/>
-    <w:rsid w:val="00496F1D"/>
-    <w:rsid w:val="00497821"/>
-    <w:rsid w:val="004A1F12"/>
-    <w:rsid w:val="004A25E1"/>
-    <w:rsid w:val="004A2839"/>
-    <w:rsid w:val="004A2C33"/>
-    <w:rsid w:val="004A3F1C"/>
-    <w:rsid w:val="004A56FF"/>
-    <w:rsid w:val="004A61B5"/>
-    <w:rsid w:val="004B55C7"/>
-    <w:rsid w:val="004C1081"/>
-    <w:rsid w:val="004C47E3"/>
-    <w:rsid w:val="004C486C"/>
-    <w:rsid w:val="004C52B8"/>
-    <w:rsid w:val="004C5A1B"/>
-    <w:rsid w:val="004D05D5"/>
-    <w:rsid w:val="004D08D5"/>
-    <w:rsid w:val="004D5777"/>
-    <w:rsid w:val="004E151E"/>
-    <w:rsid w:val="004E667E"/>
-    <w:rsid w:val="004E6A1D"/>
-    <w:rsid w:val="004E70E8"/>
-    <w:rsid w:val="004F059D"/>
-    <w:rsid w:val="004F10E1"/>
-    <w:rsid w:val="004F1629"/>
-    <w:rsid w:val="004F2FE4"/>
-    <w:rsid w:val="004F41C4"/>
-    <w:rsid w:val="004F7F10"/>
-    <w:rsid w:val="00500895"/>
-    <w:rsid w:val="005053BD"/>
-    <w:rsid w:val="005061F9"/>
-    <w:rsid w:val="0051207F"/>
-    <w:rsid w:val="00515B65"/>
-    <w:rsid w:val="00517763"/>
-    <w:rsid w:val="00521791"/>
-    <w:rsid w:val="005264AA"/>
-    <w:rsid w:val="00530B82"/>
-    <w:rsid w:val="0053151D"/>
-    <w:rsid w:val="005369C0"/>
-    <w:rsid w:val="00542F68"/>
-    <w:rsid w:val="005448F3"/>
-    <w:rsid w:val="00550DBE"/>
-    <w:rsid w:val="0055411B"/>
-    <w:rsid w:val="0055458B"/>
-    <w:rsid w:val="005607E6"/>
-    <w:rsid w:val="00562661"/>
-    <w:rsid w:val="00563671"/>
-    <w:rsid w:val="00564787"/>
-    <w:rsid w:val="00575925"/>
-    <w:rsid w:val="005773C9"/>
-    <w:rsid w:val="00581CF7"/>
-    <w:rsid w:val="00582AE3"/>
-    <w:rsid w:val="00582C37"/>
-    <w:rsid w:val="00591C04"/>
-    <w:rsid w:val="00591E57"/>
-    <w:rsid w:val="00592B76"/>
-    <w:rsid w:val="00595060"/>
-    <w:rsid w:val="00597714"/>
-    <w:rsid w:val="00597A85"/>
-    <w:rsid w:val="005A3C9C"/>
-    <w:rsid w:val="005A6953"/>
-    <w:rsid w:val="005A6A14"/>
-    <w:rsid w:val="005B4ADB"/>
-    <w:rsid w:val="005B5FDA"/>
-    <w:rsid w:val="005C4D68"/>
-    <w:rsid w:val="005C5B03"/>
-    <w:rsid w:val="005C6B54"/>
-    <w:rsid w:val="005C79E1"/>
-    <w:rsid w:val="005C7FDE"/>
-    <w:rsid w:val="005D5358"/>
-    <w:rsid w:val="005D58E7"/>
-    <w:rsid w:val="005D7BB5"/>
-    <w:rsid w:val="005E2A22"/>
-    <w:rsid w:val="005E3673"/>
-    <w:rsid w:val="005E481E"/>
-    <w:rsid w:val="005F1CFB"/>
-    <w:rsid w:val="005F3F2B"/>
-    <w:rsid w:val="005F4F53"/>
-    <w:rsid w:val="005F7057"/>
-    <w:rsid w:val="00603680"/>
-    <w:rsid w:val="006036A8"/>
-    <w:rsid w:val="006061F9"/>
-    <w:rsid w:val="00606C57"/>
-    <w:rsid w:val="00610C12"/>
-    <w:rsid w:val="00610E79"/>
-    <w:rsid w:val="006137CB"/>
-    <w:rsid w:val="0061484A"/>
-    <w:rsid w:val="00617C31"/>
-    <w:rsid w:val="00621A0B"/>
-    <w:rsid w:val="00633B23"/>
-    <w:rsid w:val="00636DE5"/>
-    <w:rsid w:val="00637220"/>
-    <w:rsid w:val="006414F6"/>
-    <w:rsid w:val="00642B47"/>
-    <w:rsid w:val="006432CD"/>
-    <w:rsid w:val="00643427"/>
-    <w:rsid w:val="00647D1A"/>
-    <w:rsid w:val="00651975"/>
-    <w:rsid w:val="006650F4"/>
-    <w:rsid w:val="00665F74"/>
-    <w:rsid w:val="00671E53"/>
-    <w:rsid w:val="00673D7F"/>
-    <w:rsid w:val="0067550F"/>
-    <w:rsid w:val="00677CB9"/>
-    <w:rsid w:val="006807DD"/>
-    <w:rsid w:val="00685DE5"/>
-    <w:rsid w:val="00692FF6"/>
-    <w:rsid w:val="00693E19"/>
-    <w:rsid w:val="00695A99"/>
-    <w:rsid w:val="006973BF"/>
-    <w:rsid w:val="006A1339"/>
-    <w:rsid w:val="006A2B4F"/>
-    <w:rsid w:val="006A47E4"/>
-    <w:rsid w:val="006A65AB"/>
-    <w:rsid w:val="006A70B2"/>
-    <w:rsid w:val="006B125D"/>
-    <w:rsid w:val="006B5528"/>
-    <w:rsid w:val="006B6A83"/>
-    <w:rsid w:val="006C7088"/>
-    <w:rsid w:val="006C7FDB"/>
-    <w:rsid w:val="006D27E6"/>
-    <w:rsid w:val="006D46C5"/>
-    <w:rsid w:val="006E1DD3"/>
-    <w:rsid w:val="006F259E"/>
-    <w:rsid w:val="006F3ADA"/>
-    <w:rsid w:val="006F3F2F"/>
-    <w:rsid w:val="006F6DC7"/>
-    <w:rsid w:val="00701416"/>
-    <w:rsid w:val="007040FA"/>
-    <w:rsid w:val="007057A9"/>
-    <w:rsid w:val="0070701D"/>
-    <w:rsid w:val="00712263"/>
-    <w:rsid w:val="0071242B"/>
-    <w:rsid w:val="00722FC5"/>
-    <w:rsid w:val="00723173"/>
-    <w:rsid w:val="00723343"/>
-    <w:rsid w:val="00724C46"/>
-    <w:rsid w:val="00725756"/>
-    <w:rsid w:val="00730CE7"/>
-    <w:rsid w:val="00731E65"/>
-    <w:rsid w:val="007355F8"/>
-    <w:rsid w:val="007372D6"/>
-    <w:rsid w:val="007434FF"/>
-    <w:rsid w:val="007437BC"/>
-    <w:rsid w:val="00743DB4"/>
-    <w:rsid w:val="007447F4"/>
-    <w:rsid w:val="0075030B"/>
-    <w:rsid w:val="0075193D"/>
-    <w:rsid w:val="00752CC7"/>
-    <w:rsid w:val="0076326F"/>
-    <w:rsid w:val="00766CA7"/>
-    <w:rsid w:val="00767E12"/>
-    <w:rsid w:val="00774304"/>
-    <w:rsid w:val="00780441"/>
-    <w:rsid w:val="0078279A"/>
-    <w:rsid w:val="00783608"/>
-    <w:rsid w:val="00784673"/>
-    <w:rsid w:val="007852F1"/>
-    <w:rsid w:val="00786958"/>
-    <w:rsid w:val="00787FE4"/>
-    <w:rsid w:val="00791021"/>
-    <w:rsid w:val="00794618"/>
-    <w:rsid w:val="007A2F67"/>
-    <w:rsid w:val="007A40A1"/>
-    <w:rsid w:val="007A53D1"/>
-    <w:rsid w:val="007A7033"/>
-    <w:rsid w:val="007B6095"/>
-    <w:rsid w:val="007B65C5"/>
-    <w:rsid w:val="007C22B3"/>
-    <w:rsid w:val="007C40FE"/>
-    <w:rsid w:val="007C432B"/>
-    <w:rsid w:val="007C56BA"/>
-    <w:rsid w:val="007C67C2"/>
-    <w:rsid w:val="007D1189"/>
-    <w:rsid w:val="007D3EFE"/>
-    <w:rsid w:val="007D51DC"/>
-    <w:rsid w:val="007D6427"/>
-    <w:rsid w:val="007E1546"/>
-    <w:rsid w:val="007E370A"/>
-    <w:rsid w:val="007F3FE2"/>
-    <w:rsid w:val="007F522B"/>
-    <w:rsid w:val="0080041B"/>
-    <w:rsid w:val="0080105F"/>
-    <w:rsid w:val="00804DB1"/>
-    <w:rsid w:val="00811E5A"/>
-    <w:rsid w:val="00813D33"/>
-    <w:rsid w:val="00814F36"/>
-    <w:rsid w:val="00821ACD"/>
-    <w:rsid w:val="008266E3"/>
-    <w:rsid w:val="008305A9"/>
-    <w:rsid w:val="00831324"/>
-    <w:rsid w:val="00833191"/>
-    <w:rsid w:val="0083417D"/>
-    <w:rsid w:val="00835AE4"/>
-    <w:rsid w:val="008366F4"/>
-    <w:rsid w:val="0084096F"/>
-    <w:rsid w:val="008424E0"/>
-    <w:rsid w:val="008435F0"/>
-    <w:rsid w:val="00847D02"/>
-    <w:rsid w:val="00853CB1"/>
-    <w:rsid w:val="00856032"/>
-    <w:rsid w:val="0086031A"/>
-    <w:rsid w:val="008622E5"/>
-    <w:rsid w:val="00864338"/>
-    <w:rsid w:val="00866404"/>
-    <w:rsid w:val="00871595"/>
-    <w:rsid w:val="0087480F"/>
-    <w:rsid w:val="008772E0"/>
-    <w:rsid w:val="00877930"/>
-    <w:rsid w:val="0088051B"/>
-    <w:rsid w:val="008810F3"/>
-    <w:rsid w:val="00884CA2"/>
-    <w:rsid w:val="0088741F"/>
-    <w:rsid w:val="008905E3"/>
-    <w:rsid w:val="00896BEE"/>
-    <w:rsid w:val="00897B71"/>
-    <w:rsid w:val="008A52F1"/>
-    <w:rsid w:val="008A6817"/>
-    <w:rsid w:val="008B14CF"/>
-    <w:rsid w:val="008B235A"/>
-    <w:rsid w:val="008B23E2"/>
-    <w:rsid w:val="008B5EB4"/>
-    <w:rsid w:val="008B7166"/>
-    <w:rsid w:val="008C55DF"/>
-    <w:rsid w:val="008C729F"/>
-    <w:rsid w:val="008D0DE7"/>
-    <w:rsid w:val="008D1DFA"/>
-    <w:rsid w:val="008D2563"/>
-    <w:rsid w:val="008D2C61"/>
-    <w:rsid w:val="008D4693"/>
-    <w:rsid w:val="008E39FE"/>
-    <w:rsid w:val="008E7D5C"/>
-    <w:rsid w:val="008F0BD9"/>
-    <w:rsid w:val="008F1011"/>
-    <w:rsid w:val="00900054"/>
-    <w:rsid w:val="00901DF0"/>
-    <w:rsid w:val="00910397"/>
-    <w:rsid w:val="00911487"/>
-    <w:rsid w:val="009209DE"/>
-    <w:rsid w:val="00921E67"/>
-    <w:rsid w:val="009225D8"/>
-    <w:rsid w:val="00923DBA"/>
-    <w:rsid w:val="0092487F"/>
-    <w:rsid w:val="00926E0A"/>
-    <w:rsid w:val="00933C9A"/>
-    <w:rsid w:val="0093416A"/>
-    <w:rsid w:val="00941EF9"/>
-    <w:rsid w:val="00945043"/>
-    <w:rsid w:val="00945F59"/>
-    <w:rsid w:val="0094668C"/>
-    <w:rsid w:val="009528D7"/>
-    <w:rsid w:val="009529C0"/>
-    <w:rsid w:val="009559C5"/>
-    <w:rsid w:val="0096390A"/>
-    <w:rsid w:val="0096553F"/>
-    <w:rsid w:val="00967CE1"/>
-    <w:rsid w:val="00967EDF"/>
-    <w:rsid w:val="00970A37"/>
-    <w:rsid w:val="009715D2"/>
-    <w:rsid w:val="00972190"/>
-    <w:rsid w:val="00973862"/>
-    <w:rsid w:val="0098276C"/>
-    <w:rsid w:val="00983662"/>
-    <w:rsid w:val="0098423B"/>
-    <w:rsid w:val="009A1EC1"/>
-    <w:rsid w:val="009A45BB"/>
-    <w:rsid w:val="009B346E"/>
-    <w:rsid w:val="009B3A56"/>
-    <w:rsid w:val="009B4A6C"/>
-    <w:rsid w:val="009C5CD5"/>
-    <w:rsid w:val="009C72EA"/>
-    <w:rsid w:val="009D1C0A"/>
-    <w:rsid w:val="009D2A67"/>
-    <w:rsid w:val="009D6CE7"/>
-    <w:rsid w:val="009E0671"/>
-    <w:rsid w:val="009E0E20"/>
-    <w:rsid w:val="009E320E"/>
-    <w:rsid w:val="009E4817"/>
-    <w:rsid w:val="009E51BC"/>
-    <w:rsid w:val="009F1196"/>
-    <w:rsid w:val="009F2225"/>
-    <w:rsid w:val="009F48CB"/>
-    <w:rsid w:val="00A066B8"/>
-    <w:rsid w:val="00A11887"/>
-    <w:rsid w:val="00A118DA"/>
-    <w:rsid w:val="00A21C77"/>
-    <w:rsid w:val="00A230FC"/>
-    <w:rsid w:val="00A23DF1"/>
-    <w:rsid w:val="00A24837"/>
-    <w:rsid w:val="00A31F61"/>
-    <w:rsid w:val="00A3360A"/>
-    <w:rsid w:val="00A33E4E"/>
-    <w:rsid w:val="00A35319"/>
-    <w:rsid w:val="00A362D0"/>
-    <w:rsid w:val="00A50C05"/>
-    <w:rsid w:val="00A534CE"/>
-    <w:rsid w:val="00A5607A"/>
-    <w:rsid w:val="00A56694"/>
-    <w:rsid w:val="00A56DEF"/>
-    <w:rsid w:val="00A609D8"/>
-    <w:rsid w:val="00A64406"/>
-    <w:rsid w:val="00A7164A"/>
-    <w:rsid w:val="00A74B06"/>
-    <w:rsid w:val="00A76A43"/>
-    <w:rsid w:val="00A76F87"/>
-    <w:rsid w:val="00A77C24"/>
-    <w:rsid w:val="00A81076"/>
-    <w:rsid w:val="00A814FC"/>
-    <w:rsid w:val="00A8524C"/>
-    <w:rsid w:val="00A87DDA"/>
-    <w:rsid w:val="00A9127E"/>
-    <w:rsid w:val="00A95463"/>
-    <w:rsid w:val="00A9593C"/>
-    <w:rsid w:val="00A96A4D"/>
-    <w:rsid w:val="00A97742"/>
-    <w:rsid w:val="00A97BC8"/>
-    <w:rsid w:val="00AA63A4"/>
-    <w:rsid w:val="00AA6F99"/>
-    <w:rsid w:val="00AB22A5"/>
-    <w:rsid w:val="00AB485B"/>
-    <w:rsid w:val="00AC2B92"/>
-    <w:rsid w:val="00AC5D64"/>
-    <w:rsid w:val="00AD1EC7"/>
-    <w:rsid w:val="00AD3A5F"/>
-    <w:rsid w:val="00AD4297"/>
-    <w:rsid w:val="00AD4A5A"/>
-    <w:rsid w:val="00AD51AF"/>
-    <w:rsid w:val="00AD5AAB"/>
-    <w:rsid w:val="00AE6B14"/>
-    <w:rsid w:val="00AE7AFB"/>
-    <w:rsid w:val="00AF373C"/>
-    <w:rsid w:val="00AF60B4"/>
-    <w:rsid w:val="00AF768F"/>
-    <w:rsid w:val="00B004D6"/>
-    <w:rsid w:val="00B0227C"/>
-    <w:rsid w:val="00B0421C"/>
-    <w:rsid w:val="00B061B4"/>
-    <w:rsid w:val="00B111E4"/>
-    <w:rsid w:val="00B12938"/>
-    <w:rsid w:val="00B155A7"/>
-    <w:rsid w:val="00B206C5"/>
-    <w:rsid w:val="00B21A46"/>
-    <w:rsid w:val="00B266E3"/>
-    <w:rsid w:val="00B27213"/>
-    <w:rsid w:val="00B312E9"/>
-    <w:rsid w:val="00B3223B"/>
-    <w:rsid w:val="00B332F6"/>
-    <w:rsid w:val="00B359C6"/>
-    <w:rsid w:val="00B43B61"/>
-    <w:rsid w:val="00B44B08"/>
-    <w:rsid w:val="00B44BAB"/>
-    <w:rsid w:val="00B51983"/>
-    <w:rsid w:val="00B55E0C"/>
-    <w:rsid w:val="00B5666F"/>
-    <w:rsid w:val="00B606D1"/>
-    <w:rsid w:val="00B6115F"/>
-    <w:rsid w:val="00B6317F"/>
-    <w:rsid w:val="00B64590"/>
-    <w:rsid w:val="00B64E20"/>
-    <w:rsid w:val="00B66843"/>
-    <w:rsid w:val="00B670A3"/>
-    <w:rsid w:val="00B70354"/>
-    <w:rsid w:val="00B72378"/>
-    <w:rsid w:val="00B73C6F"/>
-    <w:rsid w:val="00B77A88"/>
-    <w:rsid w:val="00B8355F"/>
-    <w:rsid w:val="00B86538"/>
-    <w:rsid w:val="00B90498"/>
-    <w:rsid w:val="00BA1FD8"/>
-    <w:rsid w:val="00BA200C"/>
-    <w:rsid w:val="00BA59C3"/>
-    <w:rsid w:val="00BA6DA5"/>
-    <w:rsid w:val="00BB2E6A"/>
-    <w:rsid w:val="00BB55E4"/>
-    <w:rsid w:val="00BB5F5D"/>
-    <w:rsid w:val="00BC26EC"/>
-    <w:rsid w:val="00BC5E5C"/>
-    <w:rsid w:val="00BD2182"/>
-    <w:rsid w:val="00BD2C63"/>
-    <w:rsid w:val="00BD50D7"/>
-    <w:rsid w:val="00BD6033"/>
-    <w:rsid w:val="00BE05DD"/>
-    <w:rsid w:val="00BE3DBF"/>
-    <w:rsid w:val="00BE6AD2"/>
-    <w:rsid w:val="00BF1481"/>
-    <w:rsid w:val="00BF16CC"/>
-    <w:rsid w:val="00BF1CED"/>
-    <w:rsid w:val="00BF4496"/>
-    <w:rsid w:val="00BF4E14"/>
-    <w:rsid w:val="00BF52CE"/>
-    <w:rsid w:val="00C018CF"/>
-    <w:rsid w:val="00C06A6C"/>
-    <w:rsid w:val="00C132E5"/>
-    <w:rsid w:val="00C137E4"/>
-    <w:rsid w:val="00C17034"/>
-    <w:rsid w:val="00C17F5F"/>
-    <w:rsid w:val="00C17FB8"/>
-    <w:rsid w:val="00C234A1"/>
-    <w:rsid w:val="00C25247"/>
-    <w:rsid w:val="00C2728C"/>
-    <w:rsid w:val="00C3018B"/>
-    <w:rsid w:val="00C30DAE"/>
-    <w:rsid w:val="00C31520"/>
-    <w:rsid w:val="00C35683"/>
-    <w:rsid w:val="00C3620C"/>
-    <w:rsid w:val="00C3725C"/>
-    <w:rsid w:val="00C40441"/>
-    <w:rsid w:val="00C40705"/>
-    <w:rsid w:val="00C40C62"/>
-    <w:rsid w:val="00C436E5"/>
-    <w:rsid w:val="00C54865"/>
-    <w:rsid w:val="00C561BB"/>
-    <w:rsid w:val="00C57392"/>
-    <w:rsid w:val="00C605A8"/>
-    <w:rsid w:val="00C60CEF"/>
-    <w:rsid w:val="00C61878"/>
-    <w:rsid w:val="00C61DF2"/>
-    <w:rsid w:val="00C61FA0"/>
-    <w:rsid w:val="00C633A4"/>
-    <w:rsid w:val="00C8228A"/>
-    <w:rsid w:val="00C848C0"/>
-    <w:rsid w:val="00C84B34"/>
-    <w:rsid w:val="00C8558D"/>
-    <w:rsid w:val="00C874C8"/>
-    <w:rsid w:val="00C91A3B"/>
-    <w:rsid w:val="00CA043F"/>
-    <w:rsid w:val="00CA3045"/>
-    <w:rsid w:val="00CB18D4"/>
-    <w:rsid w:val="00CB2727"/>
-    <w:rsid w:val="00CB667A"/>
-    <w:rsid w:val="00CB7A49"/>
-    <w:rsid w:val="00CC10B9"/>
-    <w:rsid w:val="00CC4FA6"/>
-    <w:rsid w:val="00CC6C9E"/>
-    <w:rsid w:val="00CD174D"/>
-    <w:rsid w:val="00CD414C"/>
-    <w:rsid w:val="00CD4CA7"/>
-    <w:rsid w:val="00CE0FD7"/>
-    <w:rsid w:val="00CE6FE2"/>
-    <w:rsid w:val="00CF24E8"/>
-    <w:rsid w:val="00CF303F"/>
-    <w:rsid w:val="00CF3904"/>
-    <w:rsid w:val="00CF3E21"/>
-    <w:rsid w:val="00CF5662"/>
-    <w:rsid w:val="00CF5C98"/>
-    <w:rsid w:val="00D004F4"/>
-    <w:rsid w:val="00D00A85"/>
-    <w:rsid w:val="00D036F1"/>
-    <w:rsid w:val="00D06359"/>
-    <w:rsid w:val="00D16D64"/>
-    <w:rsid w:val="00D21697"/>
-    <w:rsid w:val="00D21C39"/>
-    <w:rsid w:val="00D238F6"/>
-    <w:rsid w:val="00D24D2B"/>
-    <w:rsid w:val="00D25469"/>
-    <w:rsid w:val="00D26D1E"/>
-    <w:rsid w:val="00D40843"/>
-    <w:rsid w:val="00D43BF7"/>
-    <w:rsid w:val="00D50DCC"/>
-    <w:rsid w:val="00D51413"/>
-    <w:rsid w:val="00D515DB"/>
-    <w:rsid w:val="00D56107"/>
-    <w:rsid w:val="00D60C0B"/>
-    <w:rsid w:val="00D610D6"/>
-    <w:rsid w:val="00D64FA3"/>
-    <w:rsid w:val="00D65F44"/>
-    <w:rsid w:val="00D70D70"/>
-    <w:rsid w:val="00D7103E"/>
-    <w:rsid w:val="00D74ABF"/>
-    <w:rsid w:val="00D7722A"/>
-    <w:rsid w:val="00D82F2F"/>
-    <w:rsid w:val="00D838AA"/>
-    <w:rsid w:val="00D8419B"/>
-    <w:rsid w:val="00D86919"/>
-    <w:rsid w:val="00D91A14"/>
-    <w:rsid w:val="00D95F02"/>
-    <w:rsid w:val="00D974E5"/>
-    <w:rsid w:val="00DA0788"/>
-    <w:rsid w:val="00DA2991"/>
-    <w:rsid w:val="00DA37DB"/>
-    <w:rsid w:val="00DA4D43"/>
-    <w:rsid w:val="00DA530E"/>
-    <w:rsid w:val="00DA747D"/>
-    <w:rsid w:val="00DB1D51"/>
-    <w:rsid w:val="00DB69CE"/>
-    <w:rsid w:val="00DB7448"/>
-    <w:rsid w:val="00DB7D16"/>
-    <w:rsid w:val="00DD012D"/>
-    <w:rsid w:val="00DD0648"/>
-    <w:rsid w:val="00DD3EF7"/>
-    <w:rsid w:val="00DD4741"/>
-    <w:rsid w:val="00DD78DF"/>
-    <w:rsid w:val="00DE0DC6"/>
-    <w:rsid w:val="00DE530E"/>
-    <w:rsid w:val="00DE57C2"/>
-    <w:rsid w:val="00DF03AC"/>
-    <w:rsid w:val="00DF0966"/>
-    <w:rsid w:val="00DF2761"/>
-    <w:rsid w:val="00E00D81"/>
-    <w:rsid w:val="00E01BE9"/>
-    <w:rsid w:val="00E03154"/>
-    <w:rsid w:val="00E04BF3"/>
-    <w:rsid w:val="00E1331C"/>
-    <w:rsid w:val="00E14A6F"/>
-    <w:rsid w:val="00E20069"/>
-    <w:rsid w:val="00E20FAD"/>
-    <w:rsid w:val="00E22CBE"/>
-    <w:rsid w:val="00E2312A"/>
-    <w:rsid w:val="00E250F6"/>
-    <w:rsid w:val="00E3412E"/>
-    <w:rsid w:val="00E34BBE"/>
-    <w:rsid w:val="00E36F40"/>
-    <w:rsid w:val="00E373CA"/>
-    <w:rsid w:val="00E4120D"/>
-    <w:rsid w:val="00E434A6"/>
-    <w:rsid w:val="00E44F05"/>
-    <w:rsid w:val="00E46C9F"/>
-    <w:rsid w:val="00E50551"/>
-    <w:rsid w:val="00E50AF4"/>
-    <w:rsid w:val="00E51602"/>
-    <w:rsid w:val="00E531C4"/>
-    <w:rsid w:val="00E53E82"/>
-    <w:rsid w:val="00E57BB9"/>
-    <w:rsid w:val="00E57C6B"/>
-    <w:rsid w:val="00E622F5"/>
-    <w:rsid w:val="00E6493E"/>
-    <w:rsid w:val="00E7249D"/>
-    <w:rsid w:val="00E734DE"/>
-    <w:rsid w:val="00E755F5"/>
-    <w:rsid w:val="00E75D35"/>
-    <w:rsid w:val="00E81A35"/>
-    <w:rsid w:val="00E84FB1"/>
-    <w:rsid w:val="00E866EB"/>
-    <w:rsid w:val="00E8680A"/>
-    <w:rsid w:val="00E87BEE"/>
-    <w:rsid w:val="00E87DE2"/>
-    <w:rsid w:val="00E90BE1"/>
-    <w:rsid w:val="00E91B9E"/>
-    <w:rsid w:val="00E92F3A"/>
-    <w:rsid w:val="00E93527"/>
-    <w:rsid w:val="00E96824"/>
-    <w:rsid w:val="00EA0303"/>
-    <w:rsid w:val="00EA27D2"/>
-    <w:rsid w:val="00EA2ECA"/>
-    <w:rsid w:val="00EB050E"/>
-    <w:rsid w:val="00EB25D7"/>
-    <w:rsid w:val="00EB4899"/>
-    <w:rsid w:val="00EB4C4F"/>
-    <w:rsid w:val="00EC2178"/>
-    <w:rsid w:val="00EC32AC"/>
-    <w:rsid w:val="00EC6871"/>
-    <w:rsid w:val="00EC77A8"/>
-    <w:rsid w:val="00ED12FC"/>
-    <w:rsid w:val="00ED3B65"/>
-    <w:rsid w:val="00ED46BA"/>
-    <w:rsid w:val="00ED70EF"/>
-    <w:rsid w:val="00EE68B1"/>
-    <w:rsid w:val="00EE7804"/>
-    <w:rsid w:val="00EF1795"/>
-    <w:rsid w:val="00EF1C6D"/>
-    <w:rsid w:val="00EF1F7A"/>
-    <w:rsid w:val="00EF20F7"/>
-    <w:rsid w:val="00EF2E27"/>
-    <w:rsid w:val="00EF3744"/>
-    <w:rsid w:val="00EF5876"/>
-    <w:rsid w:val="00EF7525"/>
-    <w:rsid w:val="00EF781D"/>
-    <w:rsid w:val="00F039B2"/>
-    <w:rsid w:val="00F06FEB"/>
-    <w:rsid w:val="00F1250C"/>
-    <w:rsid w:val="00F204E9"/>
-    <w:rsid w:val="00F206D4"/>
-    <w:rsid w:val="00F207C9"/>
-    <w:rsid w:val="00F212C3"/>
-    <w:rsid w:val="00F234BE"/>
-    <w:rsid w:val="00F34E59"/>
-    <w:rsid w:val="00F420C3"/>
-    <w:rsid w:val="00F43BB6"/>
-    <w:rsid w:val="00F4520C"/>
-    <w:rsid w:val="00F467D9"/>
-    <w:rsid w:val="00F51336"/>
-    <w:rsid w:val="00F53F31"/>
-    <w:rsid w:val="00F5492A"/>
-    <w:rsid w:val="00F608DB"/>
-    <w:rsid w:val="00F71BEA"/>
-    <w:rsid w:val="00F73AF6"/>
-    <w:rsid w:val="00F747C2"/>
-    <w:rsid w:val="00F75B0C"/>
-    <w:rsid w:val="00F77871"/>
-    <w:rsid w:val="00F80F0A"/>
-    <w:rsid w:val="00F83636"/>
-    <w:rsid w:val="00F972A1"/>
-    <w:rsid w:val="00FA128A"/>
-    <w:rsid w:val="00FA4B80"/>
-    <w:rsid w:val="00FA64D8"/>
-    <w:rsid w:val="00FB45E1"/>
-    <w:rsid w:val="00FB6F81"/>
-    <w:rsid w:val="00FC20B1"/>
-    <w:rsid w:val="00FC5001"/>
-    <w:rsid w:val="00FD0EC8"/>
-    <w:rsid w:val="00FD1513"/>
-    <w:rsid w:val="00FD70D8"/>
-    <w:rsid w:val="00FE0A85"/>
-    <w:rsid w:val="00FE3F15"/>
-    <w:rsid w:val="00FE4183"/>
-    <w:rsid w:val="00FE4FDF"/>
-    <w:rsid w:val="00FE5BC1"/>
-    <w:rsid w:val="00FF0DED"/>
-    <w:rsid w:val="00FF1A72"/>
-    <w:rsid w:val="00FF2574"/>
-    <w:rsid w:val="00FF4ECC"/>
-  </w:rsids>
-  <m:mathPr>
-    <m:mathFont m:val="Cambria Math"/>
-    <m:brkBin m:val="before"/>
-    <m:brkBinSub m:val="--"/>
-    <m:smallFrac m:val="0"/>
-    <m:dispDef/>
-    <m:lMargin m:val="0"/>
-    <m:rMargin m:val="0"/>
-    <m:defJc m:val="centerGroup"/>
-    <m:wrapIndent m:val="1440"/>
-    <m:intLim m:val="subSup"/>
-    <m:naryLim m:val="undOvr"/>
-  </m:mathPr>
-  <w:themeFontLang w:val="en-AU"/>
-  <w:clrSchemeMapping w:bg1="light1" w:t1="dark1" w:bg2="light2" w:t2="dark2" w:accent1="accent1" w:accent2="accent2" w:accent3="accent3" w:accent4="accent4" w:accent5="accent5" w:accent6="accent6" w:hyperlink="hyperlink" w:followedHyperlink="followedHyperlink"/>
-  <w:doNotIncludeSubdocsInStats/>
-  <w:shapeDefaults>
-    <o:shapedefaults v:ext="edit" spidmax="2050"/>
-    <o:shapelayout v:ext="edit">
-      <o:idmap v:ext="edit" data="2"/>
-    </o:shapelayout>
-  </w:shapeDefaults>
-  <w:decimalSymbol w:val="."/>
-  <w:listSeparator w:val=","/>
-  <w14:docId w14:val="4B3AEE3E"/>
-  <w15:docId w15:val="{4FB97E44-0969-40BD-9A5B-5AAA70E4AEC1}"/>
-</w:settings>
-</file>
-
-<file path=word\styles.xml><?xml version="1.0" encoding="utf-8"?>
+<file path=word/styles.xml><?xml version="1.0" encoding="utf-8"?>
 <w:styles xmlns:mc="http://schemas.openxmlformats.org/markup-compatibility/2006" xmlns:r="http://schemas.openxmlformats.org/officeDocument/2006/relationships" xmlns:w="http://schemas.openxmlformats.org/wordprocessingml/2006/main" xmlns:w14="http://schemas.microsoft.com/office/word/2010/wordml" xmlns:w15="http://schemas.microsoft.com/office/word/2012/wordml" xmlns:w16cex="http://schemas.microsoft.com/office/word/2018/wordml/cex" xmlns:w16cid="http://schemas.microsoft.com/office/word/2016/wordml/cid" xmlns:w16="http://schemas.microsoft.com/office/word/2018/wordml" xmlns:w16du="http://schemas.microsoft.com/office/word/2023/wordml/word16du" xmlns:w16sdtdh="http://schemas.microsoft.com/office/word/2020/wordml/sdtdatahash" xmlns:w16sdtfl="http://schemas.microsoft.com/office/word/2024/wordml/sdtformatlock" xmlns:w16se="http://schemas.microsoft.com/office/word/2015/wordml/symex" mc:Ignorable="w14 w15 w16se w16cid w16 w16cex w16sdtdh w16sdtfl w16du">
   <w:docDefaults>
     <w:rPrDefault>
@@ -12091,7 +8983,738 @@
 </w:styles>
 </file>
 
-<file path=word\theme\theme1.xml><?xml version="1.0" encoding="utf-8"?>
+<file path=word/glossary/document.xml><?xml version="1.0" encoding="utf-8"?>
+<w:glossaryDocument xmlns:wpc="http://schemas.microsoft.com/office/word/2010/wordprocessingCanvas" xmlns:cx="http://schemas.microsoft.com/office/drawing/2014/chartex" xmlns:cx1="http://schemas.microsoft.com/office/drawing/2015/9/8/chartex" xmlns:cx2="http://schemas.microsoft.com/office/drawing/2015/10/21/chartex" xmlns:cx3="http://schemas.microsoft.com/office/drawing/2016/5/9/chartex" xmlns:cx4="http://schemas.microsoft.com/office/drawing/2016/5/10/chartex" xmlns:cx5="http://schemas.microsoft.com/office/drawing/2016/5/11/chartex" xmlns:cx6="http://schemas.microsoft.com/office/drawing/2016/5/12/chartex" xmlns:cx7="http://schemas.microsoft.com/office/drawing/2016/5/13/chartex" xmlns:cx8="http://schemas.microsoft.com/office/drawing/2016/5/14/chartex" xmlns:mc="http://schemas.openxmlformats.org/markup-compatibility/2006" xmlns:aink="http://schemas.microsoft.com/office/drawing/2016/ink" xmlns:am3d="http://schemas.microsoft.com/office/drawing/2017/model3d" xmlns:o="urn:schemas-microsoft-com:office:office" xmlns:oel="http://schemas.microsoft.com/office/2019/extlst" xmlns:r="http://schemas.openxmlformats.org/officeDocument/2006/relationships" xmlns:m="http://schemas.openxmlformats.org/officeDocument/2006/math" xmlns:v="urn:schemas-microsoft-com:vml" xmlns:wp14="http://schemas.microsoft.com/office/word/2010/wordprocessingDrawing" xmlns:wp="http://schemas.openxmlformats.org/drawingml/2006/wordprocessingDrawing" xmlns:w10="urn:schemas-microsoft-com:office:word" xmlns:w="http://schemas.openxmlformats.org/wordprocessingml/2006/main" xmlns:w14="http://schemas.microsoft.com/office/word/2010/wordml" xmlns:w15="http://schemas.microsoft.com/office/word/2012/wordml" xmlns:w16cex="http://schemas.microsoft.com/office/word/2018/wordml/cex" xmlns:w16cid="http://schemas.microsoft.com/office/word/2016/wordml/cid" xmlns:w16="http://schemas.microsoft.com/office/word/2018/wordml" xmlns:w16du="http://schemas.microsoft.com/office/word/2023/wordml/word16du" xmlns:w16sdtdh="http://schemas.microsoft.com/office/word/2020/wordml/sdtdatahash" xmlns:w16sdtfl="http://schemas.microsoft.com/office/word/2024/wordml/sdtformatlock" xmlns:w16se="http://schemas.microsoft.com/office/word/2015/wordml/symex" xmlns:wpg="http://schemas.microsoft.com/office/word/2010/wordprocessingGroup" xmlns:wpi="http://schemas.microsoft.com/office/word/2010/wordprocessingInk" xmlns:wne="http://schemas.microsoft.com/office/word/2006/wordml" xmlns:wps="http://schemas.microsoft.com/office/word/2010/wordprocessingShape" mc:Ignorable="w14 w15 w16se w16cid w16 w16cex w16sdtdh w16sdtfl w16du wp14">
+  <w:docParts>
+    <w:docPart>
+      <w:docPartPr>
+        <w:name w:val="2F2F5AE293E844058FDE5A500D9AA5B3"/>
+        <w:category>
+          <w:name w:val="General"/>
+          <w:gallery w:val="placeholder"/>
+        </w:category>
+        <w:types>
+          <w:type w:val="bbPlcHdr"/>
+        </w:types>
+        <w:behaviors>
+          <w:behavior w:val="content"/>
+        </w:behaviors>
+        <w:guid w:val="{FD3448C4-ED67-48F0-8544-F514FF2A999C}"/>
+      </w:docPartPr>
+      <w:docPartBody>
+        <w:p>
+          <w:r>
+            <w:rPr>
+              <w:rStyle w:val="PlaceholderText"/>
+            </w:rPr>
+            <w:t>[Title]</w:t>
+          </w:r>
+        </w:p>
+      </w:docPartBody>
+    </w:docPart>
+  </w:docParts>
+</w:glossaryDocument>
+</file>
+
+<file path=word/glossary/fontTable.xml><?xml version="1.0" encoding="utf-8"?>
+<w:fonts xmlns:mc="http://schemas.openxmlformats.org/markup-compatibility/2006" xmlns:r="http://schemas.openxmlformats.org/officeDocument/2006/relationships" xmlns:w="http://schemas.openxmlformats.org/wordprocessingml/2006/main" xmlns:w14="http://schemas.microsoft.com/office/word/2010/wordml" xmlns:w15="http://schemas.microsoft.com/office/word/2012/wordml" xmlns:w16cex="http://schemas.microsoft.com/office/word/2018/wordml/cex" xmlns:w16cid="http://schemas.microsoft.com/office/word/2016/wordml/cid" xmlns:w16="http://schemas.microsoft.com/office/word/2018/wordml" xmlns:w16du="http://schemas.microsoft.com/office/word/2023/wordml/word16du" xmlns:w16sdtdh="http://schemas.microsoft.com/office/word/2020/wordml/sdtdatahash" xmlns:w16sdtfl="http://schemas.microsoft.com/office/word/2024/wordml/sdtformatlock" xmlns:w16se="http://schemas.microsoft.com/office/word/2015/wordml/symex" mc:Ignorable="w14 w15 w16se w16cid w16 w16cex w16sdtdh w16sdtfl w16du">
+  <w:font w:name="Times New Roman">
+    <w:panose1 w:val="02020603050405020304"/>
+    <w:charset w:val="00"/>
+    <w:family w:val="roman"/>
+    <w:pitch w:val="variable"/>
+    <w:sig w:usb0="E0002EFF" w:usb1="C000785B" w:usb2="00000009" w:usb3="00000000" w:csb0="000001FF" w:csb1="00000000"/>
+  </w:font>
+  <w:font w:name="Symbol">
+    <w:panose1 w:val="05050102010706020507"/>
+    <w:charset w:val="02"/>
+    <w:family w:val="roman"/>
+    <w:pitch w:val="variable"/>
+    <w:sig w:usb0="00000000" w:usb1="10000000" w:usb2="00000000" w:usb3="00000000" w:csb0="80000000" w:csb1="00000000"/>
+  </w:font>
+  <w:font w:name="Courier New">
+    <w:panose1 w:val="02070309020205020404"/>
+    <w:charset w:val="00"/>
+    <w:family w:val="modern"/>
+    <w:pitch w:val="fixed"/>
+    <w:sig w:usb0="E0002EFF" w:usb1="C0007843" w:usb2="00000009" w:usb3="00000000" w:csb0="000001FF" w:csb1="00000000"/>
+  </w:font>
+  <w:font w:name="Wingdings">
+    <w:panose1 w:val="05000000000000000000"/>
+    <w:charset w:val="02"/>
+    <w:family w:val="auto"/>
+    <w:pitch w:val="variable"/>
+    <w:sig w:usb0="00000000" w:usb1="10000000" w:usb2="00000000" w:usb3="00000000" w:csb0="80000000" w:csb1="00000000"/>
+  </w:font>
+  <w:font w:name="Arial">
+    <w:panose1 w:val="020B0604020202020204"/>
+    <w:charset w:val="00"/>
+    <w:family w:val="swiss"/>
+    <w:pitch w:val="variable"/>
+    <w:sig w:usb0="E0002EFF" w:usb1="C000785B" w:usb2="00000009" w:usb3="00000000" w:csb0="000001FF" w:csb1="00000000"/>
+  </w:font>
+  <w:font w:name="Times">
+    <w:panose1 w:val="02020603050405020304"/>
+    <w:charset w:val="00"/>
+    <w:family w:val="roman"/>
+    <w:pitch w:val="variable"/>
+    <w:sig w:usb0="E0002EFF" w:usb1="C000785B" w:usb2="00000009" w:usb3="00000000" w:csb0="000001FF" w:csb1="00000000"/>
+  </w:font>
+  <w:font w:name="Cambria">
+    <w:panose1 w:val="02040503050406030204"/>
+    <w:charset w:val="00"/>
+    <w:family w:val="roman"/>
+    <w:pitch w:val="variable"/>
+    <w:sig w:usb0="E00006FF" w:usb1="420024FF" w:usb2="02000000" w:usb3="00000000" w:csb0="0000019F" w:csb1="00000000"/>
+  </w:font>
+  <w:font w:name="Arial Unicode MS">
+    <w:panose1 w:val="020B0604020202020204"/>
+    <w:charset w:val="00"/>
+    <w:family w:val="roman"/>
+    <w:pitch w:val="variable"/>
+    <w:sig w:usb0="00000003" w:usb1="00000000" w:usb2="00000000" w:usb3="00000000" w:csb0="00000001" w:csb1="00000000"/>
+  </w:font>
+  <w:font w:name="Tahoma">
+    <w:panose1 w:val="020B0604030504040204"/>
+    <w:charset w:val="00"/>
+    <w:family w:val="swiss"/>
+    <w:pitch w:val="variable"/>
+    <w:sig w:usb0="E1002EFF" w:usb1="C000605B" w:usb2="00000029" w:usb3="00000000" w:csb0="000101FF" w:csb1="00000000"/>
+  </w:font>
+  <w:font w:name="ProximaNova-Light">
+    <w:altName w:val="Cambria"/>
+    <w:panose1 w:val="00000000000000000000"/>
+    <w:charset w:val="4D"/>
+    <w:family w:val="auto"/>
+    <w:notTrueType/>
+    <w:pitch w:val="default"/>
+    <w:sig w:usb0="00000003" w:usb1="00000000" w:usb2="00000000" w:usb3="00000000" w:csb0="00000001" w:csb1="00000000"/>
+  </w:font>
+  <w:font w:name="Calibri">
+    <w:panose1 w:val="020F0502020204030204"/>
+    <w:charset w:val="00"/>
+    <w:family w:val="swiss"/>
+    <w:pitch w:val="variable"/>
+    <w:sig w:usb0="E4002EFF" w:usb1="C200247B" w:usb2="00000009" w:usb3="00000000" w:csb0="000001FF" w:csb1="00000000"/>
+  </w:font>
+  <w:font w:name="Arial Narrow">
+    <w:panose1 w:val="020B0606020202030204"/>
+    <w:charset w:val="00"/>
+    <w:family w:val="swiss"/>
+    <w:pitch w:val="variable"/>
+    <w:sig w:usb0="00000287" w:usb1="00000800" w:usb2="00000000" w:usb3="00000000" w:csb0="0000009F" w:csb1="00000000"/>
+  </w:font>
+  <w:font w:name="Consolas">
+    <w:panose1 w:val="020B0609020204030204"/>
+    <w:charset w:val="00"/>
+    <w:family w:val="modern"/>
+    <w:pitch w:val="fixed"/>
+    <w:sig w:usb0="E00006FF" w:usb1="0000FCFF" w:usb2="00000001" w:usb3="00000000" w:csb0="0000019F" w:csb1="00000000"/>
+  </w:font>
+  <w:font w:name="Aptos">
+    <w:charset w:val="00"/>
+    <w:family w:val="swiss"/>
+    <w:pitch w:val="variable"/>
+    <w:sig w:usb0="20000287" w:usb1="00000003" w:usb2="00000000" w:usb3="00000000" w:csb0="0000019F" w:csb1="00000000"/>
+  </w:font>
+  <w:font w:name="Aptos Display">
+    <w:charset w:val="00"/>
+    <w:family w:val="swiss"/>
+    <w:pitch w:val="variable"/>
+    <w:sig w:usb0="20000287" w:usb1="00000003" w:usb2="00000000" w:usb3="00000000" w:csb0="0000019F" w:csb1="00000000"/>
+  </w:font>
+</w:fonts>
+</file>
+
+<file path=word/glossary/settings.xml><?xml version="1.0" encoding="utf-8"?>
+<w:settings xmlns:mc="http://schemas.openxmlformats.org/markup-compatibility/2006" xmlns:o="urn:schemas-microsoft-com:office:office" xmlns:r="http://schemas.openxmlformats.org/officeDocument/2006/relationships" xmlns:m="http://schemas.openxmlformats.org/officeDocument/2006/math" xmlns:v="urn:schemas-microsoft-com:vml" xmlns:w10="urn:schemas-microsoft-com:office:word" xmlns:w="http://schemas.openxmlformats.org/wordprocessingml/2006/main" xmlns:w14="http://schemas.microsoft.com/office/word/2010/wordml" xmlns:w15="http://schemas.microsoft.com/office/word/2012/wordml" xmlns:w16cex="http://schemas.microsoft.com/office/word/2018/wordml/cex" xmlns:w16cid="http://schemas.microsoft.com/office/word/2016/wordml/cid" xmlns:w16="http://schemas.microsoft.com/office/word/2018/wordml" xmlns:w16du="http://schemas.microsoft.com/office/word/2023/wordml/word16du" xmlns:w16sdtdh="http://schemas.microsoft.com/office/word/2020/wordml/sdtdatahash" xmlns:w16sdtfl="http://schemas.microsoft.com/office/word/2024/wordml/sdtformatlock" xmlns:w16se="http://schemas.microsoft.com/office/word/2015/wordml/symex" xmlns:sl="http://schemas.openxmlformats.org/schemaLibrary/2006/main" mc:Ignorable="w14 w15 w16se w16cid w16 w16cex w16sdtdh w16sdtfl w16du">
+  <w:view w:val="normal"/>
+  <w:defaultTabStop w:val="720"/>
+  <w:hyphenationZone w:val="425"/>
+  <w:characterSpacingControl w:val="doNotCompress"/>
+  <w:compat>
+    <w:useFELayout/>
+    <w:compatSetting w:name="compatibilityMode" w:uri="http://schemas.microsoft.com/office/word" w:val="14"/>
+    <w:compatSetting w:name="overrideTableStyleFontSizeAndJustification" w:uri="http://schemas.microsoft.com/office/word" w:val="1"/>
+    <w:compatSetting w:name="enableOpenTypeFeatures" w:uri="http://schemas.microsoft.com/office/word" w:val="1"/>
+    <w:compatSetting w:name="doNotFlipMirrorIndents" w:uri="http://schemas.microsoft.com/office/word" w:val="1"/>
+    <w:compatSetting w:name="useWord2013TrackBottomHyphenation" w:uri="http://schemas.microsoft.com/office/word" w:val="1"/>
+  </w:compat>
+  <w:rsids>
+    <w:rsidRoot w:val="008A7D45"/>
+    <w:rsid w:val="00002705"/>
+    <w:rsid w:val="00003180"/>
+    <w:rsid w:val="00005C22"/>
+    <w:rsid w:val="000276A8"/>
+    <w:rsid w:val="00031893"/>
+    <w:rsid w:val="000402DD"/>
+    <w:rsid w:val="0004605E"/>
+    <w:rsid w:val="00064A3F"/>
+    <w:rsid w:val="000737E0"/>
+    <w:rsid w:val="000B51C0"/>
+    <w:rsid w:val="000C5460"/>
+    <w:rsid w:val="000D1055"/>
+    <w:rsid w:val="000D206A"/>
+    <w:rsid w:val="000F1FD7"/>
+    <w:rsid w:val="000F3F4D"/>
+    <w:rsid w:val="001116F1"/>
+    <w:rsid w:val="0015009D"/>
+    <w:rsid w:val="001B7079"/>
+    <w:rsid w:val="001D2456"/>
+    <w:rsid w:val="001E3BE8"/>
+    <w:rsid w:val="00224979"/>
+    <w:rsid w:val="00263BAD"/>
+    <w:rsid w:val="002977D9"/>
+    <w:rsid w:val="002A2732"/>
+    <w:rsid w:val="002A5278"/>
+    <w:rsid w:val="002D03D0"/>
+    <w:rsid w:val="003939C0"/>
+    <w:rsid w:val="003B3A2A"/>
+    <w:rsid w:val="00420D49"/>
+    <w:rsid w:val="00437891"/>
+    <w:rsid w:val="004604AA"/>
+    <w:rsid w:val="00482B72"/>
+    <w:rsid w:val="004856B6"/>
+    <w:rsid w:val="004D4A1F"/>
+    <w:rsid w:val="004F6031"/>
+    <w:rsid w:val="004F7F10"/>
+    <w:rsid w:val="00592B76"/>
+    <w:rsid w:val="005A4088"/>
+    <w:rsid w:val="005D4CAC"/>
+    <w:rsid w:val="005D7C99"/>
+    <w:rsid w:val="005F4F53"/>
+    <w:rsid w:val="006061F9"/>
+    <w:rsid w:val="006137CB"/>
+    <w:rsid w:val="00622242"/>
+    <w:rsid w:val="00622C0C"/>
+    <w:rsid w:val="00636DE5"/>
+    <w:rsid w:val="00643158"/>
+    <w:rsid w:val="006632A4"/>
+    <w:rsid w:val="006650F4"/>
+    <w:rsid w:val="006839CF"/>
+    <w:rsid w:val="006B5528"/>
+    <w:rsid w:val="006C179E"/>
+    <w:rsid w:val="00713494"/>
+    <w:rsid w:val="00730BE0"/>
+    <w:rsid w:val="00735AC7"/>
+    <w:rsid w:val="00743DB4"/>
+    <w:rsid w:val="007B1880"/>
+    <w:rsid w:val="007F0949"/>
+    <w:rsid w:val="007F12B3"/>
+    <w:rsid w:val="008053E2"/>
+    <w:rsid w:val="00812962"/>
+    <w:rsid w:val="008266E3"/>
+    <w:rsid w:val="008352F7"/>
+    <w:rsid w:val="00837B2A"/>
+    <w:rsid w:val="00880A41"/>
+    <w:rsid w:val="008A6141"/>
+    <w:rsid w:val="008A7D45"/>
+    <w:rsid w:val="00916217"/>
+    <w:rsid w:val="00937AA3"/>
+    <w:rsid w:val="009C39D7"/>
+    <w:rsid w:val="009C72EA"/>
+    <w:rsid w:val="009D5383"/>
+    <w:rsid w:val="00A23DF1"/>
+    <w:rsid w:val="00A354CD"/>
+    <w:rsid w:val="00A84BC5"/>
+    <w:rsid w:val="00AF373C"/>
+    <w:rsid w:val="00B12938"/>
+    <w:rsid w:val="00B27213"/>
+    <w:rsid w:val="00B52B65"/>
+    <w:rsid w:val="00B5750C"/>
+    <w:rsid w:val="00B670A3"/>
+    <w:rsid w:val="00BB2133"/>
+    <w:rsid w:val="00BC2A17"/>
+    <w:rsid w:val="00BC57A9"/>
+    <w:rsid w:val="00BD50D7"/>
+    <w:rsid w:val="00BE5694"/>
+    <w:rsid w:val="00C73785"/>
+    <w:rsid w:val="00C76283"/>
+    <w:rsid w:val="00D10A28"/>
+    <w:rsid w:val="00D41F7C"/>
+    <w:rsid w:val="00DF08EB"/>
+    <w:rsid w:val="00E62DC2"/>
+    <w:rsid w:val="00EB116D"/>
+    <w:rsid w:val="00EB599B"/>
+    <w:rsid w:val="00EC6034"/>
+    <w:rsid w:val="00EC6871"/>
+    <w:rsid w:val="00EE6B04"/>
+    <w:rsid w:val="00F1250C"/>
+    <w:rsid w:val="00FB189B"/>
+    <w:rsid w:val="00FD0EC8"/>
+    <w:rsid w:val="00FD5C47"/>
+    <w:rsid w:val="00FD70D8"/>
+    <w:rsid w:val="00FE4535"/>
+    <w:rsid w:val="00FE6665"/>
+    <w:rsid w:val="00FF1A72"/>
+  </w:rsids>
+  <m:mathPr>
+    <m:mathFont m:val="Cambria Math"/>
+    <m:brkBin m:val="before"/>
+    <m:brkBinSub m:val="--"/>
+    <m:smallFrac m:val="0"/>
+    <m:dispDef/>
+    <m:lMargin m:val="0"/>
+    <m:rMargin m:val="0"/>
+    <m:defJc m:val="centerGroup"/>
+    <m:wrapIndent m:val="1440"/>
+    <m:intLim m:val="subSup"/>
+    <m:naryLim m:val="undOvr"/>
+  </m:mathPr>
+  <w:themeFontLang w:val="en-AU"/>
+  <w:clrSchemeMapping w:bg1="light1" w:t1="dark1" w:bg2="light2" w:t2="dark2" w:accent1="accent1" w:accent2="accent2" w:accent3="accent3" w:accent4="accent4" w:accent5="accent5" w:accent6="accent6" w:hyperlink="hyperlink" w:followedHyperlink="followedHyperlink"/>
+  <w:decimalSymbol w:val="."/>
+  <w:listSeparator w:val=","/>
+</w:settings>
+</file>
+
+<file path=word/glossary/styles.xml><?xml version="1.0" encoding="utf-8"?>
+<w:styles xmlns:mc="http://schemas.openxmlformats.org/markup-compatibility/2006" xmlns:r="http://schemas.openxmlformats.org/officeDocument/2006/relationships" xmlns:w="http://schemas.openxmlformats.org/wordprocessingml/2006/main" xmlns:w14="http://schemas.microsoft.com/office/word/2010/wordml" xmlns:w15="http://schemas.microsoft.com/office/word/2012/wordml" xmlns:w16cex="http://schemas.microsoft.com/office/word/2018/wordml/cex" xmlns:w16cid="http://schemas.microsoft.com/office/word/2016/wordml/cid" xmlns:w16="http://schemas.microsoft.com/office/word/2018/wordml" xmlns:w16du="http://schemas.microsoft.com/office/word/2023/wordml/word16du" xmlns:w16sdtdh="http://schemas.microsoft.com/office/word/2020/wordml/sdtdatahash" xmlns:w16sdtfl="http://schemas.microsoft.com/office/word/2024/wordml/sdtformatlock" xmlns:w16se="http://schemas.microsoft.com/office/word/2015/wordml/symex" mc:Ignorable="w14 w15 w16se w16cid w16 w16cex w16sdtdh w16sdtfl w16du">
+  <w:docDefaults>
+    <w:rPrDefault>
+      <w:rPr>
+        <w:rFonts w:asciiTheme="minorHAnsi" w:eastAsiaTheme="minorEastAsia" w:hAnsiTheme="minorHAnsi" w:cstheme="minorBidi"/>
+        <w:sz w:val="22"/>
+        <w:szCs w:val="22"/>
+        <w:lang w:val="en-AU" w:eastAsia="en-AU" w:bidi="ar-SA"/>
+      </w:rPr>
+    </w:rPrDefault>
+    <w:pPrDefault>
+      <w:pPr>
+        <w:spacing w:after="200" w:line="276" w:lineRule="auto"/>
+      </w:pPr>
+    </w:pPrDefault>
+  </w:docDefaults>
+  <w:latentStyles w:defLockedState="0" w:defUIPriority="99" w:defSemiHidden="0" w:defUnhideWhenUsed="0" w:defQFormat="0" w:count="376">
+    <w:lsdException w:name="Normal" w:uiPriority="0" w:qFormat="1"/>
+    <w:lsdException w:name="heading 1" w:uiPriority="9" w:qFormat="1"/>
+    <w:lsdException w:name="heading 2" w:semiHidden="1" w:uiPriority="9" w:unhideWhenUsed="1" w:qFormat="1"/>
+    <w:lsdException w:name="heading 3" w:semiHidden="1" w:uiPriority="9" w:unhideWhenUsed="1" w:qFormat="1"/>
+    <w:lsdException w:name="heading 4" w:semiHidden="1" w:uiPriority="9" w:unhideWhenUsed="1" w:qFormat="1"/>
+    <w:lsdException w:name="heading 5" w:semiHidden="1" w:uiPriority="9" w:unhideWhenUsed="1" w:qFormat="1"/>
+    <w:lsdException w:name="heading 6" w:semiHidden="1" w:uiPriority="9" w:unhideWhenUsed="1" w:qFormat="1"/>
+    <w:lsdException w:name="heading 7" w:semiHidden="1" w:uiPriority="9" w:unhideWhenUsed="1" w:qFormat="1"/>
+    <w:lsdException w:name="heading 8" w:semiHidden="1" w:uiPriority="9" w:unhideWhenUsed="1" w:qFormat="1"/>
+    <w:lsdException w:name="heading 9" w:semiHidden="1" w:uiPriority="9" w:unhideWhenUsed="1" w:qFormat="1"/>
+    <w:lsdException w:name="index 1" w:semiHidden="1" w:unhideWhenUsed="1"/>
+    <w:lsdException w:name="index 2" w:semiHidden="1" w:unhideWhenUsed="1"/>
+    <w:lsdException w:name="index 3" w:semiHidden="1" w:unhideWhenUsed="1"/>
+    <w:lsdException w:name="index 4" w:semiHidden="1" w:unhideWhenUsed="1"/>
+    <w:lsdException w:name="index 5" w:semiHidden="1" w:unhideWhenUsed="1"/>
+    <w:lsdException w:name="index 6" w:semiHidden="1" w:unhideWhenUsed="1"/>
+    <w:lsdException w:name="index 7" w:semiHidden="1" w:unhideWhenUsed="1"/>
+    <w:lsdException w:name="index 8" w:semiHidden="1" w:unhideWhenUsed="1"/>
+    <w:lsdException w:name="index 9" w:semiHidden="1" w:unhideWhenUsed="1"/>
+    <w:lsdException w:name="toc 1" w:semiHidden="1" w:uiPriority="39" w:unhideWhenUsed="1"/>
+    <w:lsdException w:name="toc 2" w:semiHidden="1" w:uiPriority="39" w:unhideWhenUsed="1"/>
+    <w:lsdException w:name="toc 3" w:semiHidden="1" w:uiPriority="39" w:unhideWhenUsed="1"/>
+    <w:lsdException w:name="toc 4" w:semiHidden="1" w:uiPriority="39" w:unhideWhenUsed="1"/>
+    <w:lsdException w:name="toc 5" w:semiHidden="1" w:uiPriority="39" w:unhideWhenUsed="1"/>
+    <w:lsdException w:name="toc 6" w:semiHidden="1" w:uiPriority="39" w:unhideWhenUsed="1"/>
+    <w:lsdException w:name="toc 7" w:semiHidden="1" w:uiPriority="39" w:unhideWhenUsed="1"/>
+    <w:lsdException w:name="toc 8" w:semiHidden="1" w:uiPriority="39" w:unhideWhenUsed="1"/>
+    <w:lsdException w:name="toc 9" w:semiHidden="1" w:uiPriority="39" w:unhideWhenUsed="1"/>
+    <w:lsdException w:name="Normal Indent" w:semiHidden="1" w:unhideWhenUsed="1"/>
+    <w:lsdException w:name="footnote text" w:semiHidden="1" w:unhideWhenUsed="1"/>
+    <w:lsdException w:name="annotation text" w:semiHidden="1" w:unhideWhenUsed="1"/>
+    <w:lsdException w:name="header" w:semiHidden="1" w:unhideWhenUsed="1"/>
+    <w:lsdException w:name="footer" w:semiHidden="1" w:unhideWhenUsed="1"/>
+    <w:lsdException w:name="index heading" w:semiHidden="1" w:unhideWhenUsed="1"/>
+    <w:lsdException w:name="caption" w:semiHidden="1" w:uiPriority="35" w:unhideWhenUsed="1" w:qFormat="1"/>
+    <w:lsdException w:name="table of figures" w:semiHidden="1" w:unhideWhenUsed="1"/>
+    <w:lsdException w:name="envelope address" w:semiHidden="1" w:unhideWhenUsed="1"/>
+    <w:lsdException w:name="envelope return" w:semiHidden="1" w:unhideWhenUsed="1"/>
+    <w:lsdException w:name="footnote reference" w:semiHidden="1" w:unhideWhenUsed="1"/>
+    <w:lsdException w:name="annotation reference" w:semiHidden="1" w:unhideWhenUsed="1"/>
+    <w:lsdException w:name="line number" w:semiHidden="1" w:unhideWhenUsed="1"/>
+    <w:lsdException w:name="page number" w:semiHidden="1" w:unhideWhenUsed="1"/>
+    <w:lsdException w:name="endnote reference" w:semiHidden="1" w:unhideWhenUsed="1"/>
+    <w:lsdException w:name="endnote text" w:semiHidden="1" w:unhideWhenUsed="1"/>
+    <w:lsdException w:name="table of authorities" w:semiHidden="1" w:unhideWhenUsed="1"/>
+    <w:lsdException w:name="macro" w:semiHidden="1" w:unhideWhenUsed="1"/>
+    <w:lsdException w:name="toa heading" w:semiHidden="1" w:unhideWhenUsed="1"/>
+    <w:lsdException w:name="List" w:semiHidden="1" w:unhideWhenUsed="1"/>
+    <w:lsdException w:name="List Bullet" w:semiHidden="1" w:unhideWhenUsed="1"/>
+    <w:lsdException w:name="List Number" w:semiHidden="1" w:unhideWhenUsed="1"/>
+    <w:lsdException w:name="List 2" w:semiHidden="1" w:unhideWhenUsed="1"/>
+    <w:lsdException w:name="List 3" w:semiHidden="1" w:unhideWhenUsed="1"/>
+    <w:lsdException w:name="List 4" w:semiHidden="1" w:unhideWhenUsed="1"/>
+    <w:lsdException w:name="List 5" w:semiHidden="1" w:unhideWhenUsed="1"/>
+    <w:lsdException w:name="List Bullet 2" w:semiHidden="1" w:unhideWhenUsed="1"/>
+    <w:lsdException w:name="List Bullet 3" w:semiHidden="1" w:unhideWhenUsed="1"/>
+    <w:lsdException w:name="List Bullet 4" w:semiHidden="1" w:unhideWhenUsed="1"/>
+    <w:lsdException w:name="List Bullet 5" w:semiHidden="1" w:unhideWhenUsed="1"/>
+    <w:lsdException w:name="List Number 2" w:semiHidden="1" w:unhideWhenUsed="1"/>
+    <w:lsdException w:name="List Number 3" w:semiHidden="1" w:unhideWhenUsed="1"/>
+    <w:lsdException w:name="List Number 4" w:semiHidden="1" w:unhideWhenUsed="1"/>
+    <w:lsdException w:name="List Number 5" w:semiHidden="1" w:unhideWhenUsed="1"/>
+    <w:lsdException w:name="Title" w:uiPriority="10" w:qFormat="1"/>
+    <w:lsdException w:name="Closing" w:semiHidden="1" w:unhideWhenUsed="1"/>
+    <w:lsdException w:name="Signature" w:semiHidden="1" w:unhideWhenUsed="1"/>
+    <w:lsdException w:name="Default Paragraph Font" w:semiHidden="1" w:uiPriority="1" w:unhideWhenUsed="1"/>
+    <w:lsdException w:name="Body Text" w:semiHidden="1" w:unhideWhenUsed="1"/>
+    <w:lsdException w:name="Body Text Indent" w:semiHidden="1" w:unhideWhenUsed="1"/>
+    <w:lsdException w:name="List Continue" w:semiHidden="1" w:unhideWhenUsed="1"/>
+    <w:lsdException w:name="List Continue 2" w:semiHidden="1" w:unhideWhenUsed="1"/>
+    <w:lsdException w:name="List Continue 3" w:semiHidden="1" w:unhideWhenUsed="1"/>
+    <w:lsdException w:name="List Continue 4" w:semiHidden="1" w:unhideWhenUsed="1"/>
+    <w:lsdException w:name="List Continue 5" w:semiHidden="1" w:unhideWhenUsed="1"/>
+    <w:lsdException w:name="Message Header" w:semiHidden="1" w:unhideWhenUsed="1"/>
+    <w:lsdException w:name="Subtitle" w:uiPriority="11" w:qFormat="1"/>
+    <w:lsdException w:name="Salutation" w:semiHidden="1" w:unhideWhenUsed="1"/>
+    <w:lsdException w:name="Date" w:semiHidden="1" w:unhideWhenUsed="1"/>
+    <w:lsdException w:name="Body Text First Indent" w:semiHidden="1" w:unhideWhenUsed="1"/>
+    <w:lsdException w:name="Body Text First Indent 2" w:semiHidden="1" w:unhideWhenUsed="1"/>
+    <w:lsdException w:name="Note Heading" w:semiHidden="1" w:unhideWhenUsed="1"/>
+    <w:lsdException w:name="Body Text 2" w:semiHidden="1" w:unhideWhenUsed="1"/>
+    <w:lsdException w:name="Body Text 3" w:semiHidden="1" w:unhideWhenUsed="1"/>
+    <w:lsdException w:name="Body Text Indent 2" w:semiHidden="1" w:unhideWhenUsed="1"/>
+    <w:lsdException w:name="Body Text Indent 3" w:semiHidden="1" w:unhideWhenUsed="1"/>
+    <w:lsdException w:name="Block Text" w:semiHidden="1" w:unhideWhenUsed="1"/>
+    <w:lsdException w:name="Hyperlink" w:semiHidden="1" w:unhideWhenUsed="1"/>
+    <w:lsdException w:name="FollowedHyperlink" w:semiHidden="1" w:unhideWhenUsed="1"/>
+    <w:lsdException w:name="Strong" w:uiPriority="22" w:qFormat="1"/>
+    <w:lsdException w:name="Emphasis" w:uiPriority="20" w:qFormat="1"/>
+    <w:lsdException w:name="Document Map" w:semiHidden="1" w:unhideWhenUsed="1"/>
+    <w:lsdException w:name="Plain Text" w:semiHidden="1" w:unhideWhenUsed="1"/>
+    <w:lsdException w:name="E-mail Signature" w:semiHidden="1" w:unhideWhenUsed="1"/>
+    <w:lsdException w:name="HTML Top of Form" w:semiHidden="1" w:unhideWhenUsed="1"/>
+    <w:lsdException w:name="HTML Bottom of Form" w:semiHidden="1" w:unhideWhenUsed="1"/>
+    <w:lsdException w:name="Normal (Web)" w:semiHidden="1" w:unhideWhenUsed="1"/>
+    <w:lsdException w:name="HTML Acronym" w:semiHidden="1" w:unhideWhenUsed="1"/>
+    <w:lsdException w:name="HTML Address" w:semiHidden="1" w:unhideWhenUsed="1"/>
+    <w:lsdException w:name="HTML Cite" w:semiHidden="1" w:unhideWhenUsed="1"/>
+    <w:lsdException w:name="HTML Code" w:semiHidden="1" w:unhideWhenUsed="1"/>
+    <w:lsdException w:name="HTML Definition" w:semiHidden="1" w:unhideWhenUsed="1"/>
+    <w:lsdException w:name="HTML Keyboard" w:semiHidden="1" w:unhideWhenUsed="1"/>
+    <w:lsdException w:name="HTML Preformatted" w:semiHidden="1" w:unhideWhenUsed="1"/>
+    <w:lsdException w:name="HTML Sample" w:semiHidden="1" w:unhideWhenUsed="1"/>
+    <w:lsdException w:name="HTML Typewriter" w:semiHidden="1" w:unhideWhenUsed="1"/>
+    <w:lsdException w:name="HTML Variable" w:semiHidden="1" w:unhideWhenUsed="1"/>
+    <w:lsdException w:name="Normal Table" w:semiHidden="1" w:unhideWhenUsed="1"/>
+    <w:lsdException w:name="annotation subject" w:semiHidden="1" w:unhideWhenUsed="1"/>
+    <w:lsdException w:name="No List" w:semiHidden="1" w:unhideWhenUsed="1"/>
+    <w:lsdException w:name="Outline List 1" w:semiHidden="1" w:unhideWhenUsed="1"/>
+    <w:lsdException w:name="Outline List 2" w:semiHidden="1" w:unhideWhenUsed="1"/>
+    <w:lsdException w:name="Outline List 3" w:semiHidden="1" w:unhideWhenUsed="1"/>
+    <w:lsdException w:name="Table Simple 1" w:semiHidden="1" w:unhideWhenUsed="1"/>
+    <w:lsdException w:name="Table Simple 2" w:semiHidden="1" w:unhideWhenUsed="1"/>
+    <w:lsdException w:name="Table Simple 3" w:semiHidden="1" w:unhideWhenUsed="1"/>
+    <w:lsdException w:name="Table Classic 1" w:semiHidden="1" w:unhideWhenUsed="1"/>
+    <w:lsdException w:name="Table Classic 2" w:semiHidden="1" w:unhideWhenUsed="1"/>
+    <w:lsdException w:name="Table Classic 3" w:semiHidden="1" w:unhideWhenUsed="1"/>
+    <w:lsdException w:name="Table Classic 4" w:semiHidden="1" w:unhideWhenUsed="1"/>
+    <w:lsdException w:name="Table Colorful 1" w:semiHidden="1" w:unhideWhenUsed="1"/>
+    <w:lsdException w:name="Table Colorful 2" w:semiHidden="1" w:unhideWhenUsed="1"/>
+    <w:lsdException w:name="Table Colorful 3" w:semiHidden="1" w:unhideWhenUsed="1"/>
+    <w:lsdException w:name="Table Columns 1" w:semiHidden="1" w:unhideWhenUsed="1"/>
+    <w:lsdException w:name="Table Columns 2" w:semiHidden="1" w:unhideWhenUsed="1"/>
+    <w:lsdException w:name="Table Columns 3" w:semiHidden="1" w:unhideWhenUsed="1"/>
+    <w:lsdException w:name="Table Columns 4" w:semiHidden="1" w:unhideWhenUsed="1"/>
+    <w:lsdException w:name="Table Columns 5" w:semiHidden="1" w:unhideWhenUsed="1"/>
+    <w:lsdException w:name="Table Grid 1" w:semiHidden="1" w:unhideWhenUsed="1"/>
+    <w:lsdException w:name="Table Grid 2" w:semiHidden="1" w:unhideWhenUsed="1"/>
+    <w:lsdException w:name="Table Grid 3" w:semiHidden="1" w:unhideWhenUsed="1"/>
+    <w:lsdException w:name="Table Grid 4" w:semiHidden="1" w:unhideWhenUsed="1"/>
+    <w:lsdException w:name="Table Grid 5" w:semiHidden="1" w:unhideWhenUsed="1"/>
+    <w:lsdException w:name="Table Grid 6" w:semiHidden="1" w:unhideWhenUsed="1"/>
+    <w:lsdException w:name="Table Grid 7" w:semiHidden="1" w:unhideWhenUsed="1"/>
+    <w:lsdException w:name="Table Grid 8" w:semiHidden="1" w:unhideWhenUsed="1"/>
+    <w:lsdException w:name="Table List 1" w:semiHidden="1" w:unhideWhenUsed="1"/>
+    <w:lsdException w:name="Table List 2" w:semiHidden="1" w:unhideWhenUsed="1"/>
+    <w:lsdException w:name="Table List 3" w:semiHidden="1" w:unhideWhenUsed="1"/>
+    <w:lsdException w:name="Table List 4" w:semiHidden="1" w:unhideWhenUsed="1"/>
+    <w:lsdException w:name="Table List 5" w:semiHidden="1" w:unhideWhenUsed="1"/>
+    <w:lsdException w:name="Table List 6" w:semiHidden="1" w:unhideWhenUsed="1"/>
+    <w:lsdException w:name="Table List 7" w:semiHidden="1" w:unhideWhenUsed="1"/>
+    <w:lsdException w:name="Table List 8" w:semiHidden="1" w:unhideWhenUsed="1"/>
+    <w:lsdException w:name="Table 3D effects 1" w:semiHidden="1" w:unhideWhenUsed="1"/>
+    <w:lsdException w:name="Table 3D effects 2" w:semiHidden="1" w:unhideWhenUsed="1"/>
+    <w:lsdException w:name="Table 3D effects 3" w:semiHidden="1" w:unhideWhenUsed="1"/>
+    <w:lsdException w:name="Table Contemporary" w:semiHidden="1" w:unhideWhenUsed="1"/>
+    <w:lsdException w:name="Table Elegant" w:semiHidden="1" w:unhideWhenUsed="1"/>
+    <w:lsdException w:name="Table Professional" w:semiHidden="1" w:unhideWhenUsed="1"/>
+    <w:lsdException w:name="Table Subtle 1" w:semiHidden="1" w:unhideWhenUsed="1"/>
+    <w:lsdException w:name="Table Subtle 2" w:semiHidden="1" w:unhideWhenUsed="1"/>
+    <w:lsdException w:name="Table Web 1" w:semiHidden="1" w:unhideWhenUsed="1"/>
+    <w:lsdException w:name="Table Web 2" w:semiHidden="1" w:unhideWhenUsed="1"/>
+    <w:lsdException w:name="Table Web 3" w:semiHidden="1" w:unhideWhenUsed="1"/>
+    <w:lsdException w:name="Balloon Text" w:semiHidden="1" w:unhideWhenUsed="1"/>
+    <w:lsdException w:name="Table Grid" w:uiPriority="59"/>
+    <w:lsdException w:name="Table Theme" w:semiHidden="1" w:unhideWhenUsed="1"/>
+    <w:lsdException w:name="Placeholder Text" w:semiHidden="1"/>
+    <w:lsdException w:name="No Spacing" w:uiPriority="1" w:qFormat="1"/>
+    <w:lsdException w:name="Light Shading" w:uiPriority="60"/>
+    <w:lsdException w:name="Light List" w:uiPriority="61"/>
+    <w:lsdException w:name="Light Grid" w:uiPriority="62"/>
+    <w:lsdException w:name="Medium Shading 1" w:uiPriority="63"/>
+    <w:lsdException w:name="Medium Shading 2" w:uiPriority="64"/>
+    <w:lsdException w:name="Medium List 1" w:uiPriority="65"/>
+    <w:lsdException w:name="Medium List 2" w:uiPriority="66"/>
+    <w:lsdException w:name="Medium Grid 1" w:uiPriority="67"/>
+    <w:lsdException w:name="Medium Grid 2" w:uiPriority="68"/>
+    <w:lsdException w:name="Medium Grid 3" w:uiPriority="69"/>
+    <w:lsdException w:name="Dark List" w:uiPriority="70"/>
+    <w:lsdException w:name="Colorful Shading" w:uiPriority="71"/>
+    <w:lsdException w:name="Colorful List" w:uiPriority="72"/>
+    <w:lsdException w:name="Colorful Grid" w:uiPriority="73"/>
+    <w:lsdException w:name="Light Shading Accent 1" w:uiPriority="60"/>
+    <w:lsdException w:name="Light List Accent 1" w:uiPriority="61"/>
+    <w:lsdException w:name="Light Grid Accent 1" w:uiPriority="62"/>
+    <w:lsdException w:name="Medium Shading 1 Accent 1" w:uiPriority="63"/>
+    <w:lsdException w:name="Medium Shading 2 Accent 1" w:uiPriority="64"/>
+    <w:lsdException w:name="Medium List 1 Accent 1" w:uiPriority="65"/>
+    <w:lsdException w:name="Revision" w:semiHidden="1"/>
+    <w:lsdException w:name="List Paragraph" w:uiPriority="34" w:qFormat="1"/>
+    <w:lsdException w:name="Quote" w:uiPriority="29" w:qFormat="1"/>
+    <w:lsdException w:name="Intense Quote" w:uiPriority="30" w:qFormat="1"/>
+    <w:lsdException w:name="Medium List 2 Accent 1" w:uiPriority="66"/>
+    <w:lsdException w:name="Medium Grid 1 Accent 1" w:uiPriority="67"/>
+    <w:lsdException w:name="Medium Grid 2 Accent 1" w:uiPriority="68"/>
+    <w:lsdException w:name="Medium Grid 3 Accent 1" w:uiPriority="69"/>
+    <w:lsdException w:name="Dark List Accent 1" w:uiPriority="70"/>
+    <w:lsdException w:name="Colorful Shading Accent 1" w:uiPriority="71"/>
+    <w:lsdException w:name="Colorful List Accent 1" w:uiPriority="72"/>
+    <w:lsdException w:name="Colorful Grid Accent 1" w:uiPriority="73"/>
+    <w:lsdException w:name="Light Shading Accent 2" w:uiPriority="60"/>
+    <w:lsdException w:name="Light List Accent 2" w:uiPriority="61"/>
+    <w:lsdException w:name="Light Grid Accent 2" w:uiPriority="62"/>
+    <w:lsdException w:name="Medium Shading 1 Accent 2" w:uiPriority="63"/>
+    <w:lsdException w:name="Medium Shading 2 Accent 2" w:uiPriority="64"/>
+    <w:lsdException w:name="Medium List 1 Accent 2" w:uiPriority="65"/>
+    <w:lsdException w:name="Medium List 2 Accent 2" w:uiPriority="66"/>
+    <w:lsdException w:name="Medium Grid 1 Accent 2" w:uiPriority="67"/>
+    <w:lsdException w:name="Medium Grid 2 Accent 2" w:uiPriority="68"/>
+    <w:lsdException w:name="Medium Grid 3 Accent 2" w:uiPriority="69"/>
+    <w:lsdException w:name="Dark List Accent 2" w:uiPriority="70"/>
+    <w:lsdException w:name="Colorful Shading Accent 2" w:uiPriority="71"/>
+    <w:lsdException w:name="Colorful List Accent 2" w:uiPriority="72"/>
+    <w:lsdException w:name="Colorful Grid Accent 2" w:uiPriority="73"/>
+    <w:lsdException w:name="Light Shading Accent 3" w:uiPriority="60"/>
+    <w:lsdException w:name="Light List Accent 3" w:uiPriority="61"/>
+    <w:lsdException w:name="Light Grid Accent 3" w:uiPriority="62"/>
+    <w:lsdException w:name="Medium Shading 1 Accent 3" w:uiPriority="63"/>
+    <w:lsdException w:name="Medium Shading 2 Accent 3" w:uiPriority="64"/>
+    <w:lsdException w:name="Medium List 1 Accent 3" w:uiPriority="65"/>
+    <w:lsdException w:name="Medium List 2 Accent 3" w:uiPriority="66"/>
+    <w:lsdException w:name="Medium Grid 1 Accent 3" w:uiPriority="67"/>
+    <w:lsdException w:name="Medium Grid 2 Accent 3" w:uiPriority="68"/>
+    <w:lsdException w:name="Medium Grid 3 Accent 3" w:uiPriority="69"/>
+    <w:lsdException w:name="Dark List Accent 3" w:uiPriority="70"/>
+    <w:lsdException w:name="Colorful Shading Accent 3" w:uiPriority="71"/>
+    <w:lsdException w:name="Colorful List Accent 3" w:uiPriority="72"/>
+    <w:lsdException w:name="Colorful Grid Accent 3" w:uiPriority="73"/>
+    <w:lsdException w:name="Light Shading Accent 4" w:uiPriority="60"/>
+    <w:lsdException w:name="Light List Accent 4" w:uiPriority="61"/>
+    <w:lsdException w:name="Light Grid Accent 4" w:uiPriority="62"/>
+    <w:lsdException w:name="Medium Shading 1 Accent 4" w:uiPriority="63"/>
+    <w:lsdException w:name="Medium Shading 2 Accent 4" w:uiPriority="64"/>
+    <w:lsdException w:name="Medium List 1 Accent 4" w:uiPriority="65"/>
+    <w:lsdException w:name="Medium List 2 Accent 4" w:uiPriority="66"/>
+    <w:lsdException w:name="Medium Grid 1 Accent 4" w:uiPriority="67"/>
+    <w:lsdException w:name="Medium Grid 2 Accent 4" w:uiPriority="68"/>
+    <w:lsdException w:name="Medium Grid 3 Accent 4" w:uiPriority="69"/>
+    <w:lsdException w:name="Dark List Accent 4" w:uiPriority="70"/>
+    <w:lsdException w:name="Colorful Shading Accent 4" w:uiPriority="71"/>
+    <w:lsdException w:name="Colorful List Accent 4" w:uiPriority="72"/>
+    <w:lsdException w:name="Colorful Grid Accent 4" w:uiPriority="73"/>
+    <w:lsdException w:name="Light Shading Accent 5" w:uiPriority="60"/>
+    <w:lsdException w:name="Light List Accent 5" w:uiPriority="61"/>
+    <w:lsdException w:name="Light Grid Accent 5" w:uiPriority="62"/>
+    <w:lsdException w:name="Medium Shading 1 Accent 5" w:uiPriority="63"/>
+    <w:lsdException w:name="Medium Shading 2 Accent 5" w:uiPriority="64"/>
+    <w:lsdException w:name="Medium List 1 Accent 5" w:uiPriority="65"/>
+    <w:lsdException w:name="Medium List 2 Accent 5" w:uiPriority="66"/>
+    <w:lsdException w:name="Medium Grid 1 Accent 5" w:uiPriority="67"/>
+    <w:lsdException w:name="Medium Grid 2 Accent 5" w:uiPriority="68"/>
+    <w:lsdException w:name="Medium Grid 3 Accent 5" w:uiPriority="69"/>
+    <w:lsdException w:name="Dark List Accent 5" w:uiPriority="70"/>
+    <w:lsdException w:name="Colorful Shading Accent 5" w:uiPriority="71"/>
+    <w:lsdException w:name="Colorful List Accent 5" w:uiPriority="72"/>
+    <w:lsdException w:name="Colorful Grid Accent 5" w:uiPriority="73"/>
+    <w:lsdException w:name="Light Shading Accent 6" w:uiPriority="60"/>
+    <w:lsdException w:name="Light List Accent 6" w:uiPriority="61"/>
+    <w:lsdException w:name="Light Grid Accent 6" w:uiPriority="62"/>
+    <w:lsdException w:name="Medium Shading 1 Accent 6" w:uiPriority="63"/>
+    <w:lsdException w:name="Medium Shading 2 Accent 6" w:uiPriority="64"/>
+    <w:lsdException w:name="Medium List 1 Accent 6" w:uiPriority="65"/>
+    <w:lsdException w:name="Medium List 2 Accent 6" w:uiPriority="66"/>
+    <w:lsdException w:name="Medium Grid 1 Accent 6" w:uiPriority="67"/>
+    <w:lsdException w:name="Medium Grid 2 Accent 6" w:uiPriority="68"/>
+    <w:lsdException w:name="Medium Grid 3 Accent 6" w:uiPriority="69"/>
+    <w:lsdException w:name="Dark List Accent 6" w:uiPriority="70"/>
+    <w:lsdException w:name="Colorful Shading Accent 6" w:uiPriority="71"/>
+    <w:lsdException w:name="Colorful List Accent 6" w:uiPriority="72"/>
+    <w:lsdException w:name="Colorful Grid Accent 6" w:uiPriority="73"/>
+    <w:lsdException w:name="Subtle Emphasis" w:uiPriority="19" w:qFormat="1"/>
+    <w:lsdException w:name="Intense Emphasis" w:uiPriority="21" w:qFormat="1"/>
+    <w:lsdException w:name="Subtle Reference" w:uiPriority="31" w:qFormat="1"/>
+    <w:lsdException w:name="Intense Reference" w:uiPriority="32" w:qFormat="1"/>
+    <w:lsdException w:name="Book Title" w:uiPriority="33" w:qFormat="1"/>
+    <w:lsdException w:name="Bibliography" w:semiHidden="1" w:uiPriority="37" w:unhideWhenUsed="1"/>
+    <w:lsdException w:name="TOC Heading" w:semiHidden="1" w:uiPriority="39" w:unhideWhenUsed="1" w:qFormat="1"/>
+    <w:lsdException w:name="Plain Table 1" w:uiPriority="41"/>
+    <w:lsdException w:name="Plain Table 2" w:uiPriority="42"/>
+    <w:lsdException w:name="Plain Table 3" w:uiPriority="43"/>
+    <w:lsdException w:name="Plain Table 4" w:uiPriority="44"/>
+    <w:lsdException w:name="Plain Table 5" w:uiPriority="45"/>
+    <w:lsdException w:name="Grid Table Light" w:uiPriority="40"/>
+    <w:lsdException w:name="Grid Table 1 Light" w:uiPriority="46"/>
+    <w:lsdException w:name="Grid Table 2" w:uiPriority="47"/>
+    <w:lsdException w:name="Grid Table 3" w:uiPriority="48"/>
+    <w:lsdException w:name="Grid Table 4" w:uiPriority="49"/>
+    <w:lsdException w:name="Grid Table 5 Dark" w:uiPriority="50"/>
+    <w:lsdException w:name="Grid Table 6 Colorful" w:uiPriority="51"/>
+    <w:lsdException w:name="Grid Table 7 Colorful" w:uiPriority="52"/>
+    <w:lsdException w:name="Grid Table 1 Light Accent 1" w:uiPriority="46"/>
+    <w:lsdException w:name="Grid Table 2 Accent 1" w:uiPriority="47"/>
+    <w:lsdException w:name="Grid Table 3 Accent 1" w:uiPriority="48"/>
+    <w:lsdException w:name="Grid Table 4 Accent 1" w:uiPriority="49"/>
+    <w:lsdException w:name="Grid Table 5 Dark Accent 1" w:uiPriority="50"/>
+    <w:lsdException w:name="Grid Table 6 Colorful Accent 1" w:uiPriority="51"/>
+    <w:lsdException w:name="Grid Table 7 Colorful Accent 1" w:uiPriority="52"/>
+    <w:lsdException w:name="Grid Table 1 Light Accent 2" w:uiPriority="46"/>
+    <w:lsdException w:name="Grid Table 2 Accent 2" w:uiPriority="47"/>
+    <w:lsdException w:name="Grid Table 3 Accent 2" w:uiPriority="48"/>
+    <w:lsdException w:name="Grid Table 4 Accent 2" w:uiPriority="49"/>
+    <w:lsdException w:name="Grid Table 5 Dark Accent 2" w:uiPriority="50"/>
+    <w:lsdException w:name="Grid Table 6 Colorful Accent 2" w:uiPriority="51"/>
+    <w:lsdException w:name="Grid Table 7 Colorful Accent 2" w:uiPriority="52"/>
+    <w:lsdException w:name="Grid Table 1 Light Accent 3" w:uiPriority="46"/>
+    <w:lsdException w:name="Grid Table 2 Accent 3" w:uiPriority="47"/>
+    <w:lsdException w:name="Grid Table 3 Accent 3" w:uiPriority="48"/>
+    <w:lsdException w:name="Grid Table 4 Accent 3" w:uiPriority="49"/>
+    <w:lsdException w:name="Grid Table 5 Dark Accent 3" w:uiPriority="50"/>
+    <w:lsdException w:name="Grid Table 6 Colorful Accent 3" w:uiPriority="51"/>
+    <w:lsdException w:name="Grid Table 7 Colorful Accent 3" w:uiPriority="52"/>
+    <w:lsdException w:name="Grid Table 1 Light Accent 4" w:uiPriority="46"/>
+    <w:lsdException w:name="Grid Table 2 Accent 4" w:uiPriority="47"/>
+    <w:lsdException w:name="Grid Table 3 Accent 4" w:uiPriority="48"/>
+    <w:lsdException w:name="Grid Table 4 Accent 4" w:uiPriority="49"/>
+    <w:lsdException w:name="Grid Table 5 Dark Accent 4" w:uiPriority="50"/>
+    <w:lsdException w:name="Grid Table 6 Colorful Accent 4" w:uiPriority="51"/>
+    <w:lsdException w:name="Grid Table 7 Colorful Accent 4" w:uiPriority="52"/>
+    <w:lsdException w:name="Grid Table 1 Light Accent 5" w:uiPriority="46"/>
+    <w:lsdException w:name="Grid Table 2 Accent 5" w:uiPriority="47"/>
+    <w:lsdException w:name="Grid Table 3 Accent 5" w:uiPriority="48"/>
+    <w:lsdException w:name="Grid Table 4 Accent 5" w:uiPriority="49"/>
+    <w:lsdException w:name="Grid Table 5 Dark Accent 5" w:uiPriority="50"/>
+    <w:lsdException w:name="Grid Table 6 Colorful Accent 5" w:uiPriority="51"/>
+    <w:lsdException w:name="Grid Table 7 Colorful Accent 5" w:uiPriority="52"/>
+    <w:lsdException w:name="Grid Table 1 Light Accent 6" w:uiPriority="46"/>
+    <w:lsdException w:name="Grid Table 2 Accent 6" w:uiPriority="47"/>
+    <w:lsdException w:name="Grid Table 3 Accent 6" w:uiPriority="48"/>
+    <w:lsdException w:name="Grid Table 4 Accent 6" w:uiPriority="49"/>
+    <w:lsdException w:name="Grid Table 5 Dark Accent 6" w:uiPriority="50"/>
+    <w:lsdException w:name="Grid Table 6 Colorful Accent 6" w:uiPriority="51"/>
+    <w:lsdException w:name="Grid Table 7 Colorful Accent 6" w:uiPriority="52"/>
+    <w:lsdException w:name="List Table 1 Light" w:uiPriority="46"/>
+    <w:lsdException w:name="List Table 2" w:uiPriority="47"/>
+    <w:lsdException w:name="List Table 3" w:uiPriority="48"/>
+    <w:lsdException w:name="List Table 4" w:uiPriority="49"/>
+    <w:lsdException w:name="List Table 5 Dark" w:uiPriority="50"/>
+    <w:lsdException w:name="List Table 6 Colorful" w:uiPriority="51"/>
+    <w:lsdException w:name="List Table 7 Colorful" w:uiPriority="52"/>
+    <w:lsdException w:name="List Table 1 Light Accent 1" w:uiPriority="46"/>
+    <w:lsdException w:name="List Table 2 Accent 1" w:uiPriority="47"/>
+    <w:lsdException w:name="List Table 3 Accent 1" w:uiPriority="48"/>
+    <w:lsdException w:name="List Table 4 Accent 1" w:uiPriority="49"/>
+    <w:lsdException w:name="List Table 5 Dark Accent 1" w:uiPriority="50"/>
+    <w:lsdException w:name="List Table 6 Colorful Accent 1" w:uiPriority="51"/>
+    <w:lsdException w:name="List Table 7 Colorful Accent 1" w:uiPriority="52"/>
+    <w:lsdException w:name="List Table 1 Light Accent 2" w:uiPriority="46"/>
+    <w:lsdException w:name="List Table 2 Accent 2" w:uiPriority="47"/>
+    <w:lsdException w:name="List Table 3 Accent 2" w:uiPriority="48"/>
+    <w:lsdException w:name="List Table 4 Accent 2" w:uiPriority="49"/>
+    <w:lsdException w:name="List Table 5 Dark Accent 2" w:uiPriority="50"/>
+    <w:lsdException w:name="List Table 6 Colorful Accent 2" w:uiPriority="51"/>
+    <w:lsdException w:name="List Table 7 Colorful Accent 2" w:uiPriority="52"/>
+    <w:lsdException w:name="List Table 1 Light Accent 3" w:uiPriority="46"/>
+    <w:lsdException w:name="List Table 2 Accent 3" w:uiPriority="47"/>
+    <w:lsdException w:name="List Table 3 Accent 3" w:uiPriority="48"/>
+    <w:lsdException w:name="List Table 4 Accent 3" w:uiPriority="49"/>
+    <w:lsdException w:name="List Table 5 Dark Accent 3" w:uiPriority="50"/>
+    <w:lsdException w:name="List Table 6 Colorful Accent 3" w:uiPriority="51"/>
+    <w:lsdException w:name="List Table 7 Colorful Accent 3" w:uiPriority="52"/>
+    <w:lsdException w:name="List Table 1 Light Accent 4" w:uiPriority="46"/>
+    <w:lsdException w:name="List Table 2 Accent 4" w:uiPriority="47"/>
+    <w:lsdException w:name="List Table 3 Accent 4" w:uiPriority="48"/>
+    <w:lsdException w:name="List Table 4 Accent 4" w:uiPriority="49"/>
+    <w:lsdException w:name="List Table 5 Dark Accent 4" w:uiPriority="50"/>
+    <w:lsdException w:name="List Table 6 Colorful Accent 4" w:uiPriority="51"/>
+    <w:lsdException w:name="List Table 7 Colorful Accent 4" w:uiPriority="52"/>
+    <w:lsdException w:name="List Table 1 Light Accent 5" w:uiPriority="46"/>
+    <w:lsdException w:name="List Table 2 Accent 5" w:uiPriority="47"/>
+    <w:lsdException w:name="List Table 3 Accent 5" w:uiPriority="48"/>
+    <w:lsdException w:name="List Table 4 Accent 5" w:uiPriority="49"/>
+    <w:lsdException w:name="List Table 5 Dark Accent 5" w:uiPriority="50"/>
+    <w:lsdException w:name="List Table 6 Colorful Accent 5" w:uiPriority="51"/>
+    <w:lsdException w:name="List Table 7 Colorful Accent 5" w:uiPriority="52"/>
+    <w:lsdException w:name="List Table 1 Light Accent 6" w:uiPriority="46"/>
+    <w:lsdException w:name="List Table 2 Accent 6" w:uiPriority="47"/>
+    <w:lsdException w:name="List Table 3 Accent 6" w:uiPriority="48"/>
+    <w:lsdException w:name="List Table 4 Accent 6" w:uiPriority="49"/>
+    <w:lsdException w:name="List Table 5 Dark Accent 6" w:uiPriority="50"/>
+    <w:lsdException w:name="List Table 6 Colorful Accent 6" w:uiPriority="51"/>
+    <w:lsdException w:name="List Table 7 Colorful Accent 6" w:uiPriority="52"/>
+    <w:lsdException w:name="Mention" w:semiHidden="1" w:unhideWhenUsed="1"/>
+    <w:lsdException w:name="Smart Hyperlink" w:semiHidden="1" w:unhideWhenUsed="1"/>
+    <w:lsdException w:name="Hashtag" w:semiHidden="1" w:unhideWhenUsed="1"/>
+    <w:lsdException w:name="Unresolved Mention" w:semiHidden="1" w:unhideWhenUsed="1"/>
+    <w:lsdException w:name="Smart Link" w:semiHidden="1" w:unhideWhenUsed="1"/>
+  </w:latentStyles>
+  <w:style w:type="paragraph" w:default="1" w:styleId="Normal">
+    <w:name w:val="Normal"/>
+    <w:qFormat/>
+  </w:style>
+  <w:style w:type="character" w:default="1" w:styleId="DefaultParagraphFont">
+    <w:name w:val="Default Paragraph Font"/>
+    <w:uiPriority w:val="1"/>
+    <w:semiHidden/>
+    <w:unhideWhenUsed/>
+  </w:style>
+  <w:style w:type="table" w:default="1" w:styleId="TableNormal">
+    <w:name w:val="Normal Table"/>
+    <w:uiPriority w:val="99"/>
+    <w:semiHidden/>
+    <w:unhideWhenUsed/>
+    <w:tblPr>
+      <w:tblInd w:w="0" w:type="dxa"/>
+      <w:tblCellMar>
+        <w:top w:w="0" w:type="dxa"/>
+        <w:left w:w="108" w:type="dxa"/>
+        <w:bottom w:w="0" w:type="dxa"/>
+        <w:right w:w="108" w:type="dxa"/>
+      </w:tblCellMar>
+    </w:tblPr>
+  </w:style>
+  <w:style w:type="numbering" w:default="1" w:styleId="NoList">
+    <w:name w:val="No List"/>
+    <w:uiPriority w:val="99"/>
+    <w:semiHidden/>
+    <w:unhideWhenUsed/>
+  </w:style>
+  <w:style w:type="character" w:styleId="PlaceholderText">
+    <w:name w:val="Placeholder Text"/>
+    <w:basedOn w:val="DefaultParagraphFont"/>
+    <w:uiPriority w:val="99"/>
+    <w:semiHidden/>
+    <w:rsid w:val="008A7D45"/>
+    <w:rPr>
+      <w:color w:val="808080"/>
+    </w:rPr>
+  </w:style>
+</w:styles>
+</file>
+
+<file path=word/glossary/webSettings.xml><?xml version="1.0" encoding="utf-8"?>
+<w:webSettings xmlns:mc="http://schemas.openxmlformats.org/markup-compatibility/2006" xmlns:r="http://schemas.openxmlformats.org/officeDocument/2006/relationships" xmlns:w="http://schemas.openxmlformats.org/wordprocessingml/2006/main" xmlns:w14="http://schemas.microsoft.com/office/word/2010/wordml" xmlns:w15="http://schemas.microsoft.com/office/word/2012/wordml" xmlns:w16cex="http://schemas.microsoft.com/office/word/2018/wordml/cex" xmlns:w16cid="http://schemas.microsoft.com/office/word/2016/wordml/cid" xmlns:w16="http://schemas.microsoft.com/office/word/2018/wordml" xmlns:w16du="http://schemas.microsoft.com/office/word/2023/wordml/word16du" xmlns:w16sdtdh="http://schemas.microsoft.com/office/word/2020/wordml/sdtdatahash" xmlns:w16sdtfl="http://schemas.microsoft.com/office/word/2024/wordml/sdtformatlock" xmlns:w16se="http://schemas.microsoft.com/office/word/2015/wordml/symex" mc:Ignorable="w14 w15 w16se w16cid w16 w16cex w16sdtdh w16sdtfl w16du">
+  <w:optimizeForBrowser/>
+  <w:allowPNG/>
+</w:webSettings>
+</file>
+
+<file path=word/theme/theme1.xml><?xml version="1.0" encoding="utf-8"?>
 <a:theme xmlns:a="http://schemas.openxmlformats.org/drawingml/2006/main" name="Office Theme">
   <a:themeElements>
     <a:clrScheme name="Office">
@@ -12376,259 +9999,152 @@
 </a:theme>
 </file>
 
-<file path=word\webSettings.xml><?xml version="1.0" encoding="utf-8"?>
-<w:webSettings xmlns:mc="http://schemas.openxmlformats.org/markup-compatibility/2006" xmlns:r="http://schemas.openxmlformats.org/officeDocument/2006/relationships" xmlns:w="http://schemas.openxmlformats.org/wordprocessingml/2006/main" xmlns:w14="http://schemas.microsoft.com/office/word/2010/wordml" xmlns:w15="http://schemas.microsoft.com/office/word/2012/wordml" xmlns:w16cex="http://schemas.microsoft.com/office/word/2018/wordml/cex" xmlns:w16cid="http://schemas.microsoft.com/office/word/2016/wordml/cid" xmlns:w16="http://schemas.microsoft.com/office/word/2018/wordml" xmlns:w16du="http://schemas.microsoft.com/office/word/2023/wordml/word16du" xmlns:w16sdtdh="http://schemas.microsoft.com/office/word/2020/wordml/sdtdatahash" xmlns:w16sdtfl="http://schemas.microsoft.com/office/word/2024/wordml/sdtformatlock" xmlns:w16se="http://schemas.microsoft.com/office/word/2015/wordml/symex" mc:Ignorable="w14 w15 w16se w16cid w16 w16cex w16sdtdh w16sdtfl w16du">
-  <w:divs>
-    <w:div w:id="282999417">
-      <w:bodyDiv w:val="1"/>
-      <w:marLeft w:val="0"/>
-      <w:marRight w:val="0"/>
-      <w:marTop w:val="0"/>
-      <w:marBottom w:val="0"/>
-      <w:divBdr>
-        <w:top w:val="none" w:sz="0" w:space="0" w:color="auto"/>
-        <w:left w:val="none" w:sz="0" w:space="0" w:color="auto"/>
-        <w:bottom w:val="none" w:sz="0" w:space="0" w:color="auto"/>
-        <w:right w:val="none" w:sz="0" w:space="0" w:color="auto"/>
-      </w:divBdr>
-    </w:div>
-    <w:div w:id="328757048">
-      <w:bodyDiv w:val="1"/>
-      <w:marLeft w:val="0"/>
-      <w:marRight w:val="0"/>
-      <w:marTop w:val="0"/>
-      <w:marBottom w:val="0"/>
-      <w:divBdr>
-        <w:top w:val="none" w:sz="0" w:space="0" w:color="auto"/>
-        <w:left w:val="none" w:sz="0" w:space="0" w:color="auto"/>
-        <w:bottom w:val="none" w:sz="0" w:space="0" w:color="auto"/>
-        <w:right w:val="none" w:sz="0" w:space="0" w:color="auto"/>
-      </w:divBdr>
-    </w:div>
-    <w:div w:id="689835907">
-      <w:bodyDiv w:val="1"/>
-      <w:marLeft w:val="0"/>
-      <w:marRight w:val="0"/>
-      <w:marTop w:val="0"/>
-      <w:marBottom w:val="0"/>
-      <w:divBdr>
-        <w:top w:val="none" w:sz="0" w:space="0" w:color="auto"/>
-        <w:left w:val="none" w:sz="0" w:space="0" w:color="auto"/>
-        <w:bottom w:val="none" w:sz="0" w:space="0" w:color="auto"/>
-        <w:right w:val="none" w:sz="0" w:space="0" w:color="auto"/>
-      </w:divBdr>
-    </w:div>
-    <w:div w:id="696275541">
-      <w:bodyDiv w:val="1"/>
-      <w:marLeft w:val="0"/>
-      <w:marRight w:val="0"/>
-      <w:marTop w:val="0"/>
-      <w:marBottom w:val="0"/>
-      <w:divBdr>
-        <w:top w:val="none" w:sz="0" w:space="0" w:color="auto"/>
-        <w:left w:val="none" w:sz="0" w:space="0" w:color="auto"/>
-        <w:bottom w:val="none" w:sz="0" w:space="0" w:color="auto"/>
-        <w:right w:val="none" w:sz="0" w:space="0" w:color="auto"/>
-      </w:divBdr>
-    </w:div>
-    <w:div w:id="832452259">
-      <w:bodyDiv w:val="1"/>
-      <w:marLeft w:val="0"/>
-      <w:marRight w:val="0"/>
-      <w:marTop w:val="0"/>
-      <w:marBottom w:val="0"/>
-      <w:divBdr>
-        <w:top w:val="none" w:sz="0" w:space="0" w:color="auto"/>
-        <w:left w:val="none" w:sz="0" w:space="0" w:color="auto"/>
-        <w:bottom w:val="none" w:sz="0" w:space="0" w:color="auto"/>
-        <w:right w:val="none" w:sz="0" w:space="0" w:color="auto"/>
-      </w:divBdr>
-    </w:div>
-    <w:div w:id="882862234">
-      <w:bodyDiv w:val="1"/>
-      <w:marLeft w:val="0"/>
-      <w:marRight w:val="0"/>
-      <w:marTop w:val="0"/>
-      <w:marBottom w:val="0"/>
-      <w:divBdr>
-        <w:top w:val="none" w:sz="0" w:space="0" w:color="auto"/>
-        <w:left w:val="none" w:sz="0" w:space="0" w:color="auto"/>
-        <w:bottom w:val="none" w:sz="0" w:space="0" w:color="auto"/>
-        <w:right w:val="none" w:sz="0" w:space="0" w:color="auto"/>
-      </w:divBdr>
-    </w:div>
-    <w:div w:id="1025138755">
-      <w:bodyDiv w:val="1"/>
-      <w:marLeft w:val="0"/>
-      <w:marRight w:val="0"/>
-      <w:marTop w:val="0"/>
-      <w:marBottom w:val="0"/>
-      <w:divBdr>
-        <w:top w:val="none" w:sz="0" w:space="0" w:color="auto"/>
-        <w:left w:val="none" w:sz="0" w:space="0" w:color="auto"/>
-        <w:bottom w:val="none" w:sz="0" w:space="0" w:color="auto"/>
-        <w:right w:val="none" w:sz="0" w:space="0" w:color="auto"/>
-      </w:divBdr>
-    </w:div>
-    <w:div w:id="1152596197">
-      <w:bodyDiv w:val="1"/>
-      <w:marLeft w:val="0"/>
-      <w:marRight w:val="0"/>
-      <w:marTop w:val="0"/>
-      <w:marBottom w:val="0"/>
-      <w:divBdr>
-        <w:top w:val="none" w:sz="0" w:space="0" w:color="auto"/>
-        <w:left w:val="none" w:sz="0" w:space="0" w:color="auto"/>
-        <w:bottom w:val="none" w:sz="0" w:space="0" w:color="auto"/>
-        <w:right w:val="none" w:sz="0" w:space="0" w:color="auto"/>
-      </w:divBdr>
-    </w:div>
-    <w:div w:id="1290629436">
-      <w:bodyDiv w:val="1"/>
-      <w:marLeft w:val="0"/>
-      <w:marRight w:val="0"/>
-      <w:marTop w:val="0"/>
-      <w:marBottom w:val="0"/>
-      <w:divBdr>
-        <w:top w:val="none" w:sz="0" w:space="0" w:color="auto"/>
-        <w:left w:val="none" w:sz="0" w:space="0" w:color="auto"/>
-        <w:bottom w:val="none" w:sz="0" w:space="0" w:color="auto"/>
-        <w:right w:val="none" w:sz="0" w:space="0" w:color="auto"/>
-      </w:divBdr>
-    </w:div>
-    <w:div w:id="1349218817">
-      <w:bodyDiv w:val="1"/>
-      <w:marLeft w:val="0"/>
-      <w:marRight w:val="0"/>
-      <w:marTop w:val="0"/>
-      <w:marBottom w:val="0"/>
-      <w:divBdr>
-        <w:top w:val="none" w:sz="0" w:space="0" w:color="auto"/>
-        <w:left w:val="none" w:sz="0" w:space="0" w:color="auto"/>
-        <w:bottom w:val="none" w:sz="0" w:space="0" w:color="auto"/>
-        <w:right w:val="none" w:sz="0" w:space="0" w:color="auto"/>
-      </w:divBdr>
-    </w:div>
-    <w:div w:id="1547334525">
-      <w:bodyDiv w:val="1"/>
-      <w:marLeft w:val="0"/>
-      <w:marRight w:val="0"/>
-      <w:marTop w:val="0"/>
-      <w:marBottom w:val="0"/>
-      <w:divBdr>
-        <w:top w:val="none" w:sz="0" w:space="0" w:color="auto"/>
-        <w:left w:val="none" w:sz="0" w:space="0" w:color="auto"/>
-        <w:bottom w:val="none" w:sz="0" w:space="0" w:color="auto"/>
-        <w:right w:val="none" w:sz="0" w:space="0" w:color="auto"/>
-      </w:divBdr>
-    </w:div>
-    <w:div w:id="1571188672">
-      <w:bodyDiv w:val="1"/>
-      <w:marLeft w:val="0"/>
-      <w:marRight w:val="0"/>
-      <w:marTop w:val="0"/>
-      <w:marBottom w:val="0"/>
-      <w:divBdr>
-        <w:top w:val="none" w:sz="0" w:space="0" w:color="auto"/>
-        <w:left w:val="none" w:sz="0" w:space="0" w:color="auto"/>
-        <w:bottom w:val="none" w:sz="0" w:space="0" w:color="auto"/>
-        <w:right w:val="none" w:sz="0" w:space="0" w:color="auto"/>
-      </w:divBdr>
-    </w:div>
-    <w:div w:id="1612082729">
-      <w:bodyDiv w:val="1"/>
-      <w:marLeft w:val="0"/>
-      <w:marRight w:val="0"/>
-      <w:marTop w:val="0"/>
-      <w:marBottom w:val="0"/>
-      <w:divBdr>
-        <w:top w:val="none" w:sz="0" w:space="0" w:color="auto"/>
-        <w:left w:val="none" w:sz="0" w:space="0" w:color="auto"/>
-        <w:bottom w:val="none" w:sz="0" w:space="0" w:color="auto"/>
-        <w:right w:val="none" w:sz="0" w:space="0" w:color="auto"/>
-      </w:divBdr>
-    </w:div>
-    <w:div w:id="1824278918">
-      <w:bodyDiv w:val="1"/>
-      <w:marLeft w:val="0"/>
-      <w:marRight w:val="0"/>
-      <w:marTop w:val="0"/>
-      <w:marBottom w:val="0"/>
-      <w:divBdr>
-        <w:top w:val="none" w:sz="0" w:space="0" w:color="auto"/>
-        <w:left w:val="none" w:sz="0" w:space="0" w:color="auto"/>
-        <w:bottom w:val="none" w:sz="0" w:space="0" w:color="auto"/>
-        <w:right w:val="none" w:sz="0" w:space="0" w:color="auto"/>
-      </w:divBdr>
-    </w:div>
-    <w:div w:id="1890920200">
-      <w:bodyDiv w:val="1"/>
-      <w:marLeft w:val="0"/>
-      <w:marRight w:val="0"/>
-      <w:marTop w:val="0"/>
-      <w:marBottom w:val="0"/>
-      <w:divBdr>
-        <w:top w:val="none" w:sz="0" w:space="0" w:color="auto"/>
-        <w:left w:val="none" w:sz="0" w:space="0" w:color="auto"/>
-        <w:bottom w:val="none" w:sz="0" w:space="0" w:color="auto"/>
-        <w:right w:val="none" w:sz="0" w:space="0" w:color="auto"/>
-      </w:divBdr>
-    </w:div>
-    <w:div w:id="1891112786">
-      <w:bodyDiv w:val="1"/>
-      <w:marLeft w:val="0"/>
-      <w:marRight w:val="0"/>
-      <w:marTop w:val="0"/>
-      <w:marBottom w:val="0"/>
-      <w:divBdr>
-        <w:top w:val="none" w:sz="0" w:space="0" w:color="auto"/>
-        <w:left w:val="none" w:sz="0" w:space="0" w:color="auto"/>
-        <w:bottom w:val="none" w:sz="0" w:space="0" w:color="auto"/>
-        <w:right w:val="none" w:sz="0" w:space="0" w:color="auto"/>
-      </w:divBdr>
-    </w:div>
-    <w:div w:id="1906987414">
-      <w:bodyDiv w:val="1"/>
-      <w:marLeft w:val="0"/>
-      <w:marRight w:val="0"/>
-      <w:marTop w:val="0"/>
-      <w:marBottom w:val="0"/>
-      <w:divBdr>
-        <w:top w:val="none" w:sz="0" w:space="0" w:color="auto"/>
-        <w:left w:val="none" w:sz="0" w:space="0" w:color="auto"/>
-        <w:bottom w:val="none" w:sz="0" w:space="0" w:color="auto"/>
-        <w:right w:val="none" w:sz="0" w:space="0" w:color="auto"/>
-      </w:divBdr>
-    </w:div>
-    <w:div w:id="2001539694">
-      <w:bodyDiv w:val="1"/>
-      <w:marLeft w:val="0"/>
-      <w:marRight w:val="0"/>
-      <w:marTop w:val="0"/>
-      <w:marBottom w:val="0"/>
-      <w:divBdr>
-        <w:top w:val="none" w:sz="0" w:space="0" w:color="auto"/>
-        <w:left w:val="none" w:sz="0" w:space="0" w:color="auto"/>
-        <w:bottom w:val="none" w:sz="0" w:space="0" w:color="auto"/>
-        <w:right w:val="none" w:sz="0" w:space="0" w:color="auto"/>
-      </w:divBdr>
-    </w:div>
-    <w:div w:id="2030332565">
-      <w:bodyDiv w:val="1"/>
-      <w:marLeft w:val="0"/>
-      <w:marRight w:val="0"/>
-      <w:marTop w:val="0"/>
-      <w:marBottom w:val="0"/>
-      <w:divBdr>
-        <w:top w:val="none" w:sz="0" w:space="0" w:color="auto"/>
-        <w:left w:val="none" w:sz="0" w:space="0" w:color="auto"/>
-        <w:bottom w:val="none" w:sz="0" w:space="0" w:color="auto"/>
-        <w:right w:val="none" w:sz="0" w:space="0" w:color="auto"/>
-      </w:divBdr>
-    </w:div>
-  </w:divs>
-  <w:optimizeForBrowser/>
-  <w:relyOnVML/>
-  <w:allowPNG/>
-</w:webSettings>
+<file path=customXml/item1.xml><?xml version="1.0" encoding="utf-8"?>
+<b:Sources xmlns:b="http://schemas.openxmlformats.org/officeDocument/2006/bibliography" xmlns="http://schemas.openxmlformats.org/officeDocument/2006/bibliography" SelectedStyle="\APA.XSL" StyleName="APA"/>
+</file>
+
+<file path=customXml/item2.xml><?xml version="1.0" encoding="utf-8"?>
+<?mso-contentType ?>
+<FormTemplates xmlns="http://schemas.microsoft.com/sharepoint/v3/contenttype/forms">
+  <Display>DocumentLibraryForm</Display>
+  <Edit>DocumentLibraryForm</Edit>
+  <New>DocumentLibraryForm</New>
+</FormTemplates>
+</file>
+
+<file path=customXml/item3.xml><?xml version="1.0" encoding="utf-8"?>
+<ct:contentTypeSchema xmlns:ct="http://schemas.microsoft.com/office/2006/metadata/contentType" xmlns:ma="http://schemas.microsoft.com/office/2006/metadata/properties/metaAttributes" ct:_="" ma:_="" ma:contentTypeName="Document" ma:contentTypeID="0x01010027921C837FF7CF45805A3EEFCEA16037" ma:contentTypeVersion="2" ma:contentTypeDescription="Create a new document." ma:contentTypeScope="" ma:versionID="e70ce9119556458e8c896827748ccebf">
+  <xsd:schema xmlns:xsd="http://www.w3.org/2001/XMLSchema" xmlns:p="http://schemas.microsoft.com/office/2006/metadata/properties" xmlns:ns2="27120ea7-e29f-4289-be69-b33f6ff1fd8f" targetNamespace="http://schemas.microsoft.com/office/2006/metadata/properties" ma:root="true" ma:fieldsID="ed075779580fa26a6cc176b6dde06b0a" ns2:_="">
+    <xsd:import namespace="27120ea7-e29f-4289-be69-b33f6ff1fd8f"/>
+    <xsd:element name="properties">
+      <xsd:complexType>
+        <xsd:sequence>
+          <xsd:element name="documentManagement">
+            <xsd:complexType>
+              <xsd:all>
+                <xsd:element ref="ns2:Owner"/>
+                <xsd:element ref="ns2:Description0" minOccurs="0"/>
+              </xsd:all>
+            </xsd:complexType>
+          </xsd:element>
+        </xsd:sequence>
+      </xsd:complexType>
+    </xsd:element>
+  </xsd:schema>
+  <xsd:schema xmlns:xsd="http://www.w3.org/2001/XMLSchema" xmlns:dms="http://schemas.microsoft.com/office/2006/documentManagement/types" targetNamespace="27120ea7-e29f-4289-be69-b33f6ff1fd8f" elementFormDefault="qualified">
+    <xsd:import namespace="http://schemas.microsoft.com/office/2006/documentManagement/types"/>
+    <xsd:element name="Owner" ma:index="8" ma:displayName="Owner" ma:description="Document owner name" ma:list="UserInfo" ma:internalName="Owner" ma:showField="Title">
+      <xsd:complexType>
+        <xsd:complexContent>
+          <xsd:extension base="dms:User">
+            <xsd:sequence>
+              <xsd:element name="UserInfo" minOccurs="0" maxOccurs="unbounded">
+                <xsd:complexType>
+                  <xsd:sequence>
+                    <xsd:element name="DisplayName" type="xsd:string" minOccurs="0"/>
+                    <xsd:element name="AccountId" type="dms:UserId" minOccurs="0"/>
+                    <xsd:element name="AccountType" type="xsd:string" minOccurs="0"/>
+                  </xsd:sequence>
+                </xsd:complexType>
+              </xsd:element>
+            </xsd:sequence>
+          </xsd:extension>
+        </xsd:complexContent>
+      </xsd:complexType>
+    </xsd:element>
+    <xsd:element name="Description0" ma:index="9" nillable="true" ma:displayName="Description" ma:internalName="Description0">
+      <xsd:simpleType>
+        <xsd:restriction base="dms:Note"/>
+      </xsd:simpleType>
+    </xsd:element>
+  </xsd:schema>
+  <xsd:schema xmlns="http://schemas.openxmlformats.org/package/2006/metadata/core-properties" xmlns:xsd="http://www.w3.org/2001/XMLSchema" xmlns:xsi="http://www.w3.org/2001/XMLSchema-instance" xmlns:dc="http://purl.org/dc/elements/1.1/" xmlns:dcterms="http://purl.org/dc/terms/" xmlns:odoc="http://schemas.microsoft.com/office/internal/2005/internalDocumentation" targetNamespace="http://schemas.openxmlformats.org/package/2006/metadata/core-properties" elementFormDefault="qualified" attributeFormDefault="unqualified" blockDefault="#all">
+    <xsd:import namespace="http://purl.org/dc/elements/1.1/" schemaLocation="http://dublincore.org/schemas/xmls/qdc/2003/04/02/dc.xsd"/>
+    <xsd:import namespace="http://purl.org/dc/terms/" schemaLocation="http://dublincore.org/schemas/xmls/qdc/2003/04/02/dcterms.xsd"/>
+    <xsd:element name="coreProperties" type="CT_coreProperties"/>
+    <xsd:complexType name="CT_coreProperties">
+      <xsd:all>
+        <xsd:element ref="dc:creator" minOccurs="0" maxOccurs="1"/>
+        <xsd:element ref="dcterms:created" minOccurs="0" maxOccurs="1"/>
+        <xsd:element ref="dc:identifier" minOccurs="0" maxOccurs="1"/>
+        <xsd:element name="contentType" minOccurs="0" maxOccurs="1" type="xsd:string" ma:index="0" ma:displayName="Content Type" ma:readOnly="true"/>
+        <xsd:element ref="dc:title" minOccurs="0" maxOccurs="1" ma:index="4" ma:displayName="Title"/>
+        <xsd:element ref="dc:subject" minOccurs="0" maxOccurs="1"/>
+        <xsd:element ref="dc:description" minOccurs="0" maxOccurs="1"/>
+        <xsd:element name="keywords" minOccurs="0" maxOccurs="1" type="xsd:string"/>
+        <xsd:element ref="dc:language" minOccurs="0" maxOccurs="1"/>
+        <xsd:element name="category" minOccurs="0" maxOccurs="1" type="xsd:string"/>
+        <xsd:element name="version" minOccurs="0" maxOccurs="1" type="xsd:string"/>
+        <xsd:element name="revision" minOccurs="0" maxOccurs="1" type="xsd:string">
+          <xsd:annotation>
+            <xsd:documentation>
+                        This value indicates the number of saves or revisions. The application is responsible for updating this value after each revision.
+                    </xsd:documentation>
+          </xsd:annotation>
+        </xsd:element>
+        <xsd:element name="lastModifiedBy" minOccurs="0" maxOccurs="1" type="xsd:string"/>
+        <xsd:element ref="dcterms:modified" minOccurs="0" maxOccurs="1"/>
+        <xsd:element name="lastPrinted" minOccurs="0" maxOccurs="1" type="xsd:dateTime"/>
+        <xsd:element name="contentStatus" minOccurs="0" maxOccurs="1" type="xsd:string"/>
+      </xsd:all>
+    </xsd:complexType>
+  </xsd:schema>
+</ct:contentTypeSchema>
+</file>
+
+<file path=customXml/item4.xml><?xml version="1.0" encoding="utf-8"?>
+<p:properties xmlns:p="http://schemas.microsoft.com/office/2006/metadata/properties" xmlns:xsi="http://www.w3.org/2001/XMLSchema-instance">
+  <documentManagement>
+    <Description0 xmlns="27120ea7-e29f-4289-be69-b33f6ff1fd8f" xsi:nil="true"/>
+    <Owner xmlns="27120ea7-e29f-4289-be69-b33f6ff1fd8f">
+      <UserInfo>
+        <DisplayName>David Burke</DisplayName>
+        <AccountId>12059</AccountId>
+        <AccountType/>
+      </UserInfo>
+    </Owner>
+  </documentManagement>
+</p:properties>
+</file>
+
+<file path=customXml/itemProps1.xml><?xml version="1.0" encoding="utf-8"?>
+<ds:datastoreItem xmlns:ds="http://schemas.openxmlformats.org/officeDocument/2006/customXml" ds:itemID="{B39B90AA-E3E1-4B8F-A98D-A6ABC61693EC}">
+  <ds:schemaRefs>
+    <ds:schemaRef ds:uri="http://schemas.openxmlformats.org/officeDocument/2006/bibliography"/>
+  </ds:schemaRefs>
+</ds:datastoreItem>
+</file>
+
+<file path=customXml/itemProps2.xml><?xml version="1.0" encoding="utf-8"?>
+<ds:datastoreItem xmlns:ds="http://schemas.openxmlformats.org/officeDocument/2006/customXml" ds:itemID="{472F559A-7151-4616-8390-CEE5B6654C26}">
+  <ds:schemaRefs>
+    <ds:schemaRef ds:uri="http://schemas.microsoft.com/sharepoint/v3/contenttype/forms"/>
+  </ds:schemaRefs>
+</ds:datastoreItem>
+</file>
+
+<file path=customXml/itemProps3.xml><?xml version="1.0" encoding="utf-8"?>
+<ds:datastoreItem xmlns:ds="http://schemas.openxmlformats.org/officeDocument/2006/customXml" ds:itemID="{DB080B90-DA28-423F-90C5-F96367950AEF}">
+  <ds:schemaRefs>
+    <ds:schemaRef ds:uri="http://schemas.microsoft.com/office/2006/metadata/contentType"/>
+    <ds:schemaRef ds:uri="http://schemas.microsoft.com/office/2006/metadata/properties/metaAttributes"/>
+    <ds:schemaRef ds:uri="http://www.w3.org/2001/XMLSchema"/>
+    <ds:schemaRef ds:uri="http://schemas.microsoft.com/office/2006/metadata/properties"/>
+    <ds:schemaRef ds:uri="27120ea7-e29f-4289-be69-b33f6ff1fd8f"/>
+    <ds:schemaRef ds:uri="http://schemas.microsoft.com/office/2006/documentManagement/types"/>
+    <ds:schemaRef ds:uri="http://schemas.openxmlformats.org/package/2006/metadata/core-properties"/>
+    <ds:schemaRef ds:uri="http://purl.org/dc/elements/1.1/"/>
+    <ds:schemaRef ds:uri="http://purl.org/dc/terms/"/>
+    <ds:schemaRef ds:uri="http://schemas.microsoft.com/office/internal/2005/internalDocumentation"/>
+  </ds:schemaRefs>
+</ds:datastoreItem>
+</file>
+
+<file path=customXml/itemProps4.xml><?xml version="1.0" encoding="utf-8"?>
+<ds:datastoreItem xmlns:ds="http://schemas.openxmlformats.org/officeDocument/2006/customXml" ds:itemID="{3AEDE9CB-3D76-423B-A43A-9B9F067D5F42}">
+  <ds:schemaRefs>
+    <ds:schemaRef ds:uri="http://schemas.microsoft.com/office/2006/metadata/properties"/>
+    <ds:schemaRef ds:uri="27120ea7-e29f-4289-be69-b33f6ff1fd8f"/>
+  </ds:schemaRefs>
+</ds:datastoreItem>
 </file>